--- a/Document/协议文档.docx
+++ b/Document/协议文档.docx
@@ -78,7 +78,6 @@
               <w:tab w:val="right" w:leader="dot" w:pos="8296"/>
             </w:tabs>
             <w:rPr>
-              <w:rFonts w:hint="eastAsia"/>
               <w:noProof/>
               <w:sz w:val="22"/>
               <w:szCs w:val="24"/>
@@ -180,7 +179,6 @@
               <w:tab w:val="right" w:leader="dot" w:pos="8296"/>
             </w:tabs>
             <w:rPr>
-              <w:rFonts w:hint="eastAsia"/>
               <w:noProof/>
               <w:sz w:val="22"/>
               <w:szCs w:val="24"/>
@@ -273,7 +271,6 @@
               <w:tab w:val="right" w:leader="dot" w:pos="8296"/>
             </w:tabs>
             <w:rPr>
-              <w:rFonts w:hint="eastAsia"/>
               <w:noProof/>
               <w:sz w:val="22"/>
               <w:szCs w:val="24"/>
@@ -366,7 +363,6 @@
               <w:tab w:val="right" w:leader="dot" w:pos="8296"/>
             </w:tabs>
             <w:rPr>
-              <w:rFonts w:hint="eastAsia"/>
               <w:noProof/>
               <w:sz w:val="22"/>
               <w:szCs w:val="24"/>
@@ -459,7 +455,6 @@
               <w:tab w:val="right" w:leader="dot" w:pos="8296"/>
             </w:tabs>
             <w:rPr>
-              <w:rFonts w:hint="eastAsia"/>
               <w:noProof/>
               <w:sz w:val="22"/>
               <w:szCs w:val="24"/>
@@ -552,7 +547,6 @@
               <w:tab w:val="right" w:leader="dot" w:pos="8296"/>
             </w:tabs>
             <w:rPr>
-              <w:rFonts w:hint="eastAsia"/>
               <w:noProof/>
               <w:sz w:val="22"/>
               <w:szCs w:val="24"/>
@@ -645,7 +639,6 @@
               <w:tab w:val="right" w:leader="dot" w:pos="8296"/>
             </w:tabs>
             <w:rPr>
-              <w:rFonts w:hint="eastAsia"/>
               <w:noProof/>
               <w:sz w:val="22"/>
               <w:szCs w:val="24"/>
@@ -738,7 +731,6 @@
               <w:tab w:val="right" w:leader="dot" w:pos="8296"/>
             </w:tabs>
             <w:rPr>
-              <w:rFonts w:hint="eastAsia"/>
               <w:noProof/>
               <w:sz w:val="22"/>
               <w:szCs w:val="24"/>
@@ -845,7 +837,6 @@
               <w:tab w:val="right" w:leader="dot" w:pos="8296"/>
             </w:tabs>
             <w:rPr>
-              <w:rFonts w:hint="eastAsia"/>
               <w:noProof/>
               <w:sz w:val="22"/>
               <w:szCs w:val="24"/>
@@ -945,7 +936,6 @@
               <w:tab w:val="right" w:leader="dot" w:pos="8296"/>
             </w:tabs>
             <w:rPr>
-              <w:rFonts w:hint="eastAsia"/>
               <w:noProof/>
               <w:sz w:val="22"/>
               <w:szCs w:val="24"/>
@@ -1045,7 +1035,6 @@
               <w:tab w:val="right" w:leader="dot" w:pos="8296"/>
             </w:tabs>
             <w:rPr>
-              <w:rFonts w:hint="eastAsia"/>
               <w:noProof/>
               <w:sz w:val="22"/>
               <w:szCs w:val="24"/>
@@ -1145,7 +1134,6 @@
               <w:tab w:val="right" w:leader="dot" w:pos="8296"/>
             </w:tabs>
             <w:rPr>
-              <w:rFonts w:hint="eastAsia"/>
               <w:noProof/>
               <w:sz w:val="22"/>
               <w:szCs w:val="24"/>
@@ -1245,7 +1233,6 @@
               <w:tab w:val="right" w:leader="dot" w:pos="8296"/>
             </w:tabs>
             <w:rPr>
-              <w:rFonts w:hint="eastAsia"/>
               <w:noProof/>
               <w:sz w:val="22"/>
               <w:szCs w:val="24"/>
@@ -1345,7 +1332,6 @@
               <w:tab w:val="right" w:leader="dot" w:pos="8296"/>
             </w:tabs>
             <w:rPr>
-              <w:rFonts w:hint="eastAsia"/>
               <w:noProof/>
               <w:sz w:val="22"/>
               <w:szCs w:val="24"/>
@@ -1445,7 +1431,6 @@
               <w:tab w:val="right" w:leader="dot" w:pos="8296"/>
             </w:tabs>
             <w:rPr>
-              <w:rFonts w:hint="eastAsia"/>
               <w:noProof/>
               <w:sz w:val="22"/>
               <w:szCs w:val="24"/>
@@ -1545,7 +1530,6 @@
               <w:tab w:val="right" w:leader="dot" w:pos="8296"/>
             </w:tabs>
             <w:rPr>
-              <w:rFonts w:hint="eastAsia"/>
               <w:noProof/>
               <w:sz w:val="22"/>
               <w:szCs w:val="24"/>
@@ -1645,7 +1629,6 @@
               <w:tab w:val="right" w:leader="dot" w:pos="8296"/>
             </w:tabs>
             <w:rPr>
-              <w:rFonts w:hint="eastAsia"/>
               <w:noProof/>
               <w:sz w:val="22"/>
               <w:szCs w:val="24"/>
@@ -1745,7 +1728,6 @@
               <w:tab w:val="right" w:leader="dot" w:pos="8296"/>
             </w:tabs>
             <w:rPr>
-              <w:rFonts w:hint="eastAsia"/>
               <w:noProof/>
               <w:sz w:val="22"/>
               <w:szCs w:val="24"/>
@@ -1845,7 +1827,6 @@
               <w:tab w:val="right" w:leader="dot" w:pos="8296"/>
             </w:tabs>
             <w:rPr>
-              <w:rFonts w:hint="eastAsia"/>
               <w:noProof/>
               <w:sz w:val="22"/>
               <w:szCs w:val="24"/>
@@ -1945,7 +1926,6 @@
               <w:tab w:val="right" w:leader="dot" w:pos="8296"/>
             </w:tabs>
             <w:rPr>
-              <w:rFonts w:hint="eastAsia"/>
               <w:noProof/>
               <w:sz w:val="22"/>
               <w:szCs w:val="24"/>
@@ -2045,7 +2025,6 @@
               <w:tab w:val="right" w:leader="dot" w:pos="8296"/>
             </w:tabs>
             <w:rPr>
-              <w:rFonts w:hint="eastAsia"/>
               <w:noProof/>
               <w:sz w:val="22"/>
               <w:szCs w:val="24"/>
@@ -2145,7 +2124,6 @@
               <w:tab w:val="right" w:leader="dot" w:pos="8296"/>
             </w:tabs>
             <w:rPr>
-              <w:rFonts w:hint="eastAsia"/>
               <w:noProof/>
               <w:sz w:val="22"/>
               <w:szCs w:val="24"/>
@@ -2245,7 +2223,6 @@
               <w:tab w:val="right" w:leader="dot" w:pos="8296"/>
             </w:tabs>
             <w:rPr>
-              <w:rFonts w:hint="eastAsia"/>
               <w:noProof/>
               <w:sz w:val="22"/>
               <w:szCs w:val="24"/>
@@ -2345,7 +2322,6 @@
               <w:tab w:val="right" w:leader="dot" w:pos="8296"/>
             </w:tabs>
             <w:rPr>
-              <w:rFonts w:hint="eastAsia"/>
               <w:noProof/>
               <w:sz w:val="22"/>
               <w:szCs w:val="24"/>
@@ -2445,7 +2421,6 @@
               <w:tab w:val="right" w:leader="dot" w:pos="8296"/>
             </w:tabs>
             <w:rPr>
-              <w:rFonts w:hint="eastAsia"/>
               <w:noProof/>
               <w:sz w:val="22"/>
               <w:szCs w:val="24"/>
@@ -2545,7 +2520,6 @@
               <w:tab w:val="right" w:leader="dot" w:pos="8296"/>
             </w:tabs>
             <w:rPr>
-              <w:rFonts w:hint="eastAsia"/>
               <w:noProof/>
               <w:sz w:val="22"/>
               <w:szCs w:val="24"/>
@@ -2645,7 +2619,6 @@
               <w:tab w:val="right" w:leader="dot" w:pos="8296"/>
             </w:tabs>
             <w:rPr>
-              <w:rFonts w:hint="eastAsia"/>
               <w:noProof/>
               <w:sz w:val="22"/>
               <w:szCs w:val="24"/>
@@ -2745,7 +2718,6 @@
               <w:tab w:val="right" w:leader="dot" w:pos="8296"/>
             </w:tabs>
             <w:rPr>
-              <w:rFonts w:hint="eastAsia"/>
               <w:noProof/>
               <w:sz w:val="22"/>
               <w:szCs w:val="24"/>
@@ -2845,7 +2817,6 @@
               <w:tab w:val="right" w:leader="dot" w:pos="8296"/>
             </w:tabs>
             <w:rPr>
-              <w:rFonts w:hint="eastAsia"/>
               <w:noProof/>
               <w:sz w:val="22"/>
               <w:szCs w:val="24"/>
@@ -2945,7 +2916,6 @@
               <w:tab w:val="right" w:leader="dot" w:pos="8296"/>
             </w:tabs>
             <w:rPr>
-              <w:rFonts w:hint="eastAsia"/>
               <w:noProof/>
               <w:sz w:val="22"/>
               <w:szCs w:val="24"/>
@@ -3045,7 +3015,6 @@
               <w:tab w:val="right" w:leader="dot" w:pos="8296"/>
             </w:tabs>
             <w:rPr>
-              <w:rFonts w:hint="eastAsia"/>
               <w:noProof/>
               <w:sz w:val="22"/>
               <w:szCs w:val="24"/>
@@ -3145,7 +3114,6 @@
               <w:tab w:val="right" w:leader="dot" w:pos="8296"/>
             </w:tabs>
             <w:rPr>
-              <w:rFonts w:hint="eastAsia"/>
               <w:noProof/>
               <w:sz w:val="22"/>
               <w:szCs w:val="24"/>
@@ -3245,7 +3213,6 @@
               <w:tab w:val="right" w:leader="dot" w:pos="8296"/>
             </w:tabs>
             <w:rPr>
-              <w:rFonts w:hint="eastAsia"/>
               <w:noProof/>
               <w:sz w:val="22"/>
               <w:szCs w:val="24"/>
@@ -3345,7 +3312,6 @@
               <w:tab w:val="right" w:leader="dot" w:pos="8296"/>
             </w:tabs>
             <w:rPr>
-              <w:rFonts w:hint="eastAsia"/>
               <w:noProof/>
               <w:sz w:val="22"/>
               <w:szCs w:val="24"/>
@@ -3445,7 +3411,6 @@
               <w:tab w:val="right" w:leader="dot" w:pos="8296"/>
             </w:tabs>
             <w:rPr>
-              <w:rFonts w:hint="eastAsia"/>
               <w:noProof/>
               <w:sz w:val="22"/>
               <w:szCs w:val="24"/>
@@ -3545,7 +3510,6 @@
               <w:tab w:val="right" w:leader="dot" w:pos="8296"/>
             </w:tabs>
             <w:rPr>
-              <w:rFonts w:hint="eastAsia"/>
               <w:noProof/>
               <w:sz w:val="22"/>
               <w:szCs w:val="24"/>
@@ -3645,7 +3609,6 @@
               <w:tab w:val="right" w:leader="dot" w:pos="8296"/>
             </w:tabs>
             <w:rPr>
-              <w:rFonts w:hint="eastAsia"/>
               <w:noProof/>
               <w:sz w:val="22"/>
               <w:szCs w:val="24"/>
@@ -3745,7 +3708,6 @@
               <w:tab w:val="right" w:leader="dot" w:pos="8296"/>
             </w:tabs>
             <w:rPr>
-              <w:rFonts w:hint="eastAsia"/>
               <w:noProof/>
               <w:sz w:val="22"/>
               <w:szCs w:val="24"/>
@@ -3845,7 +3807,6 @@
               <w:tab w:val="right" w:leader="dot" w:pos="8296"/>
             </w:tabs>
             <w:rPr>
-              <w:rFonts w:hint="eastAsia"/>
               <w:noProof/>
               <w:sz w:val="22"/>
               <w:szCs w:val="24"/>
@@ -3945,7 +3906,6 @@
               <w:tab w:val="right" w:leader="dot" w:pos="8296"/>
             </w:tabs>
             <w:rPr>
-              <w:rFonts w:hint="eastAsia"/>
               <w:noProof/>
               <w:sz w:val="22"/>
               <w:szCs w:val="24"/>
@@ -4045,7 +4005,6 @@
               <w:tab w:val="right" w:leader="dot" w:pos="8296"/>
             </w:tabs>
             <w:rPr>
-              <w:rFonts w:hint="eastAsia"/>
               <w:noProof/>
               <w:sz w:val="22"/>
               <w:szCs w:val="24"/>
@@ -4145,7 +4104,6 @@
               <w:tab w:val="right" w:leader="dot" w:pos="8296"/>
             </w:tabs>
             <w:rPr>
-              <w:rFonts w:hint="eastAsia"/>
               <w:noProof/>
               <w:sz w:val="22"/>
               <w:szCs w:val="24"/>
@@ -4245,7 +4203,6 @@
               <w:tab w:val="right" w:leader="dot" w:pos="8296"/>
             </w:tabs>
             <w:rPr>
-              <w:rFonts w:hint="eastAsia"/>
               <w:noProof/>
               <w:sz w:val="22"/>
               <w:szCs w:val="24"/>
@@ -4345,7 +4302,6 @@
               <w:tab w:val="right" w:leader="dot" w:pos="8296"/>
             </w:tabs>
             <w:rPr>
-              <w:rFonts w:hint="eastAsia"/>
               <w:noProof/>
               <w:sz w:val="22"/>
               <w:szCs w:val="24"/>
@@ -4445,7 +4401,6 @@
               <w:tab w:val="right" w:leader="dot" w:pos="8296"/>
             </w:tabs>
             <w:rPr>
-              <w:rFonts w:hint="eastAsia"/>
               <w:noProof/>
               <w:sz w:val="22"/>
               <w:szCs w:val="24"/>
@@ -4552,7 +4507,6 @@
               <w:tab w:val="right" w:leader="dot" w:pos="8296"/>
             </w:tabs>
             <w:rPr>
-              <w:rFonts w:hint="eastAsia"/>
               <w:noProof/>
               <w:sz w:val="22"/>
               <w:szCs w:val="24"/>
@@ -4652,7 +4606,6 @@
               <w:tab w:val="right" w:leader="dot" w:pos="8296"/>
             </w:tabs>
             <w:rPr>
-              <w:rFonts w:hint="eastAsia"/>
               <w:noProof/>
               <w:sz w:val="22"/>
               <w:szCs w:val="24"/>
@@ -4752,7 +4705,6 @@
               <w:tab w:val="right" w:leader="dot" w:pos="8296"/>
             </w:tabs>
             <w:rPr>
-              <w:rFonts w:hint="eastAsia"/>
               <w:noProof/>
               <w:sz w:val="22"/>
               <w:szCs w:val="24"/>
@@ -4859,7 +4811,6 @@
               <w:tab w:val="right" w:leader="dot" w:pos="8296"/>
             </w:tabs>
             <w:rPr>
-              <w:rFonts w:hint="eastAsia"/>
               <w:noProof/>
               <w:sz w:val="22"/>
               <w:szCs w:val="24"/>
@@ -4952,7 +4903,6 @@
               <w:tab w:val="right" w:leader="dot" w:pos="8296"/>
             </w:tabs>
             <w:rPr>
-              <w:rFonts w:hint="eastAsia"/>
               <w:noProof/>
               <w:sz w:val="22"/>
               <w:szCs w:val="24"/>
@@ -5045,7 +4995,6 @@
               <w:tab w:val="right" w:leader="dot" w:pos="8296"/>
             </w:tabs>
             <w:rPr>
-              <w:rFonts w:hint="eastAsia"/>
               <w:noProof/>
               <w:sz w:val="22"/>
               <w:szCs w:val="24"/>
@@ -5138,7 +5087,6 @@
               <w:tab w:val="right" w:leader="dot" w:pos="8296"/>
             </w:tabs>
             <w:rPr>
-              <w:rFonts w:hint="eastAsia"/>
               <w:noProof/>
               <w:sz w:val="22"/>
               <w:szCs w:val="24"/>
@@ -5231,7 +5179,6 @@
               <w:tab w:val="right" w:leader="dot" w:pos="8296"/>
             </w:tabs>
             <w:rPr>
-              <w:rFonts w:hint="eastAsia"/>
               <w:noProof/>
               <w:sz w:val="22"/>
               <w:szCs w:val="24"/>
@@ -5338,7 +5285,6 @@
               <w:tab w:val="right" w:leader="dot" w:pos="8296"/>
             </w:tabs>
             <w:rPr>
-              <w:rFonts w:hint="eastAsia"/>
               <w:noProof/>
               <w:sz w:val="22"/>
               <w:szCs w:val="24"/>
@@ -5445,7 +5391,6 @@
               <w:tab w:val="right" w:leader="dot" w:pos="8296"/>
             </w:tabs>
             <w:rPr>
-              <w:rFonts w:hint="eastAsia"/>
               <w:noProof/>
               <w:sz w:val="22"/>
               <w:szCs w:val="24"/>
@@ -5538,7 +5483,6 @@
               <w:tab w:val="right" w:leader="dot" w:pos="8296"/>
             </w:tabs>
             <w:rPr>
-              <w:rFonts w:hint="eastAsia"/>
               <w:noProof/>
               <w:sz w:val="22"/>
               <w:szCs w:val="24"/>
@@ -6122,7 +6066,7 @@
               <w:rPr>
                 <w:rFonts w:hint="eastAsia"/>
               </w:rPr>
-              <w:t>3</w:t>
+              <w:t>5</w:t>
             </w:r>
             <w:r>
               <w:rPr>
@@ -6134,7 +6078,7 @@
               <w:rPr>
                 <w:rFonts w:hint="eastAsia"/>
               </w:rPr>
-              <w:t>3</w:t>
+              <w:t>1</w:t>
             </w:r>
             <w:r>
               <w:rPr>
@@ -6239,13 +6183,7 @@
               <w:rPr>
                 <w:rFonts w:hint="eastAsia"/>
               </w:rPr>
-              <w:t>0</w:t>
-            </w:r>
-            <w:r>
-              <w:rPr>
-                <w:rFonts w:hint="eastAsia"/>
-              </w:rPr>
-              <w:t>6</w:t>
+              <w:t>10</w:t>
             </w:r>
             <w:r>
               <w:t>-</w:t>
@@ -6254,7 +6192,7 @@
               <w:rPr>
                 <w:rFonts w:hint="eastAsia"/>
               </w:rPr>
-              <w:t>30</w:t>
+              <w:t>01</w:t>
             </w:r>
           </w:p>
         </w:tc>
@@ -9825,6 +9763,11 @@
       </w:r>
     </w:p>
     <w:p>
+      <w:pPr>
+        <w:rPr>
+          <w:rFonts w:hint="eastAsia"/>
+        </w:rPr>
+      </w:pPr>
       <w:r>
         <w:rPr>
           <w:rFonts w:hint="eastAsia"/>
@@ -9945,6 +9888,27 @@
         </w:rPr>
         <w:t>可以指定输出在某个指定网卡上</w:t>
       </w:r>
+      <w:r>
+        <w:rPr>
+          <w:rFonts w:hint="eastAsia"/>
+        </w:rPr>
+        <w:t>,</w:t>
+      </w:r>
+      <w:r>
+        <w:t>bThumbnail</w:t>
+      </w:r>
+      <w:r>
+        <w:rPr>
+          <w:rFonts w:hint="eastAsia"/>
+        </w:rPr>
+        <w:t xml:space="preserve"> </w:t>
+      </w:r>
+      <w:r>
+        <w:rPr>
+          <w:rFonts w:hint="eastAsia"/>
+        </w:rPr>
+        <w:t>意思是转码完毕是否创建视频九宫格缩略图</w:t>
+      </w:r>
     </w:p>
     <w:p>
       <w:r>
@@ -9952,6 +9916,11 @@
       </w:r>
     </w:p>
     <w:p>
+      <w:pPr>
+        <w:rPr>
+          <w:rFonts w:hint="eastAsia"/>
+        </w:rPr>
+      </w:pPr>
       <w:r>
         <w:rPr>
           <w:rFonts w:hint="eastAsia"/>
@@ -9972,6 +9941,11 @@
       </w:r>
     </w:p>
     <w:p>
+      <w:pPr>
+        <w:rPr>
+          <w:rFonts w:hint="eastAsia"/>
+        </w:rPr>
+      </w:pPr>
       <w:r>
         <w:rPr>
           <w:rFonts w:hint="eastAsia"/>
@@ -10008,10 +9982,20 @@
     </w:p>
     <w:p>
       <w:r>
-        <w:t xml:space="preserve">    "nTotalRate": 0</w:t>
-      </w:r>
-    </w:p>
-    <w:p>
+        <w:t xml:space="preserve">    "nTotalRate": 0,</w:t>
+      </w:r>
+    </w:p>
+    <w:p>
+      <w:r>
+        <w:t xml:space="preserve">    "bThumbnail": false</w:t>
+      </w:r>
+    </w:p>
+    <w:p>
+      <w:pPr>
+        <w:rPr>
+          <w:rFonts w:hint="eastAsia"/>
+        </w:rPr>
+      </w:pPr>
       <w:r>
         <w:t>}</w:t>
       </w:r>
@@ -10132,6 +10116,7 @@
     </w:p>
     <w:p>
       <w:r>
+        <w:lastRenderedPageBreak/>
         <w:t xml:space="preserve">    "streamtype": "</w:t>
       </w:r>
       <w:r>
@@ -10154,7 +10139,6 @@
         <w:rPr>
           <w:rFonts w:hint="eastAsia"/>
         </w:rPr>
-        <w:lastRenderedPageBreak/>
         <w:t>转录文件</w:t>
       </w:r>
     </w:p>
@@ -11532,6 +11516,234 @@
       </w:r>
     </w:p>
     <w:p>
+      <w:r>
+        <w:rPr>
+          <w:rFonts w:hint="eastAsia"/>
+        </w:rPr>
+        <w:t>他还可以负载屏幕录制</w:t>
+      </w:r>
+      <w:r>
+        <w:rPr>
+          <w:rFonts w:hint="eastAsia"/>
+        </w:rPr>
+        <w:t>,</w:t>
+      </w:r>
+      <w:r>
+        <w:rPr>
+          <w:rFonts w:hint="eastAsia"/>
+        </w:rPr>
+        <w:t>比如设置</w:t>
+      </w:r>
+      <w:r>
+        <w:rPr>
+          <w:rFonts w:hint="eastAsia"/>
+        </w:rPr>
+        <w:t>,</w:t>
+      </w:r>
+      <w:r>
+        <w:rPr>
+          <w:rFonts w:hint="eastAsia"/>
+        </w:rPr>
+        <w:t>windows</w:t>
+      </w:r>
+      <w:r>
+        <w:rPr>
+          <w:rFonts w:hint="eastAsia"/>
+        </w:rPr>
+        <w:t>录制屏幕</w:t>
+      </w:r>
+      <w:r>
+        <w:rPr>
+          <w:rFonts w:hint="eastAsia"/>
+        </w:rPr>
+        <w:t>:</w:t>
+      </w:r>
+      <w:r>
+        <w:br/>
+      </w:r>
+      <w:r>
+        <w:t>{</w:t>
+      </w:r>
+    </w:p>
+    <w:p>
+      <w:r>
+        <w:t xml:space="preserve">    "filename": "local",</w:t>
+      </w:r>
+    </w:p>
+    <w:p>
+      <w:r>
+        <w:t xml:space="preserve">    "tszCaptureName": "desktop",</w:t>
+      </w:r>
+    </w:p>
+    <w:p>
+      <w:r>
+        <w:t xml:space="preserve">    "tszCaptureType": "gdigrab",</w:t>
+      </w:r>
+    </w:p>
+    <w:p>
+      <w:r>
+        <w:t xml:space="preserve">    "nPosX": 0,</w:t>
+      </w:r>
+    </w:p>
+    <w:p>
+      <w:r>
+        <w:t xml:space="preserve">    "nPosY": 0,</w:t>
+      </w:r>
+    </w:p>
+    <w:p>
+      <w:r>
+        <w:t xml:space="preserve">    "tszVideoSize": "1920x1080",</w:t>
+      </w:r>
+    </w:p>
+    <w:p>
+      <w:r>
+        <w:t xml:space="preserve">    "resettime": true,</w:t>
+      </w:r>
+    </w:p>
+    <w:p>
+      <w:r>
+        <w:t xml:space="preserve">    "show": false</w:t>
+      </w:r>
+    </w:p>
+    <w:p>
+      <w:r>
+        <w:lastRenderedPageBreak/>
+        <w:t>}</w:t>
+      </w:r>
+    </w:p>
+    <w:p>
+      <w:r>
+        <w:rPr>
+          <w:rFonts w:hint="eastAsia"/>
+        </w:rPr>
+        <w:t>也可以录制声音</w:t>
+      </w:r>
+      <w:r>
+        <w:rPr>
+          <w:rFonts w:hint="eastAsia"/>
+        </w:rPr>
+        <w:t>,</w:t>
+      </w:r>
+      <w:r>
+        <w:rPr>
+          <w:rFonts w:hint="eastAsia"/>
+        </w:rPr>
+        <w:t>需要单独请求并且设备支持</w:t>
+      </w:r>
+      <w:r>
+        <w:rPr>
+          <w:rFonts w:hint="eastAsia"/>
+        </w:rPr>
+        <w:t>:</w:t>
+      </w:r>
+    </w:p>
+    <w:p>
+      <w:r>
+        <w:t>{</w:t>
+      </w:r>
+    </w:p>
+    <w:p>
+      <w:r>
+        <w:t xml:space="preserve">    "filename": "local",</w:t>
+      </w:r>
+    </w:p>
+    <w:p>
+      <w:r>
+        <w:t xml:space="preserve">    "tszCaptureName": "audio=virtual-audio-capturer",</w:t>
+      </w:r>
+    </w:p>
+    <w:p>
+      <w:r>
+        <w:t xml:space="preserve">    "tszCaptureType": "dshow",</w:t>
+      </w:r>
+    </w:p>
+    <w:p>
+      <w:r>
+        <w:t xml:space="preserve">    "resettime": true,</w:t>
+      </w:r>
+    </w:p>
+    <w:p>
+      <w:r>
+        <w:t xml:space="preserve">    "show": false</w:t>
+      </w:r>
+    </w:p>
+    <w:p>
+      <w:r>
+        <w:t>}</w:t>
+      </w:r>
+    </w:p>
+    <w:p>
+      <w:r>
+        <w:rPr>
+          <w:rFonts w:hint="eastAsia"/>
+        </w:rPr>
+        <w:t xml:space="preserve">    </w:t>
+      </w:r>
+      <w:r>
+        <w:rPr>
+          <w:rFonts w:hint="eastAsia"/>
+        </w:rPr>
+        <w:t>其他平台需要查看支持的设备</w:t>
+      </w:r>
+      <w:r>
+        <w:rPr>
+          <w:rFonts w:hint="eastAsia"/>
+        </w:rPr>
+        <w:t>,</w:t>
+      </w:r>
+      <w:r>
+        <w:rPr>
+          <w:rFonts w:hint="eastAsia"/>
+        </w:rPr>
+        <w:t>比如</w:t>
+      </w:r>
+      <w:r>
+        <w:rPr>
+          <w:rFonts w:hint="eastAsia"/>
+        </w:rPr>
+        <w:t>linux</w:t>
+      </w:r>
+      <w:r>
+        <w:rPr>
+          <w:rFonts w:hint="eastAsia"/>
+        </w:rPr>
+        <w:t>视频</w:t>
+      </w:r>
+      <w:r>
+        <w:t>x11grab</w:t>
+      </w:r>
+      <w:r>
+        <w:rPr>
+          <w:rFonts w:hint="eastAsia"/>
+        </w:rPr>
+        <w:t>,macos:</w:t>
+      </w:r>
+      <w:r>
+        <w:t xml:space="preserve"> avfoundation</w:t>
+      </w:r>
+      <w:r>
+        <w:rPr>
+          <w:rFonts w:hint="eastAsia"/>
+        </w:rPr>
+        <w:t>,</w:t>
+      </w:r>
+      <w:r>
+        <w:rPr>
+          <w:rFonts w:hint="eastAsia"/>
+        </w:rPr>
+        <w:t>音频</w:t>
+      </w:r>
+      <w:r>
+        <w:rPr>
+          <w:rFonts w:hint="eastAsia"/>
+        </w:rPr>
+        <w:t>:</w:t>
+      </w:r>
+      <w:r>
+        <w:t xml:space="preserve"> alsa</w:t>
+      </w:r>
+    </w:p>
+    <w:p>
       <w:pPr>
         <w:pStyle w:val="3"/>
       </w:pPr>
@@ -11579,7 +11791,6 @@
         <w:rPr>
           <w:rFonts w:hint="eastAsia"/>
         </w:rPr>
-        <w:lastRenderedPageBreak/>
         <w:t xml:space="preserve">1.4 </w:t>
       </w:r>
       <w:r>
@@ -11814,6 +12025,7 @@
         <w:rPr>
           <w:rFonts w:hint="eastAsia"/>
         </w:rPr>
+        <w:lastRenderedPageBreak/>
         <w:t xml:space="preserve">1.5 </w:t>
       </w:r>
       <w:r>
@@ -12053,7 +12265,6 @@
     </w:p>
     <w:p>
       <w:r>
-        <w:lastRenderedPageBreak/>
         <w:tab/>
         <w:t>"msg" : "success",</w:t>
       </w:r>
@@ -12619,6 +12830,7 @@
     </w:p>
     <w:p>
       <w:r>
+        <w:lastRenderedPageBreak/>
         <w:t xml:space="preserve">        "nBitRate": 4000,</w:t>
       </w:r>
     </w:p>
@@ -12823,8 +13035,123 @@
     </w:p>
     <w:p>
       <w:r>
+        <w:t xml:space="preserve">            "bGOPForce": false</w:t>
+      </w:r>
+    </w:p>
+    <w:p>
+      <w:r>
+        <w:t xml:space="preserve">        },</w:t>
+      </w:r>
+    </w:p>
+    <w:p>
+      <w:r>
+        <w:t xml:space="preserve">        "st_VideoFilter": {</w:t>
+      </w:r>
+    </w:p>
+    <w:p>
+      <w:r>
+        <w:t xml:space="preserve">            "st_FilterSubtitle": {</w:t>
+      </w:r>
+    </w:p>
+    <w:p>
+      <w:r>
+        <w:t xml:space="preserve">                "bEnableSubtitle": false,</w:t>
+      </w:r>
+    </w:p>
+    <w:p>
+      <w:r>
+        <w:t xml:space="preserve">                "nSTTextAlpha": 100,</w:t>
+      </w:r>
+    </w:p>
+    <w:p>
+      <w:r>
+        <w:t xml:space="preserve">                "nSTTextOutline": 0,</w:t>
+      </w:r>
+    </w:p>
+    <w:p>
+      <w:r>
+        <w:t xml:space="preserve">                "nSTTextPos": 0,</w:t>
+      </w:r>
+    </w:p>
+    <w:p>
+      <w:r>
+        <w:t xml:space="preserve">                "nSTTextSize": 20,</w:t>
+      </w:r>
+    </w:p>
+    <w:p>
+      <w:r>
+        <w:t xml:space="preserve">                "tszSTTextColor": "0000FF",</w:t>
+      </w:r>
+    </w:p>
+    <w:p>
+      <w:r>
+        <w:t xml:space="preserve">                "tszSTTextFont": "./XEngine_Config/Fonts/SourceHanSansCN.otf"</w:t>
+      </w:r>
+    </w:p>
+    <w:p>
+      <w:r>
+        <w:t xml:space="preserve">            }</w:t>
+      </w:r>
+    </w:p>
+    <w:p>
+      <w:r>
+        <w:t xml:space="preserve">        }</w:t>
+      </w:r>
+    </w:p>
+    <w:p>
+      <w:r>
+        <w:t xml:space="preserve">    },</w:t>
+      </w:r>
+    </w:p>
+    <w:p>
+      <w:r>
+        <w:t xml:space="preserve">    "st_AudioInfo": {</w:t>
+      </w:r>
+    </w:p>
+    <w:p>
+      <w:r>
+        <w:t xml:space="preserve">        "nBitRate": 128,</w:t>
+      </w:r>
+    </w:p>
+    <w:p>
+      <w:r>
+        <w:t xml:space="preserve">        "enAVCodec": 86018,</w:t>
+      </w:r>
+    </w:p>
+    <w:p>
+      <w:r>
+        <w:t xml:space="preserve">        "nChannel": 2,</w:t>
+      </w:r>
+    </w:p>
+    <w:p>
+      <w:r>
+        <w:t xml:space="preserve">        "nSampleFmt": 8,</w:t>
+      </w:r>
+    </w:p>
+    <w:p>
+      <w:r>
+        <w:t xml:space="preserve">        "nSampleRate": 44100,</w:t>
+      </w:r>
+    </w:p>
+    <w:p>
+      <w:r>
+        <w:t xml:space="preserve">        "st_CodecConfigure": {</w:t>
+      </w:r>
+    </w:p>
+    <w:p>
+      <w:r>
+        <w:t xml:space="preserve">            "tszRateControl": "ABR,CBR,VBR",</w:t>
+      </w:r>
+    </w:p>
+    <w:p>
+      <w:r>
+        <w:t xml:space="preserve">            "nBitRateMin": 0,</w:t>
+      </w:r>
+    </w:p>
+    <w:p>
+      <w:r>
         <w:lastRenderedPageBreak/>
-        <w:t xml:space="preserve">            "bGOPForce": false</w:t>
+        <w:t xml:space="preserve">            "nBitRateMax": 0</w:t>
       </w:r>
     </w:p>
     <w:p>
@@ -12834,6 +13161,556 @@
     </w:p>
     <w:p>
       <w:r>
+        <w:t xml:space="preserve">        "st_AudioFilter": {</w:t>
+      </w:r>
+    </w:p>
+    <w:p>
+      <w:r>
+        <w:t xml:space="preserve">            "bEBUR128": false,</w:t>
+      </w:r>
+    </w:p>
+    <w:p>
+      <w:r>
+        <w:t xml:space="preserve">            "bResampleChannel": false</w:t>
+      </w:r>
+    </w:p>
+    <w:p>
+      <w:r>
+        <w:t xml:space="preserve">        }</w:t>
+      </w:r>
+    </w:p>
+    <w:p>
+      <w:r>
+        <w:t xml:space="preserve">    }</w:t>
+      </w:r>
+    </w:p>
+    <w:p>
+      <w:r>
+        <w:t>}</w:t>
+      </w:r>
+    </w:p>
+    <w:p>
+      <w:pPr>
+        <w:pStyle w:val="a"/>
+      </w:pPr>
+      <w:r>
+        <w:t>nFrameRef</w:t>
+      </w:r>
+      <w:r>
+        <w:rPr>
+          <w:rFonts w:hint="eastAsia"/>
+        </w:rPr>
+        <w:t>:</w:t>
+      </w:r>
+      <w:r>
+        <w:rPr>
+          <w:rFonts w:hint="eastAsia"/>
+        </w:rPr>
+        <w:t>参考帧数</w:t>
+      </w:r>
+    </w:p>
+    <w:p>
+      <w:pPr>
+        <w:pStyle w:val="a"/>
+      </w:pPr>
+      <w:r>
+        <w:t>nBitRateSize</w:t>
+      </w:r>
+      <w:r>
+        <w:rPr>
+          <w:rFonts w:hint="eastAsia"/>
+        </w:rPr>
+        <w:t>:</w:t>
+      </w:r>
+      <w:r>
+        <w:rPr>
+          <w:rFonts w:hint="eastAsia"/>
+        </w:rPr>
+        <w:t>缓存大小</w:t>
+      </w:r>
+    </w:p>
+    <w:p>
+      <w:pPr>
+        <w:pStyle w:val="a"/>
+      </w:pPr>
+      <w:r>
+        <w:t>nColor</w:t>
+      </w:r>
+      <w:r>
+        <w:rPr>
+          <w:rFonts w:hint="eastAsia"/>
+        </w:rPr>
+        <w:t>:</w:t>
+      </w:r>
+      <w:r>
+        <w:rPr>
+          <w:rFonts w:hint="eastAsia"/>
+        </w:rPr>
+        <w:t>色彩空间</w:t>
+      </w:r>
+    </w:p>
+    <w:p>
+      <w:pPr>
+        <w:pStyle w:val="a"/>
+      </w:pPr>
+      <w:r>
+        <w:t>nSampleFmt</w:t>
+      </w:r>
+      <w:r>
+        <w:rPr>
+          <w:rFonts w:hint="eastAsia"/>
+        </w:rPr>
+        <w:t>:</w:t>
+      </w:r>
+      <w:r>
+        <w:rPr>
+          <w:rFonts w:hint="eastAsia"/>
+        </w:rPr>
+        <w:t>需要对应编码器</w:t>
+      </w:r>
+      <w:r>
+        <w:rPr>
+          <w:rFonts w:hint="eastAsia"/>
+        </w:rPr>
+        <w:t>,aac</w:t>
+      </w:r>
+      <w:r>
+        <w:rPr>
+          <w:rFonts w:hint="eastAsia"/>
+        </w:rPr>
+        <w:t>是</w:t>
+      </w:r>
+      <w:r>
+        <w:rPr>
+          <w:rFonts w:hint="eastAsia"/>
+        </w:rPr>
+        <w:t>8,mp2</w:t>
+      </w:r>
+      <w:r>
+        <w:rPr>
+          <w:rFonts w:hint="eastAsia"/>
+        </w:rPr>
+        <w:t>是</w:t>
+      </w:r>
+      <w:r>
+        <w:rPr>
+          <w:rFonts w:hint="eastAsia"/>
+        </w:rPr>
+        <w:t>1</w:t>
+      </w:r>
+    </w:p>
+    <w:p>
+      <w:pPr>
+        <w:pStyle w:val="a"/>
+      </w:pPr>
+      <w:r>
+        <w:rPr>
+          <w:rFonts w:hint="eastAsia"/>
+        </w:rPr>
+        <w:t>码率控制</w:t>
+      </w:r>
+      <w:r>
+        <w:rPr>
+          <w:rFonts w:hint="eastAsia"/>
+        </w:rPr>
+        <w:t>:ABR</w:t>
+      </w:r>
+      <w:r>
+        <w:rPr>
+          <w:rFonts w:hint="eastAsia"/>
+        </w:rPr>
+        <w:t>和和</w:t>
+      </w:r>
+      <w:r>
+        <w:rPr>
+          <w:rFonts w:hint="eastAsia"/>
+        </w:rPr>
+        <w:t>VBR</w:t>
+      </w:r>
+      <w:r>
+        <w:rPr>
+          <w:rFonts w:hint="eastAsia"/>
+        </w:rPr>
+        <w:t>必须填充最大和最小码率</w:t>
+      </w:r>
+      <w:r>
+        <w:rPr>
+          <w:rFonts w:hint="eastAsia"/>
+        </w:rPr>
+        <w:t>,CBR</w:t>
+      </w:r>
+      <w:r>
+        <w:rPr>
+          <w:rFonts w:hint="eastAsia"/>
+        </w:rPr>
+        <w:t>可以填</w:t>
+      </w:r>
+      <w:r>
+        <w:rPr>
+          <w:rFonts w:hint="eastAsia"/>
+        </w:rPr>
+        <w:t>0</w:t>
+      </w:r>
+    </w:p>
+    <w:p>
+      <w:pPr>
+        <w:pStyle w:val="a"/>
+      </w:pPr>
+      <w:r>
+        <w:rPr>
+          <w:rFonts w:hint="eastAsia"/>
+        </w:rPr>
+        <w:t>缓存大小</w:t>
+      </w:r>
+      <w:r>
+        <w:rPr>
+          <w:rFonts w:hint="eastAsia"/>
+        </w:rPr>
+        <w:t>:</w:t>
+      </w:r>
+      <w:r>
+        <w:rPr>
+          <w:rFonts w:hint="eastAsia"/>
+        </w:rPr>
+        <w:t>是平均码率一半</w:t>
+      </w:r>
+    </w:p>
+    <w:p>
+      <w:pPr>
+        <w:rPr>
+          <w:color w:val="EE0000"/>
+        </w:rPr>
+      </w:pPr>
+      <w:r>
+        <w:rPr>
+          <w:color w:val="EE0000"/>
+        </w:rPr>
+        <w:t>st_CodecConfigure</w:t>
+      </w:r>
+      <w:r>
+        <w:rPr>
+          <w:rFonts w:hint="eastAsia"/>
+          <w:color w:val="EE0000"/>
+        </w:rPr>
+        <w:t xml:space="preserve"> </w:t>
+      </w:r>
+      <w:r>
+        <w:rPr>
+          <w:rFonts w:hint="eastAsia"/>
+          <w:color w:val="EE0000"/>
+        </w:rPr>
+        <w:t>扩展编解码属性</w:t>
+      </w:r>
+      <w:r>
+        <w:rPr>
+          <w:rFonts w:hint="eastAsia"/>
+          <w:color w:val="EE0000"/>
+        </w:rPr>
+        <w:t>和</w:t>
+      </w:r>
+      <w:r>
+        <w:rPr>
+          <w:color w:val="EE0000"/>
+        </w:rPr>
+        <w:t>st_</w:t>
+      </w:r>
+      <w:r>
+        <w:rPr>
+          <w:rFonts w:hint="eastAsia"/>
+          <w:color w:val="EE0000"/>
+        </w:rPr>
+        <w:t>*</w:t>
+      </w:r>
+      <w:r>
+        <w:rPr>
+          <w:color w:val="EE0000"/>
+        </w:rPr>
+        <w:t>Filter</w:t>
+      </w:r>
+      <w:r>
+        <w:rPr>
+          <w:rFonts w:hint="eastAsia"/>
+          <w:color w:val="EE0000"/>
+        </w:rPr>
+        <w:t>可以不填或者没有</w:t>
+      </w:r>
+      <w:r>
+        <w:rPr>
+          <w:rFonts w:hint="eastAsia"/>
+          <w:color w:val="EE0000"/>
+        </w:rPr>
+        <w:t>.</w:t>
+      </w:r>
+      <w:r>
+        <w:rPr>
+          <w:rFonts w:hint="eastAsia"/>
+          <w:color w:val="EE0000"/>
+        </w:rPr>
+        <w:t>表示默认</w:t>
+      </w:r>
+      <w:r>
+        <w:rPr>
+          <w:rFonts w:hint="eastAsia"/>
+          <w:color w:val="EE0000"/>
+        </w:rPr>
+        <w:t>,</w:t>
+      </w:r>
+      <w:r>
+        <w:rPr>
+          <w:rFonts w:hint="eastAsia"/>
+          <w:color w:val="EE0000"/>
+        </w:rPr>
+        <w:t>扩展参数只针对特殊要求用户</w:t>
+      </w:r>
+    </w:p>
+    <w:p>
+      <w:r>
+        <w:t>{</w:t>
+      </w:r>
+    </w:p>
+    <w:p>
+      <w:r>
+        <w:t xml:space="preserve">    "st_AudioInfo": {</w:t>
+      </w:r>
+    </w:p>
+    <w:p>
+      <w:r>
+        <w:t xml:space="preserve">        "bEnable": true,</w:t>
+      </w:r>
+    </w:p>
+    <w:p>
+      <w:r>
+        <w:t xml:space="preserve">        "enAVCodec": 86018,</w:t>
+      </w:r>
+    </w:p>
+    <w:p>
+      <w:r>
+        <w:t xml:space="preserve">        "nBitRate": 256,</w:t>
+      </w:r>
+    </w:p>
+    <w:p>
+      <w:r>
+        <w:t xml:space="preserve">        "nChannel": 2,</w:t>
+      </w:r>
+    </w:p>
+    <w:p>
+      <w:r>
+        <w:t xml:space="preserve">        "nSampleFmt": 8,</w:t>
+      </w:r>
+    </w:p>
+    <w:p>
+      <w:r>
+        <w:t xml:space="preserve">        "nSampleRate": 44100,</w:t>
+      </w:r>
+    </w:p>
+    <w:p>
+      <w:r>
+        <w:t xml:space="preserve">        "st_AudioFilter": {</w:t>
+      </w:r>
+    </w:p>
+    <w:p>
+      <w:r>
+        <w:t xml:space="preserve">            "bEBUR128": false,</w:t>
+      </w:r>
+    </w:p>
+    <w:p>
+      <w:r>
+        <w:t xml:space="preserve">            "bResampleChannel": false</w:t>
+      </w:r>
+    </w:p>
+    <w:p>
+      <w:r>
+        <w:t xml:space="preserve">        },</w:t>
+      </w:r>
+    </w:p>
+    <w:p>
+      <w:r>
+        <w:t xml:space="preserve">        "st_CodecConfigure": {</w:t>
+      </w:r>
+    </w:p>
+    <w:p>
+      <w:r>
+        <w:t xml:space="preserve">            "nBitRateMax": 0,</w:t>
+      </w:r>
+    </w:p>
+    <w:p>
+      <w:r>
+        <w:t xml:space="preserve">            "nBitRateMin": 0,</w:t>
+      </w:r>
+    </w:p>
+    <w:p>
+      <w:r>
+        <w:t xml:space="preserve">            "tszRateControl": "ABR"</w:t>
+      </w:r>
+    </w:p>
+    <w:p>
+      <w:r>
+        <w:t xml:space="preserve">        }</w:t>
+      </w:r>
+    </w:p>
+    <w:p>
+      <w:r>
+        <w:t xml:space="preserve">    },</w:t>
+      </w:r>
+    </w:p>
+    <w:p>
+      <w:r>
+        <w:t xml:space="preserve">    "st_VideoInfo": {</w:t>
+      </w:r>
+    </w:p>
+    <w:p>
+      <w:r>
+        <w:t xml:space="preserve">        "bEnable": true,</w:t>
+      </w:r>
+    </w:p>
+    <w:p>
+      <w:r>
+        <w:t xml:space="preserve">        "enAVCodec": 27,</w:t>
+      </w:r>
+    </w:p>
+    <w:p>
+      <w:r>
+        <w:t xml:space="preserve">        "nBitRate": 7500,</w:t>
+      </w:r>
+    </w:p>
+    <w:p>
+      <w:r>
+        <w:t xml:space="preserve">        "nFormat": 0,</w:t>
+      </w:r>
+    </w:p>
+    <w:p>
+      <w:r>
+        <w:t xml:space="preserve">        "nFrameBase": 1,</w:t>
+      </w:r>
+    </w:p>
+    <w:p>
+      <w:r>
+        <w:t xml:space="preserve">        "nFrameRate": 25,</w:t>
+      </w:r>
+    </w:p>
+    <w:p>
+      <w:r>
+        <w:t xml:space="preserve">        "nGOPSize": 25,</w:t>
+      </w:r>
+    </w:p>
+    <w:p>
+      <w:r>
+        <w:t xml:space="preserve">        "nHeight": 1080,</w:t>
+      </w:r>
+    </w:p>
+    <w:p>
+      <w:r>
+        <w:t xml:space="preserve">        "nWidth": 1920,</w:t>
+      </w:r>
+    </w:p>
+    <w:p>
+      <w:r>
+        <w:lastRenderedPageBreak/>
+        <w:t xml:space="preserve">        "st_CodecConfigure": {</w:t>
+      </w:r>
+    </w:p>
+    <w:p>
+      <w:r>
+        <w:t xml:space="preserve">            "bGOPForce": false,</w:t>
+      </w:r>
+    </w:p>
+    <w:p>
+      <w:r>
+        <w:t xml:space="preserve">            "nBitRateMax": 7500,</w:t>
+      </w:r>
+    </w:p>
+    <w:p>
+      <w:r>
+        <w:t xml:space="preserve">            "nBitRateMin": 7500,</w:t>
+      </w:r>
+    </w:p>
+    <w:p>
+      <w:r>
+        <w:t xml:space="preserve">            "nBitRateSize": 3750,</w:t>
+      </w:r>
+    </w:p>
+    <w:p>
+      <w:r>
+        <w:t xml:space="preserve">            "nColor": 2,</w:t>
+      </w:r>
+    </w:p>
+    <w:p>
+      <w:r>
+        <w:t xml:space="preserve">            "nFrameRef": 4,</w:t>
+      </w:r>
+    </w:p>
+    <w:p>
+      <w:r>
+        <w:t xml:space="preserve">            "tszCodecLevel": "4.0",</w:t>
+      </w:r>
+    </w:p>
+    <w:p>
+      <w:r>
+        <w:t xml:space="preserve">            "tszCodecPreset": "UNSPECIFIED",</w:t>
+      </w:r>
+    </w:p>
+    <w:p>
+      <w:r>
+        <w:t xml:space="preserve">            "tszCodecTune": "UNSPECIFIED",</w:t>
+      </w:r>
+    </w:p>
+    <w:p>
+      <w:r>
+        <w:rPr>
+          <w:rFonts w:hint="eastAsia"/>
+        </w:rPr>
+        <w:t xml:space="preserve">            "tszDECodecGPU": "</w:t>
+      </w:r>
+      <w:r>
+        <w:rPr>
+          <w:rFonts w:hint="eastAsia"/>
+        </w:rPr>
+        <w:t>软编解码</w:t>
+      </w:r>
+      <w:r>
+        <w:rPr>
+          <w:rFonts w:hint="eastAsia"/>
+        </w:rPr>
+        <w:t>",</w:t>
+      </w:r>
+    </w:p>
+    <w:p>
+      <w:r>
+        <w:rPr>
+          <w:rFonts w:hint="eastAsia"/>
+        </w:rPr>
+        <w:t xml:space="preserve">            "tszENCodecGPU": "</w:t>
+      </w:r>
+      <w:r>
+        <w:rPr>
+          <w:rFonts w:hint="eastAsia"/>
+        </w:rPr>
+        <w:t>软编解码</w:t>
+      </w:r>
+      <w:r>
+        <w:rPr>
+          <w:rFonts w:hint="eastAsia"/>
+        </w:rPr>
+        <w:t>",</w:t>
+      </w:r>
+    </w:p>
+    <w:p>
+      <w:r>
+        <w:t xml:space="preserve">            "tszProfileID": "high",</w:t>
+      </w:r>
+    </w:p>
+    <w:p>
+      <w:r>
+        <w:t xml:space="preserve">            "tszRateControl": "CBR"</w:t>
+      </w:r>
+    </w:p>
+    <w:p>
+      <w:r>
+        <w:t xml:space="preserve">        },</w:t>
+      </w:r>
+    </w:p>
+    <w:p>
+      <w:r>
         <w:t xml:space="preserve">        "st_VideoFilter": {</w:t>
       </w:r>
     </w:p>
@@ -12864,672 +13741,6 @@
     </w:p>
     <w:p>
       <w:r>
-        <w:t xml:space="preserve">                "nSTTextSize": 20,</w:t>
-      </w:r>
-    </w:p>
-    <w:p>
-      <w:r>
-        <w:t xml:space="preserve">                "tszSTTextColor": "0000FF",</w:t>
-      </w:r>
-    </w:p>
-    <w:p>
-      <w:r>
-        <w:t xml:space="preserve">                "tszSTTextFont": "./XEngine_Config/Fonts/SourceHanSansCN.otf"</w:t>
-      </w:r>
-    </w:p>
-    <w:p>
-      <w:r>
-        <w:t xml:space="preserve">            }</w:t>
-      </w:r>
-    </w:p>
-    <w:p>
-      <w:r>
-        <w:t xml:space="preserve">        }</w:t>
-      </w:r>
-    </w:p>
-    <w:p>
-      <w:r>
-        <w:t xml:space="preserve">    },</w:t>
-      </w:r>
-    </w:p>
-    <w:p>
-      <w:r>
-        <w:t xml:space="preserve">    "st_AudioInfo": {</w:t>
-      </w:r>
-    </w:p>
-    <w:p>
-      <w:r>
-        <w:t xml:space="preserve">        "nBitRate": 128,</w:t>
-      </w:r>
-    </w:p>
-    <w:p>
-      <w:r>
-        <w:t xml:space="preserve">        "enAVCodec": 86018,</w:t>
-      </w:r>
-    </w:p>
-    <w:p>
-      <w:r>
-        <w:t xml:space="preserve">        "nChannel": 2,</w:t>
-      </w:r>
-    </w:p>
-    <w:p>
-      <w:r>
-        <w:t xml:space="preserve">        "nSampleFmt": 8,</w:t>
-      </w:r>
-    </w:p>
-    <w:p>
-      <w:r>
-        <w:t xml:space="preserve">        "nSampleRate": 44100,</w:t>
-      </w:r>
-    </w:p>
-    <w:p>
-      <w:r>
-        <w:t xml:space="preserve">        "st_CodecConfigure": {</w:t>
-      </w:r>
-    </w:p>
-    <w:p>
-      <w:r>
-        <w:t xml:space="preserve">            "tszRateControl": "ABR,CBR,VBR",</w:t>
-      </w:r>
-    </w:p>
-    <w:p>
-      <w:r>
-        <w:t xml:space="preserve">            "nBitRateMin": 0,</w:t>
-      </w:r>
-    </w:p>
-    <w:p>
-      <w:r>
-        <w:t xml:space="preserve">            "nBitRateMax": 0</w:t>
-      </w:r>
-    </w:p>
-    <w:p>
-      <w:r>
-        <w:t xml:space="preserve">        },</w:t>
-      </w:r>
-    </w:p>
-    <w:p>
-      <w:r>
-        <w:t xml:space="preserve">        "st_AudioFilter": {</w:t>
-      </w:r>
-    </w:p>
-    <w:p>
-      <w:r>
-        <w:t xml:space="preserve">            "bEBUR128": false,</w:t>
-      </w:r>
-    </w:p>
-    <w:p>
-      <w:r>
-        <w:t xml:space="preserve">            "bResampleChannel": false</w:t>
-      </w:r>
-    </w:p>
-    <w:p>
-      <w:r>
-        <w:t xml:space="preserve">        }</w:t>
-      </w:r>
-    </w:p>
-    <w:p>
-      <w:r>
-        <w:t xml:space="preserve">    }</w:t>
-      </w:r>
-    </w:p>
-    <w:p>
-      <w:r>
-        <w:t>}</w:t>
-      </w:r>
-    </w:p>
-    <w:p>
-      <w:pPr>
-        <w:pStyle w:val="a"/>
-      </w:pPr>
-      <w:r>
-        <w:t>nFrameRef</w:t>
-      </w:r>
-      <w:r>
-        <w:rPr>
-          <w:rFonts w:hint="eastAsia"/>
-        </w:rPr>
-        <w:t>:</w:t>
-      </w:r>
-      <w:r>
-        <w:rPr>
-          <w:rFonts w:hint="eastAsia"/>
-        </w:rPr>
-        <w:t>参考帧数</w:t>
-      </w:r>
-    </w:p>
-    <w:p>
-      <w:pPr>
-        <w:pStyle w:val="a"/>
-      </w:pPr>
-      <w:r>
-        <w:t>nBitRateSize</w:t>
-      </w:r>
-      <w:r>
-        <w:rPr>
-          <w:rFonts w:hint="eastAsia"/>
-        </w:rPr>
-        <w:t>:</w:t>
-      </w:r>
-      <w:r>
-        <w:rPr>
-          <w:rFonts w:hint="eastAsia"/>
-        </w:rPr>
-        <w:t>缓存大小</w:t>
-      </w:r>
-    </w:p>
-    <w:p>
-      <w:pPr>
-        <w:pStyle w:val="a"/>
-      </w:pPr>
-      <w:r>
-        <w:t>nColor</w:t>
-      </w:r>
-      <w:r>
-        <w:rPr>
-          <w:rFonts w:hint="eastAsia"/>
-        </w:rPr>
-        <w:t>:</w:t>
-      </w:r>
-      <w:r>
-        <w:rPr>
-          <w:rFonts w:hint="eastAsia"/>
-        </w:rPr>
-        <w:t>色彩空间</w:t>
-      </w:r>
-    </w:p>
-    <w:p>
-      <w:pPr>
-        <w:pStyle w:val="a"/>
-      </w:pPr>
-      <w:r>
-        <w:t>nSampleFmt</w:t>
-      </w:r>
-      <w:r>
-        <w:rPr>
-          <w:rFonts w:hint="eastAsia"/>
-        </w:rPr>
-        <w:t>:</w:t>
-      </w:r>
-      <w:r>
-        <w:rPr>
-          <w:rFonts w:hint="eastAsia"/>
-        </w:rPr>
-        <w:t>需要对应编码器</w:t>
-      </w:r>
-      <w:r>
-        <w:rPr>
-          <w:rFonts w:hint="eastAsia"/>
-        </w:rPr>
-        <w:t>,aac</w:t>
-      </w:r>
-      <w:r>
-        <w:rPr>
-          <w:rFonts w:hint="eastAsia"/>
-        </w:rPr>
-        <w:t>是</w:t>
-      </w:r>
-      <w:r>
-        <w:rPr>
-          <w:rFonts w:hint="eastAsia"/>
-        </w:rPr>
-        <w:t>8,mp2</w:t>
-      </w:r>
-      <w:r>
-        <w:rPr>
-          <w:rFonts w:hint="eastAsia"/>
-        </w:rPr>
-        <w:t>是</w:t>
-      </w:r>
-      <w:r>
-        <w:rPr>
-          <w:rFonts w:hint="eastAsia"/>
-        </w:rPr>
-        <w:t>1</w:t>
-      </w:r>
-    </w:p>
-    <w:p>
-      <w:pPr>
-        <w:pStyle w:val="a"/>
-      </w:pPr>
-      <w:r>
-        <w:rPr>
-          <w:rFonts w:hint="eastAsia"/>
-        </w:rPr>
-        <w:t>码率控制</w:t>
-      </w:r>
-      <w:r>
-        <w:rPr>
-          <w:rFonts w:hint="eastAsia"/>
-        </w:rPr>
-        <w:t>:ABR</w:t>
-      </w:r>
-      <w:r>
-        <w:rPr>
-          <w:rFonts w:hint="eastAsia"/>
-        </w:rPr>
-        <w:t>和和</w:t>
-      </w:r>
-      <w:r>
-        <w:rPr>
-          <w:rFonts w:hint="eastAsia"/>
-        </w:rPr>
-        <w:t>VBR</w:t>
-      </w:r>
-      <w:r>
-        <w:rPr>
-          <w:rFonts w:hint="eastAsia"/>
-        </w:rPr>
-        <w:t>必须填充最大和最小码率</w:t>
-      </w:r>
-      <w:r>
-        <w:rPr>
-          <w:rFonts w:hint="eastAsia"/>
-        </w:rPr>
-        <w:t>,CBR</w:t>
-      </w:r>
-      <w:r>
-        <w:rPr>
-          <w:rFonts w:hint="eastAsia"/>
-        </w:rPr>
-        <w:t>可以填</w:t>
-      </w:r>
-      <w:r>
-        <w:rPr>
-          <w:rFonts w:hint="eastAsia"/>
-        </w:rPr>
-        <w:t>0</w:t>
-      </w:r>
-    </w:p>
-    <w:p>
-      <w:pPr>
-        <w:pStyle w:val="a"/>
-      </w:pPr>
-      <w:r>
-        <w:rPr>
-          <w:rFonts w:hint="eastAsia"/>
-        </w:rPr>
-        <w:t>缓存大小</w:t>
-      </w:r>
-      <w:r>
-        <w:rPr>
-          <w:rFonts w:hint="eastAsia"/>
-        </w:rPr>
-        <w:t>:</w:t>
-      </w:r>
-      <w:r>
-        <w:rPr>
-          <w:rFonts w:hint="eastAsia"/>
-        </w:rPr>
-        <w:t>是平均码率一半</w:t>
-      </w:r>
-    </w:p>
-    <w:p>
-      <w:pPr>
-        <w:rPr>
-          <w:color w:val="EE0000"/>
-        </w:rPr>
-      </w:pPr>
-      <w:r>
-        <w:rPr>
-          <w:color w:val="EE0000"/>
-        </w:rPr>
-        <w:t>st_CodecConfigure</w:t>
-      </w:r>
-      <w:r>
-        <w:rPr>
-          <w:rFonts w:hint="eastAsia"/>
-          <w:color w:val="EE0000"/>
-        </w:rPr>
-        <w:t xml:space="preserve"> </w:t>
-      </w:r>
-      <w:r>
-        <w:rPr>
-          <w:rFonts w:hint="eastAsia"/>
-          <w:color w:val="EE0000"/>
-        </w:rPr>
-        <w:t>扩展编解码属性</w:t>
-      </w:r>
-      <w:r>
-        <w:rPr>
-          <w:rFonts w:hint="eastAsia"/>
-          <w:color w:val="EE0000"/>
-        </w:rPr>
-        <w:t>和</w:t>
-      </w:r>
-      <w:r>
-        <w:rPr>
-          <w:color w:val="EE0000"/>
-        </w:rPr>
-        <w:t>st_</w:t>
-      </w:r>
-      <w:r>
-        <w:rPr>
-          <w:rFonts w:hint="eastAsia"/>
-          <w:color w:val="EE0000"/>
-        </w:rPr>
-        <w:t>*</w:t>
-      </w:r>
-      <w:r>
-        <w:rPr>
-          <w:color w:val="EE0000"/>
-        </w:rPr>
-        <w:t>Filter</w:t>
-      </w:r>
-      <w:r>
-        <w:rPr>
-          <w:rFonts w:hint="eastAsia"/>
-          <w:color w:val="EE0000"/>
-        </w:rPr>
-        <w:t>可以不填或者没有</w:t>
-      </w:r>
-      <w:r>
-        <w:rPr>
-          <w:rFonts w:hint="eastAsia"/>
-          <w:color w:val="EE0000"/>
-        </w:rPr>
-        <w:t>.</w:t>
-      </w:r>
-      <w:r>
-        <w:rPr>
-          <w:rFonts w:hint="eastAsia"/>
-          <w:color w:val="EE0000"/>
-        </w:rPr>
-        <w:t>表示默认</w:t>
-      </w:r>
-      <w:r>
-        <w:rPr>
-          <w:rFonts w:hint="eastAsia"/>
-          <w:color w:val="EE0000"/>
-        </w:rPr>
-        <w:t>,</w:t>
-      </w:r>
-      <w:r>
-        <w:rPr>
-          <w:rFonts w:hint="eastAsia"/>
-          <w:color w:val="EE0000"/>
-        </w:rPr>
-        <w:t>扩展参数只针对特殊要求用户</w:t>
-      </w:r>
-    </w:p>
-    <w:p>
-      <w:r>
-        <w:t>{</w:t>
-      </w:r>
-    </w:p>
-    <w:p>
-      <w:r>
-        <w:t xml:space="preserve">    "st_AudioInfo": {</w:t>
-      </w:r>
-    </w:p>
-    <w:p>
-      <w:r>
-        <w:t xml:space="preserve">        "bEnable": true,</w:t>
-      </w:r>
-    </w:p>
-    <w:p>
-      <w:r>
-        <w:t xml:space="preserve">        "enAVCodec": 86018,</w:t>
-      </w:r>
-    </w:p>
-    <w:p>
-      <w:r>
-        <w:t xml:space="preserve">        "nBitRate": 256,</w:t>
-      </w:r>
-    </w:p>
-    <w:p>
-      <w:r>
-        <w:lastRenderedPageBreak/>
-        <w:t xml:space="preserve">        "nChannel": 2,</w:t>
-      </w:r>
-    </w:p>
-    <w:p>
-      <w:r>
-        <w:t xml:space="preserve">        "nSampleFmt": 8,</w:t>
-      </w:r>
-    </w:p>
-    <w:p>
-      <w:r>
-        <w:t xml:space="preserve">        "nSampleRate": 44100,</w:t>
-      </w:r>
-    </w:p>
-    <w:p>
-      <w:r>
-        <w:t xml:space="preserve">        "st_AudioFilter": {</w:t>
-      </w:r>
-    </w:p>
-    <w:p>
-      <w:r>
-        <w:t xml:space="preserve">            "bEBUR128": false,</w:t>
-      </w:r>
-    </w:p>
-    <w:p>
-      <w:r>
-        <w:t xml:space="preserve">            "bResampleChannel": false</w:t>
-      </w:r>
-    </w:p>
-    <w:p>
-      <w:r>
-        <w:t xml:space="preserve">        },</w:t>
-      </w:r>
-    </w:p>
-    <w:p>
-      <w:r>
-        <w:t xml:space="preserve">        "st_CodecConfigure": {</w:t>
-      </w:r>
-    </w:p>
-    <w:p>
-      <w:r>
-        <w:t xml:space="preserve">            "nBitRateMax": 0,</w:t>
-      </w:r>
-    </w:p>
-    <w:p>
-      <w:r>
-        <w:t xml:space="preserve">            "nBitRateMin": 0,</w:t>
-      </w:r>
-    </w:p>
-    <w:p>
-      <w:r>
-        <w:t xml:space="preserve">            "tszRateControl": "ABR"</w:t>
-      </w:r>
-    </w:p>
-    <w:p>
-      <w:r>
-        <w:t xml:space="preserve">        }</w:t>
-      </w:r>
-    </w:p>
-    <w:p>
-      <w:r>
-        <w:t xml:space="preserve">    },</w:t>
-      </w:r>
-    </w:p>
-    <w:p>
-      <w:r>
-        <w:t xml:space="preserve">    "st_VideoInfo": {</w:t>
-      </w:r>
-    </w:p>
-    <w:p>
-      <w:r>
-        <w:t xml:space="preserve">        "bEnable": true,</w:t>
-      </w:r>
-    </w:p>
-    <w:p>
-      <w:r>
-        <w:t xml:space="preserve">        "enAVCodec": 27,</w:t>
-      </w:r>
-    </w:p>
-    <w:p>
-      <w:r>
-        <w:t xml:space="preserve">        "nBitRate": 7500,</w:t>
-      </w:r>
-    </w:p>
-    <w:p>
-      <w:r>
-        <w:t xml:space="preserve">        "nFormat": 0,</w:t>
-      </w:r>
-    </w:p>
-    <w:p>
-      <w:r>
-        <w:t xml:space="preserve">        "nFrameBase": 1,</w:t>
-      </w:r>
-    </w:p>
-    <w:p>
-      <w:r>
-        <w:t xml:space="preserve">        "nFrameRate": 25,</w:t>
-      </w:r>
-    </w:p>
-    <w:p>
-      <w:r>
-        <w:t xml:space="preserve">        "nGOPSize": 25,</w:t>
-      </w:r>
-    </w:p>
-    <w:p>
-      <w:r>
-        <w:t xml:space="preserve">        "nHeight": 1080,</w:t>
-      </w:r>
-    </w:p>
-    <w:p>
-      <w:r>
-        <w:t xml:space="preserve">        "nWidth": 1920,</w:t>
-      </w:r>
-    </w:p>
-    <w:p>
-      <w:r>
-        <w:t xml:space="preserve">        "st_CodecConfigure": {</w:t>
-      </w:r>
-    </w:p>
-    <w:p>
-      <w:r>
-        <w:t xml:space="preserve">            "bGOPForce": false,</w:t>
-      </w:r>
-    </w:p>
-    <w:p>
-      <w:r>
-        <w:t xml:space="preserve">            "nBitRateMax": 7500,</w:t>
-      </w:r>
-    </w:p>
-    <w:p>
-      <w:r>
-        <w:t xml:space="preserve">            "nBitRateMin": 7500,</w:t>
-      </w:r>
-    </w:p>
-    <w:p>
-      <w:r>
-        <w:t xml:space="preserve">            "nBitRateSize": 3750,</w:t>
-      </w:r>
-    </w:p>
-    <w:p>
-      <w:r>
-        <w:t xml:space="preserve">            "nColor": 2,</w:t>
-      </w:r>
-    </w:p>
-    <w:p>
-      <w:r>
-        <w:t xml:space="preserve">            "nFrameRef": 4,</w:t>
-      </w:r>
-    </w:p>
-    <w:p>
-      <w:r>
-        <w:t xml:space="preserve">            "tszCodecLevel": "4.0",</w:t>
-      </w:r>
-    </w:p>
-    <w:p>
-      <w:r>
-        <w:t xml:space="preserve">            "tszCodecPreset": "UNSPECIFIED",</w:t>
-      </w:r>
-    </w:p>
-    <w:p>
-      <w:r>
-        <w:t xml:space="preserve">            "tszCodecTune": "UNSPECIFIED",</w:t>
-      </w:r>
-    </w:p>
-    <w:p>
-      <w:r>
-        <w:rPr>
-          <w:rFonts w:hint="eastAsia"/>
-        </w:rPr>
-        <w:t xml:space="preserve">            "tszDECodecGPU": "</w:t>
-      </w:r>
-      <w:r>
-        <w:rPr>
-          <w:rFonts w:hint="eastAsia"/>
-        </w:rPr>
-        <w:t>软编解码</w:t>
-      </w:r>
-      <w:r>
-        <w:rPr>
-          <w:rFonts w:hint="eastAsia"/>
-        </w:rPr>
-        <w:t>",</w:t>
-      </w:r>
-    </w:p>
-    <w:p>
-      <w:r>
-        <w:rPr>
-          <w:rFonts w:hint="eastAsia"/>
-        </w:rPr>
-        <w:t xml:space="preserve">            "tszENCodecGPU": "</w:t>
-      </w:r>
-      <w:r>
-        <w:rPr>
-          <w:rFonts w:hint="eastAsia"/>
-        </w:rPr>
-        <w:t>软编解码</w:t>
-      </w:r>
-      <w:r>
-        <w:rPr>
-          <w:rFonts w:hint="eastAsia"/>
-        </w:rPr>
-        <w:t>",</w:t>
-      </w:r>
-    </w:p>
-    <w:p>
-      <w:r>
-        <w:t xml:space="preserve">            "tszProfileID": "high",</w:t>
-      </w:r>
-    </w:p>
-    <w:p>
-      <w:r>
-        <w:t xml:space="preserve">            "tszRateControl": "CBR"</w:t>
-      </w:r>
-    </w:p>
-    <w:p>
-      <w:r>
-        <w:t xml:space="preserve">        },</w:t>
-      </w:r>
-    </w:p>
-    <w:p>
-      <w:r>
-        <w:t xml:space="preserve">        "st_VideoFilter": {</w:t>
-      </w:r>
-    </w:p>
-    <w:p>
-      <w:r>
-        <w:t xml:space="preserve">            "st_FilterSubtitle": {</w:t>
-      </w:r>
-    </w:p>
-    <w:p>
-      <w:r>
-        <w:t xml:space="preserve">                "bEnableSubtitle": false,</w:t>
-      </w:r>
-    </w:p>
-    <w:p>
-      <w:r>
-        <w:t xml:space="preserve">                "nSTTextAlpha": 100,</w:t>
-      </w:r>
-    </w:p>
-    <w:p>
-      <w:r>
-        <w:t xml:space="preserve">                "nSTTextOutline": 0,</w:t>
-      </w:r>
-    </w:p>
-    <w:p>
-      <w:r>
-        <w:t xml:space="preserve">                "nSTTextPos": 0,</w:t>
-      </w:r>
-    </w:p>
-    <w:p>
-      <w:r>
-        <w:lastRenderedPageBreak/>
         <w:t xml:space="preserve">                "nSTTextSize": 20,</w:t>
       </w:r>
     </w:p>
@@ -13666,6 +13877,7 @@
         <w:rPr>
           <w:rFonts w:hint="eastAsia"/>
         </w:rPr>
+        <w:lastRenderedPageBreak/>
         <w:t>方法</w:t>
       </w:r>
       <w:r>
@@ -13878,7 +14090,6 @@
         <w:rPr>
           <w:rFonts w:hint="eastAsia"/>
         </w:rPr>
-        <w:lastRenderedPageBreak/>
         <w:t xml:space="preserve">enProtocolType </w:t>
       </w:r>
       <w:r>
@@ -14306,6 +14517,7 @@
         <w:rPr>
           <w:rFonts w:hint="eastAsia"/>
         </w:rPr>
+        <w:lastRenderedPageBreak/>
         <w:t>1.</w:t>
       </w:r>
       <w:r>
@@ -14544,7 +14756,6 @@
         <w:rPr>
           <w:rFonts w:hint="eastAsia"/>
         </w:rPr>
-        <w:lastRenderedPageBreak/>
         <w:t xml:space="preserve">1.8.2 </w:t>
       </w:r>
       <w:r>
@@ -14809,6 +15020,7 @@
         <w:rPr>
           <w:rFonts w:hint="eastAsia"/>
         </w:rPr>
+        <w:lastRenderedPageBreak/>
         <w:t xml:space="preserve">1.8.3.1 </w:t>
       </w:r>
       <w:r>
@@ -15026,138 +15238,719 @@
     </w:p>
     <w:p>
       <w:r>
+        <w:t xml:space="preserve">            "bEnable": true,</w:t>
+      </w:r>
+    </w:p>
+    <w:p>
+      <w:r>
+        <w:t xml:space="preserve">            "nBorder": 0,</w:t>
+      </w:r>
+    </w:p>
+    <w:p>
+      <w:r>
+        <w:t xml:space="preserve">            "nTime": 0,</w:t>
+      </w:r>
+    </w:p>
+    <w:p>
+      <w:r>
+        <w:t xml:space="preserve">            "nSize": 40,</w:t>
+      </w:r>
+    </w:p>
+    <w:p>
+      <w:r>
+        <w:t xml:space="preserve">            "nAlpha": 100,</w:t>
+      </w:r>
+    </w:p>
+    <w:p>
+      <w:r>
+        <w:t xml:space="preserve">            "tszFont": "D:\\avcodec_service\\XEngine_Release\\XEngine_Config\\Fonts\\SourceHanSansCN.otf",</w:t>
+      </w:r>
+    </w:p>
+    <w:p>
+      <w:r>
+        <w:t xml:space="preserve">            "tszColor": "0-0-255",</w:t>
+      </w:r>
+    </w:p>
+    <w:p>
+      <w:r>
+        <w:rPr>
+          <w:rFonts w:hint="eastAsia"/>
+        </w:rPr>
+        <w:t xml:space="preserve">            "tszText": "</w:t>
+      </w:r>
+      <w:r>
+        <w:rPr>
+          <w:rFonts w:hint="eastAsia"/>
+        </w:rPr>
+        <w:t>展示内容</w:t>
+      </w:r>
+      <w:r>
+        <w:rPr>
+          <w:rFonts w:hint="eastAsia"/>
+        </w:rPr>
+        <w:t>",</w:t>
+      </w:r>
+    </w:p>
+    <w:p>
+      <w:r>
+        <w:t xml:space="preserve">            "nXPoint ": 100,</w:t>
+      </w:r>
+    </w:p>
+    <w:p>
+      <w:r>
+        <w:t xml:space="preserve">            "nYPoint": 0,</w:t>
+      </w:r>
+    </w:p>
+    <w:p>
+      <w:r>
+        <w:t xml:space="preserve">            "</w:t>
+      </w:r>
+      <w:r>
+        <w:t>nSpeed</w:t>
+      </w:r>
+      <w:r>
+        <w:t xml:space="preserve"> </w:t>
+      </w:r>
+      <w:r>
+        <w:t xml:space="preserve">": </w:t>
+      </w:r>
+      <w:r>
+        <w:rPr>
+          <w:rFonts w:hint="eastAsia"/>
+        </w:rPr>
+        <w:t>0</w:t>
+      </w:r>
+    </w:p>
+    <w:p>
+      <w:r>
+        <w:t xml:space="preserve">        },</w:t>
+      </w:r>
+    </w:p>
+    <w:p>
+      <w:r>
+        <w:t xml:space="preserve">        "Delogo": {</w:t>
+      </w:r>
+    </w:p>
+    <w:p>
+      <w:r>
+        <w:t xml:space="preserve">            "bEnable": true,</w:t>
+      </w:r>
+    </w:p>
+    <w:p>
+      <w:r>
+        <w:t xml:space="preserve">            "nDeLogoX": 0,</w:t>
+      </w:r>
+    </w:p>
+    <w:p>
+      <w:r>
+        <w:t xml:space="preserve">            "nDeLogoY": 0,</w:t>
+      </w:r>
+    </w:p>
+    <w:p>
+      <w:r>
+        <w:t xml:space="preserve">            "nDeLogoW": 40,</w:t>
+      </w:r>
+    </w:p>
+    <w:p>
+      <w:r>
+        <w:t xml:space="preserve">            "nDeLogoH": 100</w:t>
+      </w:r>
+    </w:p>
+    <w:p>
+      <w:r>
+        <w:t xml:space="preserve">        }</w:t>
+      </w:r>
+    </w:p>
+    <w:p>
+      <w:r>
+        <w:t xml:space="preserve">    }</w:t>
+      </w:r>
+    </w:p>
+    <w:p>
+      <w:r>
+        <w:t>}</w:t>
+      </w:r>
+    </w:p>
+    <w:p>
+      <w:pPr>
+        <w:pStyle w:val="a"/>
+      </w:pPr>
+      <w:r>
+        <w:rPr>
+          <w:rFonts w:hint="eastAsia"/>
+          <w:color w:val="EE0000"/>
+        </w:rPr>
+        <w:t>dlSize</w:t>
+      </w:r>
+      <w:r>
+        <w:rPr>
+          <w:rFonts w:hint="eastAsia"/>
+        </w:rPr>
+        <w:t>:</w:t>
+      </w:r>
+      <w:r>
+        <w:rPr>
+          <w:rFonts w:hint="eastAsia"/>
+        </w:rPr>
+        <w:t>比列缩放</w:t>
+      </w:r>
+      <w:r>
+        <w:rPr>
+          <w:rFonts w:hint="eastAsia"/>
+        </w:rPr>
+        <w:t>,</w:t>
+      </w:r>
+      <w:r>
+        <w:rPr>
+          <w:rFonts w:hint="eastAsia"/>
+        </w:rPr>
+        <w:t>浮点型</w:t>
+      </w:r>
+      <w:r>
+        <w:rPr>
+          <w:rFonts w:hint="eastAsia"/>
+        </w:rPr>
+        <w:t>,1</w:t>
+      </w:r>
+      <w:r>
+        <w:rPr>
+          <w:rFonts w:hint="eastAsia"/>
+        </w:rPr>
+        <w:t>.0</w:t>
+      </w:r>
+      <w:r>
+        <w:rPr>
+          <w:rFonts w:hint="eastAsia"/>
+        </w:rPr>
+        <w:t>正常大小</w:t>
+      </w:r>
+      <w:r>
+        <w:rPr>
+          <w:rFonts w:hint="eastAsia"/>
+        </w:rPr>
+        <w:t xml:space="preserve">,0.5 </w:t>
+      </w:r>
+      <w:r>
+        <w:rPr>
+          <w:rFonts w:hint="eastAsia"/>
+        </w:rPr>
+        <w:t>一半大小</w:t>
+      </w:r>
+      <w:r>
+        <w:rPr>
+          <w:rFonts w:hint="eastAsia"/>
+        </w:rPr>
+        <w:t xml:space="preserve">,1.5 </w:t>
+      </w:r>
+      <w:r>
+        <w:rPr>
+          <w:rFonts w:hint="eastAsia"/>
+        </w:rPr>
+        <w:t>放大</w:t>
+      </w:r>
+      <w:r>
+        <w:rPr>
+          <w:rFonts w:hint="eastAsia"/>
+        </w:rPr>
+        <w:t>1.5</w:t>
+      </w:r>
+      <w:r>
+        <w:rPr>
+          <w:rFonts w:hint="eastAsia"/>
+        </w:rPr>
+        <w:t>倍</w:t>
+      </w:r>
+    </w:p>
+    <w:p>
+      <w:pPr>
+        <w:pStyle w:val="a"/>
+      </w:pPr>
+      <w:r>
+        <w:t>nTime</w:t>
+      </w:r>
+      <w:r>
+        <w:rPr>
+          <w:rFonts w:hint="eastAsia"/>
+        </w:rPr>
+        <w:t>:</w:t>
+      </w:r>
+      <w:r>
+        <w:rPr>
+          <w:rFonts w:hint="eastAsia"/>
+        </w:rPr>
+        <w:t>启用内部计时器</w:t>
+      </w:r>
+      <w:r>
+        <w:rPr>
+          <w:rFonts w:hint="eastAsia"/>
+        </w:rPr>
+        <w:t>,</w:t>
+      </w:r>
+      <w:r>
+        <w:rPr>
+          <w:rFonts w:hint="eastAsia"/>
+        </w:rPr>
+        <w:t>设定显示时间</w:t>
+      </w:r>
+      <w:r>
+        <w:rPr>
+          <w:rFonts w:hint="eastAsia"/>
+        </w:rPr>
+        <w:t>,</w:t>
+      </w:r>
+      <w:r>
+        <w:rPr>
+          <w:rFonts w:hint="eastAsia"/>
+        </w:rPr>
+        <w:t>单位秒</w:t>
+      </w:r>
+      <w:r>
+        <w:rPr>
+          <w:rFonts w:hint="eastAsia"/>
+        </w:rPr>
+        <w:t>(</w:t>
+      </w:r>
+      <w:r>
+        <w:rPr>
+          <w:rFonts w:hint="eastAsia"/>
+        </w:rPr>
+        <w:t>不支持</w:t>
+      </w:r>
+      <w:r>
+        <w:rPr>
+          <w:rFonts w:hint="eastAsia"/>
+        </w:rPr>
+        <w:t>)</w:t>
+      </w:r>
+    </w:p>
+    <w:p>
+      <w:pPr>
+        <w:pStyle w:val="a"/>
+      </w:pPr>
+      <w:r>
+        <w:rPr>
+          <w:rFonts w:hint="eastAsia"/>
+          <w:color w:val="EE0000"/>
+        </w:rPr>
         <w:lastRenderedPageBreak/>
-        <w:t xml:space="preserve">            "bEnable": true,</w:t>
-      </w:r>
-    </w:p>
-    <w:p>
-      <w:r>
-        <w:t xml:space="preserve">            "nBorder": 0,</w:t>
-      </w:r>
-    </w:p>
-    <w:p>
-      <w:r>
-        <w:t xml:space="preserve">            "nTime": 0,</w:t>
-      </w:r>
-    </w:p>
-    <w:p>
-      <w:r>
-        <w:t xml:space="preserve">            "nSize": 40,</w:t>
-      </w:r>
-    </w:p>
-    <w:p>
-      <w:r>
-        <w:t xml:space="preserve">            "nAlpha": 100,</w:t>
-      </w:r>
-    </w:p>
-    <w:p>
-      <w:r>
-        <w:t xml:space="preserve">            "tszFont": "D:\\avcodec_service\\XEngine_Release\\XEngine_Config\\Fonts\\SourceHanSansCN.otf",</w:t>
-      </w:r>
-    </w:p>
-    <w:p>
-      <w:r>
-        <w:t xml:space="preserve">            "tszColor": "0-0-255",</w:t>
-      </w:r>
-    </w:p>
-    <w:p>
-      <w:r>
-        <w:rPr>
-          <w:rFonts w:hint="eastAsia"/>
-        </w:rPr>
-        <w:t xml:space="preserve">            "tszText": "</w:t>
-      </w:r>
-      <w:r>
-        <w:rPr>
-          <w:rFonts w:hint="eastAsia"/>
-        </w:rPr>
-        <w:t>展示内容</w:t>
-      </w:r>
-      <w:r>
-        <w:rPr>
-          <w:rFonts w:hint="eastAsia"/>
-        </w:rPr>
-        <w:t>",</w:t>
-      </w:r>
-    </w:p>
-    <w:p>
-      <w:r>
-        <w:t xml:space="preserve">            "nXPoint ": 100,</w:t>
-      </w:r>
-    </w:p>
-    <w:p>
-      <w:r>
-        <w:t xml:space="preserve">            "nYPoint": 0,</w:t>
-      </w:r>
-    </w:p>
-    <w:p>
-      <w:r>
-        <w:t xml:space="preserve">            "</w:t>
-      </w:r>
+        <w:t>n</w:t>
+      </w:r>
+      <w:r>
+        <w:rPr>
+          <w:rFonts w:hint="eastAsia"/>
+          <w:color w:val="EE0000"/>
+        </w:rPr>
+        <w:t>X(Y)Point</w:t>
+      </w:r>
+      <w:r>
+        <w:rPr>
+          <w:rFonts w:hint="eastAsia"/>
+        </w:rPr>
+        <w:t>:</w:t>
+      </w:r>
+      <w:r>
+        <w:rPr>
+          <w:rFonts w:hint="eastAsia"/>
+        </w:rPr>
+        <w:t>位置</w:t>
+      </w:r>
+      <w:r>
+        <w:rPr>
+          <w:rFonts w:hint="eastAsia"/>
+        </w:rPr>
+        <w:t>,0,0</w:t>
+      </w:r>
+      <w:r>
+        <w:rPr>
+          <w:rFonts w:hint="eastAsia"/>
+        </w:rPr>
+        <w:t>表示视频左上角</w:t>
+      </w:r>
+    </w:p>
+    <w:p>
+      <w:pPr>
+        <w:pStyle w:val="a"/>
+      </w:pPr>
+      <w:r>
+        <w:rPr>
+          <w:rFonts w:hint="eastAsia"/>
+        </w:rPr>
+        <w:t>tszImageFile</w:t>
+      </w:r>
+      <w:r>
+        <w:rPr>
+          <w:rFonts w:hint="eastAsia"/>
+        </w:rPr>
+        <w:t>:</w:t>
+      </w:r>
+      <w:r>
+        <w:rPr>
+          <w:rFonts w:hint="eastAsia"/>
+        </w:rPr>
+        <w:t>图像文件地址</w:t>
+      </w:r>
+    </w:p>
+    <w:p>
+      <w:pPr>
+        <w:pStyle w:val="a"/>
+      </w:pPr>
+      <w:r>
+        <w:rPr>
+          <w:color w:val="EE0000"/>
+        </w:rPr>
+        <w:t>nSize</w:t>
+      </w:r>
+      <w:r>
+        <w:rPr>
+          <w:rFonts w:hint="eastAsia"/>
+        </w:rPr>
+        <w:t>:</w:t>
+      </w:r>
+      <w:r>
+        <w:rPr>
+          <w:rFonts w:hint="eastAsia"/>
+        </w:rPr>
+        <w:t>文本字号</w:t>
+      </w:r>
+    </w:p>
+    <w:p>
+      <w:pPr>
+        <w:pStyle w:val="a"/>
+      </w:pPr>
+      <w:r>
+        <w:rPr>
+          <w:rFonts w:hint="eastAsia"/>
+        </w:rPr>
+        <w:t>tszFont</w:t>
+      </w:r>
+      <w:r>
+        <w:rPr>
+          <w:rFonts w:hint="eastAsia"/>
+        </w:rPr>
+        <w:t>:</w:t>
+      </w:r>
+      <w:r>
+        <w:rPr>
+          <w:rFonts w:hint="eastAsia"/>
+        </w:rPr>
+        <w:t>字体路径</w:t>
+      </w:r>
+    </w:p>
+    <w:p>
+      <w:pPr>
+        <w:pStyle w:val="a"/>
+      </w:pPr>
+      <w:r>
+        <w:rPr>
+          <w:color w:val="EE0000"/>
+        </w:rPr>
+        <w:t>tsz</w:t>
+      </w:r>
+      <w:r>
+        <w:rPr>
+          <w:rFonts w:hint="eastAsia"/>
+          <w:color w:val="EE0000"/>
+        </w:rPr>
+        <w:t>Text</w:t>
+      </w:r>
+      <w:r>
+        <w:rPr>
+          <w:rFonts w:hint="eastAsia"/>
+        </w:rPr>
+        <w:t>:</w:t>
+      </w:r>
+      <w:r>
+        <w:rPr>
+          <w:rFonts w:hint="eastAsia"/>
+        </w:rPr>
+        <w:t>要显示的文本</w:t>
+      </w:r>
+    </w:p>
+    <w:p>
+      <w:pPr>
+        <w:pStyle w:val="a"/>
+      </w:pPr>
+      <w:r>
+        <w:t>nAlpha</w:t>
+      </w:r>
+      <w:r>
+        <w:rPr>
+          <w:rFonts w:hint="eastAsia"/>
+        </w:rPr>
+        <w:t>:</w:t>
+      </w:r>
+      <w:r>
+        <w:rPr>
+          <w:rFonts w:hint="eastAsia"/>
+        </w:rPr>
+        <w:t>1</w:t>
+      </w:r>
+      <w:r>
+        <w:rPr>
+          <w:rFonts w:hint="eastAsia"/>
+        </w:rPr>
+        <w:t>00</w:t>
+      </w:r>
+      <w:r>
+        <w:rPr>
+          <w:rFonts w:hint="eastAsia"/>
+        </w:rPr>
+        <w:t>默认</w:t>
+      </w:r>
+      <w:r>
+        <w:rPr>
+          <w:rFonts w:hint="eastAsia"/>
+        </w:rPr>
+        <w:t>,</w:t>
+      </w:r>
+      <w:r>
+        <w:rPr>
+          <w:rFonts w:hint="eastAsia"/>
+        </w:rPr>
+        <w:t>1</w:t>
+      </w:r>
+      <w:r>
+        <w:rPr>
+          <w:rFonts w:hint="eastAsia"/>
+        </w:rPr>
+        <w:t>-1</w:t>
+      </w:r>
+      <w:r>
+        <w:rPr>
+          <w:rFonts w:hint="eastAsia"/>
+        </w:rPr>
+        <w:t>00</w:t>
+      </w:r>
+      <w:r>
+        <w:rPr>
+          <w:rFonts w:hint="eastAsia"/>
+        </w:rPr>
+        <w:t>取指</w:t>
+      </w:r>
+      <w:r>
+        <w:rPr>
+          <w:rFonts w:hint="eastAsia"/>
+        </w:rPr>
+        <w:t>,</w:t>
+      </w:r>
+      <w:r>
+        <w:rPr>
+          <w:rFonts w:hint="eastAsia"/>
+        </w:rPr>
+        <w:t>表示透明到不透明</w:t>
+      </w:r>
+    </w:p>
+    <w:p>
+      <w:pPr>
+        <w:pStyle w:val="a"/>
+      </w:pPr>
+      <w:r>
+        <w:rPr>
+          <w:rFonts w:hint="eastAsia"/>
+        </w:rPr>
+        <w:t>nBorder:</w:t>
+      </w:r>
+      <w:r>
+        <w:rPr>
+          <w:rFonts w:hint="eastAsia"/>
+        </w:rPr>
+        <w:t>轮廓线条</w:t>
+      </w:r>
+      <w:r>
+        <w:rPr>
+          <w:rFonts w:hint="eastAsia"/>
+        </w:rPr>
+        <w:t>,-1</w:t>
+      </w:r>
+      <w:r>
+        <w:rPr>
+          <w:rFonts w:hint="eastAsia"/>
+        </w:rPr>
+        <w:t>表示禁用</w:t>
+      </w:r>
+      <w:r>
+        <w:rPr>
+          <w:rFonts w:hint="eastAsia"/>
+        </w:rPr>
+        <w:t xml:space="preserve">,&gt;=0 </w:t>
+      </w:r>
+      <w:r>
+        <w:rPr>
+          <w:rFonts w:hint="eastAsia"/>
+        </w:rPr>
+        <w:t>启用表示线宽</w:t>
+      </w:r>
+    </w:p>
+    <w:p>
+      <w:pPr>
+        <w:pStyle w:val="a"/>
+      </w:pPr>
+      <w:r>
+        <w:rPr>
+          <w:color w:val="EE0000"/>
+        </w:rPr>
+        <w:t>tszColor</w:t>
+      </w:r>
+      <w:r>
+        <w:rPr>
+          <w:rFonts w:hint="eastAsia"/>
+        </w:rPr>
+        <w:t>:</w:t>
+      </w:r>
+      <w:r>
+        <w:rPr>
+          <w:rFonts w:hint="eastAsia"/>
+        </w:rPr>
+        <w:t>B-G-R</w:t>
+      </w:r>
+      <w:r>
+        <w:rPr>
+          <w:rFonts w:hint="eastAsia"/>
+        </w:rPr>
+        <w:t>颜色格式</w:t>
+      </w:r>
+      <w:r>
+        <w:rPr>
+          <w:rFonts w:hint="eastAsia"/>
+        </w:rPr>
+        <w:t>,</w:t>
+      </w:r>
+      <w:r>
+        <w:rPr>
+          <w:rFonts w:hint="eastAsia"/>
+        </w:rPr>
+        <w:t>比如红色</w:t>
+      </w:r>
+      <w:r>
+        <w:rPr>
+          <w:rFonts w:hint="eastAsia"/>
+        </w:rPr>
+        <w:t xml:space="preserve"> 0</w:t>
+      </w:r>
+      <w:r>
+        <w:rPr>
+          <w:rFonts w:hint="eastAsia"/>
+        </w:rPr>
+        <w:t>-</w:t>
+      </w:r>
+      <w:r>
+        <w:rPr>
+          <w:rFonts w:hint="eastAsia"/>
+        </w:rPr>
+        <w:t>0</w:t>
+      </w:r>
+      <w:r>
+        <w:rPr>
+          <w:rFonts w:hint="eastAsia"/>
+        </w:rPr>
+        <w:t>-255</w:t>
+      </w:r>
+      <w:r>
+        <w:rPr>
+          <w:rFonts w:hint="eastAsia"/>
+        </w:rPr>
+        <w:t>,</w:t>
+      </w:r>
+      <w:r>
+        <w:rPr>
+          <w:rFonts w:hint="eastAsia"/>
+        </w:rPr>
+        <w:t>十进制</w:t>
+      </w:r>
+      <w:r>
+        <w:rPr>
+          <w:rFonts w:hint="eastAsia"/>
+        </w:rPr>
+        <w:t>0-255</w:t>
+      </w:r>
+      <w:r>
+        <w:rPr>
+          <w:rFonts w:hint="eastAsia"/>
+        </w:rPr>
+        <w:t>取值</w:t>
+      </w:r>
+    </w:p>
+    <w:p>
+      <w:pPr>
+        <w:pStyle w:val="a"/>
+      </w:pPr>
       <w:r>
         <w:t>nSpeed</w:t>
       </w:r>
       <w:r>
+        <w:rPr>
+          <w:rFonts w:hint="eastAsia"/>
+        </w:rPr>
+        <w:t>:</w:t>
+      </w:r>
+      <w:r>
+        <w:rPr>
+          <w:rFonts w:hint="eastAsia"/>
+        </w:rPr>
+        <w:t>大于</w:t>
+      </w:r>
+      <w:r>
+        <w:rPr>
+          <w:rFonts w:hint="eastAsia"/>
+        </w:rPr>
+        <w:t>0</w:t>
+      </w:r>
+      <w:r>
+        <w:rPr>
+          <w:rFonts w:hint="eastAsia"/>
+        </w:rPr>
+        <w:t>表示跑马灯效果</w:t>
+      </w:r>
+      <w:r>
+        <w:rPr>
+          <w:rFonts w:hint="eastAsia"/>
+        </w:rPr>
+        <w:t>,</w:t>
+      </w:r>
+      <w:r>
+        <w:rPr>
+          <w:rFonts w:hint="eastAsia"/>
+        </w:rPr>
         <w:t xml:space="preserve"> </w:t>
       </w:r>
       <w:r>
-        <w:t xml:space="preserve">": </w:t>
-      </w:r>
-      <w:r>
-        <w:rPr>
-          <w:rFonts w:hint="eastAsia"/>
-        </w:rPr>
-        <w:t>0</w:t>
-      </w:r>
-    </w:p>
-    <w:p>
-      <w:r>
-        <w:t xml:space="preserve">        },</w:t>
-      </w:r>
-    </w:p>
-    <w:p>
-      <w:r>
-        <w:t xml:space="preserve">        "Delogo": {</w:t>
-      </w:r>
-    </w:p>
-    <w:p>
-      <w:r>
-        <w:t xml:space="preserve">            "bEnable": true,</w:t>
-      </w:r>
-    </w:p>
-    <w:p>
-      <w:r>
-        <w:t xml:space="preserve">            "nDeLogoX": 0,</w:t>
-      </w:r>
-    </w:p>
-    <w:p>
-      <w:r>
-        <w:t xml:space="preserve">            "nDeLogoY": 0,</w:t>
-      </w:r>
-    </w:p>
-    <w:p>
-      <w:r>
-        <w:t xml:space="preserve">            "nDeLogoW": 40,</w:t>
-      </w:r>
-    </w:p>
-    <w:p>
-      <w:r>
-        <w:t xml:space="preserve">            "nDeLogoH": 100</w:t>
-      </w:r>
-    </w:p>
-    <w:p>
-      <w:r>
-        <w:t xml:space="preserve">        }</w:t>
-      </w:r>
-    </w:p>
-    <w:p>
-      <w:r>
-        <w:t xml:space="preserve">    }</w:t>
-      </w:r>
-    </w:p>
-    <w:p>
-      <w:r>
-        <w:t>}</w:t>
+        <w:rPr>
+          <w:rFonts w:hint="eastAsia"/>
+        </w:rPr>
+        <w:t>否则不移动</w:t>
+      </w:r>
+      <w:r>
+        <w:rPr>
+          <w:rFonts w:hint="eastAsia"/>
+        </w:rPr>
+        <w:t>.</w:t>
+      </w:r>
+      <w:r>
+        <w:t>nXPoint</w:t>
+      </w:r>
+      <w:r>
+        <w:rPr>
+          <w:rFonts w:hint="eastAsia"/>
+        </w:rPr>
+        <w:t>无效</w:t>
+      </w:r>
+      <w:r>
+        <w:rPr>
+          <w:rFonts w:hint="eastAsia"/>
+        </w:rPr>
+        <w:t>, (1-100</w:t>
+      </w:r>
+      <w:r>
+        <w:rPr>
+          <w:rFonts w:hint="eastAsia"/>
+        </w:rPr>
+        <w:t>速率越快越高</w:t>
+      </w:r>
+      <w:r>
+        <w:rPr>
+          <w:rFonts w:hint="eastAsia"/>
+        </w:rPr>
+        <w:t>)</w:t>
       </w:r>
     </w:p>
     <w:p>
@@ -15167,21 +15960,14 @@
       <w:r>
         <w:rPr>
           <w:rFonts w:hint="eastAsia"/>
-          <w:color w:val="EE0000"/>
-        </w:rPr>
-        <w:t>dlSize</w:t>
-      </w:r>
-      <w:r>
-        <w:rPr>
-          <w:rFonts w:hint="eastAsia"/>
-        </w:rPr>
-        <w:t>:</w:t>
-      </w:r>
-      <w:r>
-        <w:rPr>
-          <w:rFonts w:hint="eastAsia"/>
-        </w:rPr>
-        <w:t>比列缩放</w:t>
+        </w:rPr>
+        <w:t>Delogo</w:t>
+      </w:r>
+      <w:r>
+        <w:rPr>
+          <w:rFonts w:hint="eastAsia"/>
+        </w:rPr>
+        <w:t>是水印图片消除功能</w:t>
       </w:r>
       <w:r>
         <w:rPr>
@@ -15193,81 +15979,19 @@
         <w:rPr>
           <w:rFonts w:hint="eastAsia"/>
         </w:rPr>
-        <w:t>浮点型</w:t>
-      </w:r>
-      <w:r>
-        <w:rPr>
-          <w:rFonts w:hint="eastAsia"/>
-        </w:rPr>
-        <w:t>,1</w:t>
-      </w:r>
-      <w:r>
-        <w:rPr>
-          <w:rFonts w:hint="eastAsia"/>
-        </w:rPr>
-        <w:t>.0</w:t>
-      </w:r>
-      <w:r>
-        <w:rPr>
-          <w:rFonts w:hint="eastAsia"/>
-        </w:rPr>
-        <w:t>正常大小</w:t>
-      </w:r>
-      <w:r>
-        <w:rPr>
-          <w:rFonts w:hint="eastAsia"/>
-        </w:rPr>
-        <w:t xml:space="preserve">,0.5 </w:t>
-      </w:r>
-      <w:r>
-        <w:rPr>
-          <w:rFonts w:hint="eastAsia"/>
-        </w:rPr>
-        <w:t>一半大小</w:t>
-      </w:r>
-      <w:r>
-        <w:rPr>
-          <w:rFonts w:hint="eastAsia"/>
-        </w:rPr>
-        <w:t xml:space="preserve">,1.5 </w:t>
-      </w:r>
-      <w:r>
-        <w:rPr>
-          <w:rFonts w:hint="eastAsia"/>
-        </w:rPr>
-        <w:t>放大</w:t>
-      </w:r>
-      <w:r>
-        <w:rPr>
-          <w:rFonts w:hint="eastAsia"/>
-        </w:rPr>
-        <w:t>1.5</w:t>
-      </w:r>
-      <w:r>
-        <w:rPr>
-          <w:rFonts w:hint="eastAsia"/>
-        </w:rPr>
-        <w:t>倍</w:t>
-      </w:r>
-    </w:p>
-    <w:p>
-      <w:pPr>
-        <w:pStyle w:val="a"/>
-      </w:pPr>
-      <w:r>
-        <w:t>nTime</w:t>
-      </w:r>
-      <w:r>
-        <w:rPr>
-          <w:rFonts w:hint="eastAsia"/>
-        </w:rPr>
-        <w:t>:</w:t>
-      </w:r>
-      <w:r>
-        <w:rPr>
-          <w:rFonts w:hint="eastAsia"/>
-        </w:rPr>
-        <w:t>启用内部计时器</w:t>
+        <w:t>需要设置</w:t>
+      </w:r>
+      <w:r>
+        <w:rPr>
+          <w:rFonts w:hint="eastAsia"/>
+        </w:rPr>
+        <w:t>X,Y</w:t>
+      </w:r>
+      <w:r>
+        <w:rPr>
+          <w:rFonts w:hint="eastAsia"/>
+        </w:rPr>
+        <w:t>水印图片的位置</w:t>
       </w:r>
       <w:r>
         <w:rPr>
@@ -15279,7 +16003,95 @@
         <w:rPr>
           <w:rFonts w:hint="eastAsia"/>
         </w:rPr>
-        <w:t>设定显示时间</w:t>
+        <w:t>以及</w:t>
+      </w:r>
+      <w:r>
+        <w:rPr>
+          <w:rFonts w:hint="eastAsia"/>
+        </w:rPr>
+        <w:t>W,H</w:t>
+      </w:r>
+      <w:r>
+        <w:rPr>
+          <w:rFonts w:hint="eastAsia"/>
+        </w:rPr>
+        <w:t>水印图片的宽高</w:t>
+      </w:r>
+    </w:p>
+    <w:p>
+      <w:pPr>
+        <w:pStyle w:val="4"/>
+      </w:pPr>
+      <w:r>
+        <w:rPr>
+          <w:rFonts w:hint="eastAsia"/>
+        </w:rPr>
+        <w:t xml:space="preserve">1.8.3.2 </w:t>
+      </w:r>
+      <w:r>
+        <w:rPr>
+          <w:rFonts w:hint="eastAsia"/>
+        </w:rPr>
+        <w:t>回复</w:t>
+      </w:r>
+    </w:p>
+    <w:p>
+      <w:pPr>
+        <w:ind w:firstLine="430"/>
+      </w:pPr>
+      <w:r>
+        <w:rPr>
+          <w:rFonts w:hint="eastAsia"/>
+        </w:rPr>
+        <w:t>返回的内容会包含一个</w:t>
+      </w:r>
+      <w:r>
+        <w:rPr>
+          <w:rFonts w:hint="eastAsia"/>
+        </w:rPr>
+        <w:t>token,</w:t>
+      </w:r>
+      <w:r>
+        <w:rPr>
+          <w:rFonts w:hint="eastAsia"/>
+        </w:rPr>
+        <w:t>这个</w:t>
+      </w:r>
+      <w:r>
+        <w:rPr>
+          <w:rFonts w:hint="eastAsia"/>
+        </w:rPr>
+        <w:t>token</w:t>
+      </w:r>
+      <w:r>
+        <w:rPr>
+          <w:rFonts w:hint="eastAsia"/>
+        </w:rPr>
+        <w:t>是你</w:t>
+      </w:r>
+      <w:r>
+        <w:rPr>
+          <w:rFonts w:hint="eastAsia"/>
+        </w:rPr>
+        <w:t>插入滤镜</w:t>
+      </w:r>
+      <w:r>
+        <w:rPr>
+          <w:rFonts w:hint="eastAsia"/>
+        </w:rPr>
+        <w:t>的对应</w:t>
+      </w:r>
+      <w:r>
+        <w:rPr>
+          <w:rFonts w:hint="eastAsia"/>
+        </w:rPr>
+        <w:t>token,</w:t>
+      </w:r>
+      <w:r>
+        <w:rPr>
+          <w:rFonts w:hint="eastAsia"/>
+        </w:rPr>
+        <w:t>用于管理</w:t>
       </w:r>
       <w:r>
         <w:rPr>
@@ -15291,199 +16103,19 @@
         <w:rPr>
           <w:rFonts w:hint="eastAsia"/>
         </w:rPr>
-        <w:t>单位秒</w:t>
-      </w:r>
-      <w:r>
-        <w:rPr>
-          <w:rFonts w:hint="eastAsia"/>
-        </w:rPr>
-        <w:t>(</w:t>
-      </w:r>
-      <w:r>
-        <w:rPr>
-          <w:rFonts w:hint="eastAsia"/>
-        </w:rPr>
-        <w:t>不支持</w:t>
-      </w:r>
-      <w:r>
-        <w:rPr>
-          <w:rFonts w:hint="eastAsia"/>
-        </w:rPr>
-        <w:t>)</w:t>
-      </w:r>
-    </w:p>
-    <w:p>
-      <w:pPr>
-        <w:pStyle w:val="a"/>
-      </w:pPr>
-      <w:r>
-        <w:rPr>
-          <w:rFonts w:hint="eastAsia"/>
-          <w:color w:val="EE0000"/>
-        </w:rPr>
-        <w:t>n</w:t>
-      </w:r>
-      <w:r>
-        <w:rPr>
-          <w:rFonts w:hint="eastAsia"/>
-          <w:color w:val="EE0000"/>
-        </w:rPr>
-        <w:t>X(Y)Point</w:t>
-      </w:r>
-      <w:r>
-        <w:rPr>
-          <w:rFonts w:hint="eastAsia"/>
-        </w:rPr>
-        <w:t>:</w:t>
-      </w:r>
-      <w:r>
-        <w:rPr>
-          <w:rFonts w:hint="eastAsia"/>
-        </w:rPr>
-        <w:t>位置</w:t>
-      </w:r>
-      <w:r>
-        <w:rPr>
-          <w:rFonts w:hint="eastAsia"/>
-        </w:rPr>
-        <w:t>,0,0</w:t>
-      </w:r>
-      <w:r>
-        <w:rPr>
-          <w:rFonts w:hint="eastAsia"/>
-        </w:rPr>
-        <w:t>表示视频左上角</w:t>
-      </w:r>
-    </w:p>
-    <w:p>
-      <w:pPr>
-        <w:pStyle w:val="a"/>
-      </w:pPr>
-      <w:r>
-        <w:rPr>
-          <w:rFonts w:hint="eastAsia"/>
-        </w:rPr>
-        <w:t>tszImageFile</w:t>
-      </w:r>
-      <w:r>
-        <w:rPr>
-          <w:rFonts w:hint="eastAsia"/>
-        </w:rPr>
-        <w:t>:</w:t>
-      </w:r>
-      <w:r>
-        <w:rPr>
-          <w:rFonts w:hint="eastAsia"/>
-        </w:rPr>
-        <w:t>图像文件地址</w:t>
-      </w:r>
-    </w:p>
-    <w:p>
-      <w:pPr>
-        <w:pStyle w:val="a"/>
-      </w:pPr>
-      <w:r>
-        <w:rPr>
-          <w:color w:val="EE0000"/>
-        </w:rPr>
-        <w:t>nSize</w:t>
-      </w:r>
-      <w:r>
-        <w:rPr>
-          <w:rFonts w:hint="eastAsia"/>
-        </w:rPr>
-        <w:t>:</w:t>
-      </w:r>
-      <w:r>
-        <w:rPr>
-          <w:rFonts w:hint="eastAsia"/>
-        </w:rPr>
-        <w:t>文本字号</w:t>
-      </w:r>
-    </w:p>
-    <w:p>
-      <w:pPr>
-        <w:pStyle w:val="a"/>
-      </w:pPr>
-      <w:r>
-        <w:rPr>
-          <w:rFonts w:hint="eastAsia"/>
-        </w:rPr>
-        <w:t>tszFont</w:t>
-      </w:r>
-      <w:r>
-        <w:rPr>
-          <w:rFonts w:hint="eastAsia"/>
-        </w:rPr>
-        <w:t>:</w:t>
-      </w:r>
-      <w:r>
-        <w:rPr>
-          <w:rFonts w:hint="eastAsia"/>
-        </w:rPr>
-        <w:t>字体路径</w:t>
-      </w:r>
-    </w:p>
-    <w:p>
-      <w:pPr>
-        <w:pStyle w:val="a"/>
-      </w:pPr>
-      <w:r>
-        <w:rPr>
-          <w:color w:val="EE0000"/>
-        </w:rPr>
-        <w:t>tsz</w:t>
-      </w:r>
-      <w:r>
-        <w:rPr>
-          <w:rFonts w:hint="eastAsia"/>
-          <w:color w:val="EE0000"/>
-        </w:rPr>
-        <w:t>Text</w:t>
-      </w:r>
-      <w:r>
-        <w:rPr>
-          <w:rFonts w:hint="eastAsia"/>
-        </w:rPr>
-        <w:t>:</w:t>
-      </w:r>
-      <w:r>
-        <w:rPr>
-          <w:rFonts w:hint="eastAsia"/>
-        </w:rPr>
-        <w:t>要显示的文本</w:t>
-      </w:r>
-    </w:p>
-    <w:p>
-      <w:pPr>
-        <w:pStyle w:val="a"/>
-      </w:pPr>
-      <w:r>
-        <w:t>nAlpha</w:t>
-      </w:r>
-      <w:r>
-        <w:rPr>
-          <w:rFonts w:hint="eastAsia"/>
-        </w:rPr>
-        <w:t>:</w:t>
-      </w:r>
-      <w:r>
-        <w:rPr>
-          <w:rFonts w:hint="eastAsia"/>
-        </w:rPr>
-        <w:t>1</w:t>
-      </w:r>
-      <w:r>
-        <w:rPr>
-          <w:rFonts w:hint="eastAsia"/>
-        </w:rPr>
-        <w:t>00</w:t>
-      </w:r>
-      <w:r>
-        <w:rPr>
-          <w:rFonts w:hint="eastAsia"/>
-        </w:rPr>
-        <w:t>默认</w:t>
+        <w:t>比如删除这个效果</w:t>
+      </w:r>
+      <w:r>
+        <w:rPr>
+          <w:rFonts w:hint="eastAsia"/>
+        </w:rPr>
+        <w:t>.</w:t>
+      </w:r>
+      <w:r>
+        <w:rPr>
+          <w:rFonts w:hint="eastAsia"/>
+        </w:rPr>
+        <w:t>如果你启用了多个一次</w:t>
       </w:r>
       <w:r>
         <w:rPr>
@@ -15495,426 +16127,6 @@
         <w:rPr>
           <w:rFonts w:hint="eastAsia"/>
         </w:rPr>
-        <w:t>1</w:t>
-      </w:r>
-      <w:r>
-        <w:rPr>
-          <w:rFonts w:hint="eastAsia"/>
-        </w:rPr>
-        <w:t>-1</w:t>
-      </w:r>
-      <w:r>
-        <w:rPr>
-          <w:rFonts w:hint="eastAsia"/>
-        </w:rPr>
-        <w:t>00</w:t>
-      </w:r>
-      <w:r>
-        <w:rPr>
-          <w:rFonts w:hint="eastAsia"/>
-        </w:rPr>
-        <w:t>取指</w:t>
-      </w:r>
-      <w:r>
-        <w:rPr>
-          <w:rFonts w:hint="eastAsia"/>
-        </w:rPr>
-        <w:t>,</w:t>
-      </w:r>
-      <w:r>
-        <w:rPr>
-          <w:rFonts w:hint="eastAsia"/>
-        </w:rPr>
-        <w:t>表示透明到不透明</w:t>
-      </w:r>
-    </w:p>
-    <w:p>
-      <w:pPr>
-        <w:pStyle w:val="a"/>
-      </w:pPr>
-      <w:r>
-        <w:rPr>
-          <w:rFonts w:hint="eastAsia"/>
-        </w:rPr>
-        <w:t>nBorder:</w:t>
-      </w:r>
-      <w:r>
-        <w:rPr>
-          <w:rFonts w:hint="eastAsia"/>
-        </w:rPr>
-        <w:t>轮廓线条</w:t>
-      </w:r>
-      <w:r>
-        <w:rPr>
-          <w:rFonts w:hint="eastAsia"/>
-        </w:rPr>
-        <w:t>,-1</w:t>
-      </w:r>
-      <w:r>
-        <w:rPr>
-          <w:rFonts w:hint="eastAsia"/>
-        </w:rPr>
-        <w:t>表示禁用</w:t>
-      </w:r>
-      <w:r>
-        <w:rPr>
-          <w:rFonts w:hint="eastAsia"/>
-        </w:rPr>
-        <w:t xml:space="preserve">,&gt;=0 </w:t>
-      </w:r>
-      <w:r>
-        <w:rPr>
-          <w:rFonts w:hint="eastAsia"/>
-        </w:rPr>
-        <w:t>启用表示线宽</w:t>
-      </w:r>
-    </w:p>
-    <w:p>
-      <w:pPr>
-        <w:pStyle w:val="a"/>
-      </w:pPr>
-      <w:r>
-        <w:rPr>
-          <w:color w:val="EE0000"/>
-        </w:rPr>
-        <w:t>tszColor</w:t>
-      </w:r>
-      <w:r>
-        <w:rPr>
-          <w:rFonts w:hint="eastAsia"/>
-        </w:rPr>
-        <w:t>:</w:t>
-      </w:r>
-      <w:r>
-        <w:rPr>
-          <w:rFonts w:hint="eastAsia"/>
-        </w:rPr>
-        <w:t>B-G-R</w:t>
-      </w:r>
-      <w:r>
-        <w:rPr>
-          <w:rFonts w:hint="eastAsia"/>
-        </w:rPr>
-        <w:t>颜色格式</w:t>
-      </w:r>
-      <w:r>
-        <w:rPr>
-          <w:rFonts w:hint="eastAsia"/>
-        </w:rPr>
-        <w:t>,</w:t>
-      </w:r>
-      <w:r>
-        <w:rPr>
-          <w:rFonts w:hint="eastAsia"/>
-        </w:rPr>
-        <w:t>比如红色</w:t>
-      </w:r>
-      <w:r>
-        <w:rPr>
-          <w:rFonts w:hint="eastAsia"/>
-        </w:rPr>
-        <w:t xml:space="preserve"> 0</w:t>
-      </w:r>
-      <w:r>
-        <w:rPr>
-          <w:rFonts w:hint="eastAsia"/>
-        </w:rPr>
-        <w:t>-</w:t>
-      </w:r>
-      <w:r>
-        <w:rPr>
-          <w:rFonts w:hint="eastAsia"/>
-        </w:rPr>
-        <w:t>0</w:t>
-      </w:r>
-      <w:r>
-        <w:rPr>
-          <w:rFonts w:hint="eastAsia"/>
-        </w:rPr>
-        <w:t>-255</w:t>
-      </w:r>
-      <w:r>
-        <w:rPr>
-          <w:rFonts w:hint="eastAsia"/>
-        </w:rPr>
-        <w:t>,</w:t>
-      </w:r>
-      <w:r>
-        <w:rPr>
-          <w:rFonts w:hint="eastAsia"/>
-        </w:rPr>
-        <w:t>十进制</w:t>
-      </w:r>
-      <w:r>
-        <w:rPr>
-          <w:rFonts w:hint="eastAsia"/>
-        </w:rPr>
-        <w:t>0-255</w:t>
-      </w:r>
-      <w:r>
-        <w:rPr>
-          <w:rFonts w:hint="eastAsia"/>
-        </w:rPr>
-        <w:t>取值</w:t>
-      </w:r>
-    </w:p>
-    <w:p>
-      <w:pPr>
-        <w:pStyle w:val="a"/>
-      </w:pPr>
-      <w:r>
-        <w:t>nSpeed</w:t>
-      </w:r>
-      <w:r>
-        <w:rPr>
-          <w:rFonts w:hint="eastAsia"/>
-        </w:rPr>
-        <w:t>:</w:t>
-      </w:r>
-      <w:r>
-        <w:rPr>
-          <w:rFonts w:hint="eastAsia"/>
-        </w:rPr>
-        <w:t>大于</w:t>
-      </w:r>
-      <w:r>
-        <w:rPr>
-          <w:rFonts w:hint="eastAsia"/>
-        </w:rPr>
-        <w:t>0</w:t>
-      </w:r>
-      <w:r>
-        <w:rPr>
-          <w:rFonts w:hint="eastAsia"/>
-        </w:rPr>
-        <w:t>表示跑马灯效果</w:t>
-      </w:r>
-      <w:r>
-        <w:rPr>
-          <w:rFonts w:hint="eastAsia"/>
-        </w:rPr>
-        <w:t>,</w:t>
-      </w:r>
-      <w:r>
-        <w:rPr>
-          <w:rFonts w:hint="eastAsia"/>
-        </w:rPr>
-        <w:t xml:space="preserve"> </w:t>
-      </w:r>
-      <w:r>
-        <w:rPr>
-          <w:rFonts w:hint="eastAsia"/>
-        </w:rPr>
-        <w:t>否则不移动</w:t>
-      </w:r>
-      <w:r>
-        <w:rPr>
-          <w:rFonts w:hint="eastAsia"/>
-        </w:rPr>
-        <w:t>.</w:t>
-      </w:r>
-      <w:r>
-        <w:t>nXPoint</w:t>
-      </w:r>
-      <w:r>
-        <w:rPr>
-          <w:rFonts w:hint="eastAsia"/>
-        </w:rPr>
-        <w:t>无效</w:t>
-      </w:r>
-      <w:r>
-        <w:rPr>
-          <w:rFonts w:hint="eastAsia"/>
-        </w:rPr>
-        <w:t>, (1-100</w:t>
-      </w:r>
-      <w:r>
-        <w:rPr>
-          <w:rFonts w:hint="eastAsia"/>
-        </w:rPr>
-        <w:t>速率越快越高</w:t>
-      </w:r>
-      <w:r>
-        <w:rPr>
-          <w:rFonts w:hint="eastAsia"/>
-        </w:rPr>
-        <w:t>)</w:t>
-      </w:r>
-    </w:p>
-    <w:p>
-      <w:pPr>
-        <w:pStyle w:val="a"/>
-      </w:pPr>
-      <w:r>
-        <w:rPr>
-          <w:rFonts w:hint="eastAsia"/>
-        </w:rPr>
-        <w:t>Delogo</w:t>
-      </w:r>
-      <w:r>
-        <w:rPr>
-          <w:rFonts w:hint="eastAsia"/>
-        </w:rPr>
-        <w:t>是水印图片消除功能</w:t>
-      </w:r>
-      <w:r>
-        <w:rPr>
-          <w:rFonts w:hint="eastAsia"/>
-        </w:rPr>
-        <w:t>,</w:t>
-      </w:r>
-      <w:r>
-        <w:rPr>
-          <w:rFonts w:hint="eastAsia"/>
-        </w:rPr>
-        <w:t>需要设置</w:t>
-      </w:r>
-      <w:r>
-        <w:rPr>
-          <w:rFonts w:hint="eastAsia"/>
-        </w:rPr>
-        <w:t>X,Y</w:t>
-      </w:r>
-      <w:r>
-        <w:rPr>
-          <w:rFonts w:hint="eastAsia"/>
-        </w:rPr>
-        <w:t>水印图片的位置</w:t>
-      </w:r>
-      <w:r>
-        <w:rPr>
-          <w:rFonts w:hint="eastAsia"/>
-        </w:rPr>
-        <w:t>,</w:t>
-      </w:r>
-      <w:r>
-        <w:rPr>
-          <w:rFonts w:hint="eastAsia"/>
-        </w:rPr>
-        <w:t>以及</w:t>
-      </w:r>
-      <w:r>
-        <w:rPr>
-          <w:rFonts w:hint="eastAsia"/>
-        </w:rPr>
-        <w:t>W,H</w:t>
-      </w:r>
-      <w:r>
-        <w:rPr>
-          <w:rFonts w:hint="eastAsia"/>
-        </w:rPr>
-        <w:t>水印图片的宽高</w:t>
-      </w:r>
-    </w:p>
-    <w:p>
-      <w:pPr>
-        <w:pStyle w:val="4"/>
-      </w:pPr>
-      <w:r>
-        <w:rPr>
-          <w:rFonts w:hint="eastAsia"/>
-        </w:rPr>
-        <w:t xml:space="preserve">1.8.3.2 </w:t>
-      </w:r>
-      <w:r>
-        <w:rPr>
-          <w:rFonts w:hint="eastAsia"/>
-        </w:rPr>
-        <w:t>回复</w:t>
-      </w:r>
-    </w:p>
-    <w:p>
-      <w:pPr>
-        <w:ind w:firstLine="430"/>
-      </w:pPr>
-      <w:r>
-        <w:rPr>
-          <w:rFonts w:hint="eastAsia"/>
-        </w:rPr>
-        <w:t>返回的内容会包含一个</w:t>
-      </w:r>
-      <w:r>
-        <w:rPr>
-          <w:rFonts w:hint="eastAsia"/>
-        </w:rPr>
-        <w:t>token,</w:t>
-      </w:r>
-      <w:r>
-        <w:rPr>
-          <w:rFonts w:hint="eastAsia"/>
-        </w:rPr>
-        <w:t>这个</w:t>
-      </w:r>
-      <w:r>
-        <w:rPr>
-          <w:rFonts w:hint="eastAsia"/>
-        </w:rPr>
-        <w:t>token</w:t>
-      </w:r>
-      <w:r>
-        <w:rPr>
-          <w:rFonts w:hint="eastAsia"/>
-        </w:rPr>
-        <w:t>是你</w:t>
-      </w:r>
-      <w:r>
-        <w:rPr>
-          <w:rFonts w:hint="eastAsia"/>
-        </w:rPr>
-        <w:t>插入滤镜</w:t>
-      </w:r>
-      <w:r>
-        <w:rPr>
-          <w:rFonts w:hint="eastAsia"/>
-        </w:rPr>
-        <w:t>的对应</w:t>
-      </w:r>
-      <w:r>
-        <w:rPr>
-          <w:rFonts w:hint="eastAsia"/>
-        </w:rPr>
-        <w:t>token,</w:t>
-      </w:r>
-      <w:r>
-        <w:rPr>
-          <w:rFonts w:hint="eastAsia"/>
-        </w:rPr>
-        <w:t>用于管理</w:t>
-      </w:r>
-      <w:r>
-        <w:rPr>
-          <w:rFonts w:hint="eastAsia"/>
-        </w:rPr>
-        <w:t>,</w:t>
-      </w:r>
-      <w:r>
-        <w:rPr>
-          <w:rFonts w:hint="eastAsia"/>
-        </w:rPr>
-        <w:t>比如删除这个效果</w:t>
-      </w:r>
-      <w:r>
-        <w:rPr>
-          <w:rFonts w:hint="eastAsia"/>
-        </w:rPr>
-        <w:t>.</w:t>
-      </w:r>
-      <w:r>
-        <w:rPr>
-          <w:rFonts w:hint="eastAsia"/>
-        </w:rPr>
-        <w:t>如果你启用了多个一次</w:t>
-      </w:r>
-      <w:r>
-        <w:rPr>
-          <w:rFonts w:hint="eastAsia"/>
-        </w:rPr>
-        <w:t>,</w:t>
-      </w:r>
-      <w:r>
-        <w:rPr>
-          <w:rFonts w:hint="eastAsia"/>
-        </w:rPr>
         <w:t>那么所有效果都将复用一个句柄</w:t>
       </w:r>
     </w:p>
@@ -15940,7 +16152,6 @@
     </w:p>
     <w:p>
       <w:r>
-        <w:lastRenderedPageBreak/>
         <w:t xml:space="preserve">    },</w:t>
       </w:r>
     </w:p>
@@ -16228,6 +16439,7 @@
         <w:rPr>
           <w:rFonts w:hint="eastAsia"/>
         </w:rPr>
+        <w:lastRenderedPageBreak/>
         <w:t xml:space="preserve">1.8.5 </w:t>
       </w:r>
       <w:r>
@@ -16449,12 +16661,809 @@
     </w:p>
     <w:p>
       <w:r>
+        <w:t xml:space="preserve">        }</w:t>
+      </w:r>
+    </w:p>
+    <w:p>
+      <w:r>
+        <w:t xml:space="preserve">    }</w:t>
+      </w:r>
+    </w:p>
+    <w:p>
+      <w:r>
+        <w:t>}</w:t>
+      </w:r>
+    </w:p>
+    <w:p>
+      <w:r>
+        <w:rPr>
+          <w:rFonts w:hint="eastAsia"/>
+        </w:rPr>
+        <w:t>此</w:t>
+      </w:r>
+      <w:r>
+        <w:rPr>
+          <w:rFonts w:hint="eastAsia"/>
+        </w:rPr>
+        <w:t>JSON</w:t>
+      </w:r>
+      <w:r>
+        <w:rPr>
+          <w:rFonts w:hint="eastAsia"/>
+        </w:rPr>
+        <w:t>表示启用</w:t>
+      </w:r>
+      <w:r>
+        <w:rPr>
+          <w:rFonts w:hint="eastAsia"/>
+        </w:rPr>
+        <w:t>,</w:t>
+      </w:r>
+      <w:r>
+        <w:rPr>
+          <w:rFonts w:hint="eastAsia"/>
+        </w:rPr>
+        <w:t>使用</w:t>
+      </w:r>
+      <w:r>
+        <w:t>tszBGImageFile</w:t>
+      </w:r>
+      <w:r>
+        <w:rPr>
+          <w:rFonts w:hint="eastAsia"/>
+        </w:rPr>
+        <w:t xml:space="preserve"> </w:t>
+      </w:r>
+      <w:r>
+        <w:rPr>
+          <w:rFonts w:hint="eastAsia"/>
+        </w:rPr>
+        <w:t>的图片地址作为背景</w:t>
+      </w:r>
+      <w:r>
+        <w:rPr>
+          <w:rFonts w:hint="eastAsia"/>
+        </w:rPr>
+        <w:t>,</w:t>
+      </w:r>
+      <w:r>
+        <w:rPr>
+          <w:rFonts w:hint="eastAsia"/>
+        </w:rPr>
+        <w:t>视频的目标宽高是</w:t>
+      </w:r>
+      <w:r>
+        <w:rPr>
+          <w:rFonts w:hint="eastAsia"/>
+        </w:rPr>
+        <w:t>1920x1080.</w:t>
+      </w:r>
+      <w:r>
+        <w:rPr>
+          <w:rFonts w:hint="eastAsia"/>
+        </w:rPr>
+        <w:t>分辨率设置必须和编解码设置的宽高一致</w:t>
+      </w:r>
+    </w:p>
+    <w:p>
+      <w:r>
+        <w:rPr>
+          <w:rFonts w:hint="eastAsia"/>
+        </w:rPr>
+        <w:t>经过竖转横的图像在坐标系上需要特别注意</w:t>
+      </w:r>
+      <w:r>
+        <w:rPr>
+          <w:rFonts w:hint="eastAsia"/>
+        </w:rPr>
+        <w:t>,</w:t>
+      </w:r>
+      <w:r>
+        <w:rPr>
+          <w:rFonts w:hint="eastAsia"/>
+        </w:rPr>
+        <w:t>坐标系只代表原始视频的坐标系</w:t>
+      </w:r>
+      <w:r>
+        <w:rPr>
+          <w:rFonts w:hint="eastAsia"/>
+        </w:rPr>
+        <w:t>,</w:t>
+      </w:r>
+      <w:r>
+        <w:rPr>
+          <w:rFonts w:hint="eastAsia"/>
+        </w:rPr>
+        <w:t>不代表扩展的背景分辨率坐标系</w:t>
+      </w:r>
+    </w:p>
+    <w:p>
+      <w:pPr>
+        <w:pStyle w:val="4"/>
+      </w:pPr>
+      <w:r>
+        <w:rPr>
+          <w:rFonts w:hint="eastAsia"/>
+        </w:rPr>
+        <w:t xml:space="preserve">1.8.5.2 </w:t>
+      </w:r>
+      <w:r>
+        <w:rPr>
+          <w:rFonts w:hint="eastAsia"/>
+        </w:rPr>
+        <w:t>回复</w:t>
+      </w:r>
+    </w:p>
+    <w:p>
+      <w:r>
+        <w:t>{</w:t>
+      </w:r>
+    </w:p>
+    <w:p>
+      <w:r>
+        <w:t xml:space="preserve">    "code": 0,</w:t>
+      </w:r>
+    </w:p>
+    <w:p>
+      <w:r>
+        <w:t xml:space="preserve">    "msg": "success"</w:t>
+      </w:r>
+    </w:p>
+    <w:p>
+      <w:r>
+        <w:t>}</w:t>
+      </w:r>
+    </w:p>
+    <w:p>
+      <w:pPr>
+        <w:pStyle w:val="2"/>
+      </w:pPr>
+      <w:bookmarkStart w:id="35" w:name="_Toc235523041"/>
+      <w:r>
+        <w:rPr>
+          <w:rFonts w:hint="eastAsia"/>
+        </w:rPr>
+        <w:t>1.9 AI</w:t>
+      </w:r>
+      <w:r>
+        <w:rPr>
+          <w:rFonts w:hint="eastAsia"/>
+        </w:rPr>
+        <w:t>处理</w:t>
+      </w:r>
+      <w:bookmarkEnd w:id="35"/>
+    </w:p>
+    <w:p>
+      <w:pPr>
+        <w:pStyle w:val="3"/>
+      </w:pPr>
+      <w:bookmarkStart w:id="36" w:name="_Toc235523042"/>
+      <w:r>
+        <w:rPr>
+          <w:rFonts w:hint="eastAsia"/>
+        </w:rPr>
+        <w:t>1.9.1 AI</w:t>
+      </w:r>
+      <w:r>
+        <w:rPr>
+          <w:rFonts w:hint="eastAsia"/>
+        </w:rPr>
+        <w:t>限制</w:t>
+      </w:r>
+      <w:bookmarkEnd w:id="36"/>
+    </w:p>
+    <w:p>
+      <w:r>
+        <w:rPr>
+          <w:rFonts w:hint="eastAsia"/>
+        </w:rPr>
+        <w:t xml:space="preserve">    </w:t>
+      </w:r>
+      <w:r>
+        <w:rPr>
+          <w:rFonts w:hint="eastAsia"/>
+        </w:rPr>
+        <w:t>限制转码封包</w:t>
+      </w:r>
+      <w:r>
+        <w:rPr>
+          <w:rFonts w:hint="eastAsia"/>
+        </w:rPr>
+        <w:t>,</w:t>
+      </w:r>
+      <w:r>
+        <w:rPr>
+          <w:rFonts w:hint="eastAsia"/>
+        </w:rPr>
+        <w:t>用于处理真实的音视频时间</w:t>
+      </w:r>
+    </w:p>
+    <w:p>
+      <w:pPr>
+        <w:pStyle w:val="4"/>
+      </w:pPr>
+      <w:r>
+        <w:rPr>
+          <w:rFonts w:hint="eastAsia"/>
+        </w:rPr>
         <w:lastRenderedPageBreak/>
+        <w:t>1.9.1</w:t>
+      </w:r>
+      <w:r>
+        <w:rPr>
+          <w:rFonts w:hint="eastAsia"/>
+        </w:rPr>
+        <w:t>.1</w:t>
+      </w:r>
+      <w:r>
+        <w:rPr>
+          <w:rFonts w:hint="eastAsia"/>
+        </w:rPr>
+        <w:t xml:space="preserve"> </w:t>
+      </w:r>
+      <w:r>
+        <w:rPr>
+          <w:rFonts w:hint="eastAsia"/>
+        </w:rPr>
+        <w:t>请求</w:t>
+      </w:r>
+    </w:p>
+    <w:p>
+      <w:r>
+        <w:rPr>
+          <w:rFonts w:hint="eastAsia"/>
+        </w:rPr>
+        <w:t>接口</w:t>
+      </w:r>
+      <w:r>
+        <w:rPr>
+          <w:rFonts w:hint="eastAsia"/>
+        </w:rPr>
+        <w:t>:HTTP</w:t>
+      </w:r>
+    </w:p>
+    <w:p>
+      <w:r>
+        <w:rPr>
+          <w:rFonts w:hint="eastAsia"/>
+        </w:rPr>
+        <w:t>方法</w:t>
+      </w:r>
+      <w:r>
+        <w:rPr>
+          <w:rFonts w:hint="eastAsia"/>
+        </w:rPr>
+        <w:t>:POST</w:t>
+      </w:r>
+    </w:p>
+    <w:p>
+      <w:r>
+        <w:rPr>
+          <w:rFonts w:hint="eastAsia"/>
+        </w:rPr>
+        <w:t>地址</w:t>
+      </w:r>
+      <w:r>
+        <w:rPr>
+          <w:rFonts w:hint="eastAsia"/>
+        </w:rPr>
+        <w:t>:http://127.0.0.1:5001/api?function=</w:t>
+      </w:r>
+      <w:r>
+        <w:t>aifilter</w:t>
+      </w:r>
+      <w:r>
+        <w:rPr>
+          <w:rFonts w:hint="eastAsia"/>
+        </w:rPr>
+        <w:t>&amp;</w:t>
+      </w:r>
+      <w:r>
+        <w:rPr>
+          <w:rFonts w:hint="eastAsia"/>
+        </w:rPr>
+        <w:t>token</w:t>
+      </w:r>
+      <w:r>
+        <w:rPr>
+          <w:rFonts w:hint="eastAsia"/>
+        </w:rPr>
+        <w:t>=10001001</w:t>
+      </w:r>
+    </w:p>
+    <w:p>
+      <w:r>
+        <w:rPr>
+          <w:rFonts w:hint="eastAsia"/>
+        </w:rPr>
+        <w:t>解释</w:t>
+      </w:r>
+      <w:r>
+        <w:rPr>
+          <w:rFonts w:hint="eastAsia"/>
+        </w:rPr>
+        <w:t>:</w:t>
+      </w:r>
+      <w:r>
+        <w:rPr>
+          <w:rFonts w:hint="eastAsia"/>
+        </w:rPr>
+        <w:t>启动</w:t>
+      </w:r>
+      <w:r>
+        <w:rPr>
+          <w:rFonts w:hint="eastAsia"/>
+        </w:rPr>
+        <w:t>AI</w:t>
+      </w:r>
+      <w:r>
+        <w:rPr>
+          <w:rFonts w:hint="eastAsia"/>
+        </w:rPr>
+        <w:t>功能</w:t>
+      </w:r>
+    </w:p>
+    <w:p>
+      <w:r>
+        <w:rPr>
+          <w:rFonts w:hint="eastAsia"/>
+        </w:rPr>
+        <w:t>负载</w:t>
+      </w:r>
+      <w:r>
+        <w:rPr>
+          <w:rFonts w:hint="eastAsia"/>
+        </w:rPr>
+        <w:t>:</w:t>
+      </w:r>
+    </w:p>
+    <w:p>
+      <w:r>
+        <w:t>{</w:t>
+      </w:r>
+    </w:p>
+    <w:p>
+      <w:r>
+        <w:t xml:space="preserve">    "bEnableAI": true,</w:t>
+      </w:r>
+    </w:p>
+    <w:p>
+      <w:r>
+        <w:t xml:space="preserve">    "st_AIVideo": {</w:t>
+      </w:r>
+    </w:p>
+    <w:p>
+      <w:r>
+        <w:t xml:space="preserve">        "bEnableTimeLimit": true</w:t>
+      </w:r>
+    </w:p>
+    <w:p>
+      <w:r>
+        <w:t xml:space="preserve">    },</w:t>
+      </w:r>
+    </w:p>
+    <w:p>
+      <w:r>
+        <w:t xml:space="preserve">    "st_AIAudio": {</w:t>
+      </w:r>
+    </w:p>
+    <w:p>
+      <w:r>
+        <w:t xml:space="preserve">        "bEnableTimeLimit": true</w:t>
+      </w:r>
+    </w:p>
+    <w:p>
+      <w:r>
+        <w:t xml:space="preserve">    }</w:t>
+      </w:r>
+    </w:p>
+    <w:p>
+      <w:r>
+        <w:t>}</w:t>
+      </w:r>
+    </w:p>
+    <w:p>
+      <w:r>
+        <w:t>bEnableTimeLimit</w:t>
+      </w:r>
+      <w:r>
+        <w:rPr>
+          <w:rFonts w:hint="eastAsia"/>
+        </w:rPr>
+        <w:t xml:space="preserve"> </w:t>
+      </w:r>
+      <w:r>
+        <w:rPr>
+          <w:rFonts w:hint="eastAsia"/>
+        </w:rPr>
+        <w:t>表示启用音视频原始封包</w:t>
+      </w:r>
+      <w:r>
+        <w:rPr>
+          <w:rFonts w:hint="eastAsia"/>
+        </w:rPr>
+        <w:t>时间</w:t>
+      </w:r>
+      <w:r>
+        <w:rPr>
+          <w:rFonts w:hint="eastAsia"/>
+        </w:rPr>
+        <w:t>限制</w:t>
+      </w:r>
+      <w:r>
+        <w:rPr>
+          <w:rFonts w:hint="eastAsia"/>
+        </w:rPr>
+        <w:t>,</w:t>
+      </w:r>
+      <w:r>
+        <w:rPr>
+          <w:rFonts w:hint="eastAsia"/>
+        </w:rPr>
+        <w:t>可以解决封包导致的问题</w:t>
+      </w:r>
+    </w:p>
+    <w:p>
+      <w:pPr>
+        <w:pStyle w:val="4"/>
+      </w:pPr>
+      <w:r>
+        <w:rPr>
+          <w:rFonts w:hint="eastAsia"/>
+        </w:rPr>
+        <w:t>1.9.</w:t>
+      </w:r>
+      <w:r>
+        <w:rPr>
+          <w:rFonts w:hint="eastAsia"/>
+        </w:rPr>
+        <w:t>1.</w:t>
+      </w:r>
+      <w:r>
+        <w:rPr>
+          <w:rFonts w:hint="eastAsia"/>
+        </w:rPr>
+        <w:t xml:space="preserve">2 </w:t>
+      </w:r>
+      <w:r>
+        <w:rPr>
+          <w:rFonts w:hint="eastAsia"/>
+        </w:rPr>
+        <w:t>回复</w:t>
+      </w:r>
+    </w:p>
+    <w:p>
+      <w:r>
+        <w:t>{</w:t>
+      </w:r>
+    </w:p>
+    <w:p>
+      <w:r>
+        <w:t xml:space="preserve">    "code": 0,</w:t>
+      </w:r>
+    </w:p>
+    <w:p>
+      <w:r>
+        <w:t xml:space="preserve">    "msg": "success"</w:t>
+      </w:r>
+    </w:p>
+    <w:p>
+      <w:r>
+        <w:t>}</w:t>
+      </w:r>
+    </w:p>
+    <w:p>
+      <w:pPr>
+        <w:pStyle w:val="3"/>
+      </w:pPr>
+      <w:bookmarkStart w:id="37" w:name="_Toc235523043"/>
+      <w:r>
+        <w:rPr>
+          <w:rFonts w:hint="eastAsia"/>
+        </w:rPr>
+        <w:t>1.9.2 AI</w:t>
+      </w:r>
+      <w:r>
+        <w:rPr>
+          <w:rFonts w:hint="eastAsia"/>
+        </w:rPr>
+        <w:t>检测</w:t>
+      </w:r>
+      <w:bookmarkEnd w:id="37"/>
+    </w:p>
+    <w:p>
+      <w:r>
+        <w:rPr>
+          <w:rFonts w:hint="eastAsia"/>
+        </w:rPr>
+        <w:t xml:space="preserve">    </w:t>
+      </w:r>
+      <w:r>
+        <w:rPr>
+          <w:rFonts w:hint="eastAsia"/>
+        </w:rPr>
+        <w:t>用于</w:t>
+      </w:r>
+      <w:r>
+        <w:rPr>
+          <w:rFonts w:hint="eastAsia"/>
+        </w:rPr>
+        <w:t>音视频</w:t>
+      </w:r>
+      <w:r>
+        <w:rPr>
+          <w:rFonts w:hint="eastAsia"/>
+        </w:rPr>
+        <w:t>AI</w:t>
+      </w:r>
+      <w:r>
+        <w:rPr>
+          <w:rFonts w:hint="eastAsia"/>
+        </w:rPr>
+        <w:t>检测</w:t>
+      </w:r>
+      <w:r>
+        <w:rPr>
+          <w:rFonts w:hint="eastAsia"/>
+        </w:rPr>
+        <w:t>,</w:t>
+      </w:r>
+      <w:r>
+        <w:rPr>
+          <w:rFonts w:hint="eastAsia"/>
+        </w:rPr>
+        <w:t>需要启用滤镜与特效功能</w:t>
+      </w:r>
+    </w:p>
+    <w:p>
+      <w:pPr>
+        <w:pStyle w:val="4"/>
+      </w:pPr>
+      <w:r>
+        <w:rPr>
+          <w:rFonts w:hint="eastAsia"/>
+        </w:rPr>
+        <w:t xml:space="preserve">1.9.2.1 </w:t>
+      </w:r>
+      <w:r>
+        <w:rPr>
+          <w:rFonts w:hint="eastAsia"/>
+        </w:rPr>
+        <w:t>请求</w:t>
+      </w:r>
+    </w:p>
+    <w:p>
+      <w:r>
+        <w:rPr>
+          <w:rFonts w:hint="eastAsia"/>
+        </w:rPr>
+        <w:t>接口</w:t>
+      </w:r>
+      <w:r>
+        <w:rPr>
+          <w:rFonts w:hint="eastAsia"/>
+        </w:rPr>
+        <w:t>:HTTP</w:t>
+      </w:r>
+    </w:p>
+    <w:p>
+      <w:r>
+        <w:rPr>
+          <w:rFonts w:hint="eastAsia"/>
+        </w:rPr>
+        <w:t>方法</w:t>
+      </w:r>
+      <w:r>
+        <w:rPr>
+          <w:rFonts w:hint="eastAsia"/>
+        </w:rPr>
+        <w:t>:POST</w:t>
+      </w:r>
+    </w:p>
+    <w:p>
+      <w:r>
+        <w:rPr>
+          <w:rFonts w:hint="eastAsia"/>
+        </w:rPr>
+        <w:t>地址</w:t>
+      </w:r>
+      <w:r>
+        <w:rPr>
+          <w:rFonts w:hint="eastAsia"/>
+        </w:rPr>
+        <w:t>:http://127.0.0.1:5001/api?function=</w:t>
+      </w:r>
+      <w:r>
+        <w:rPr>
+          <w:rFonts w:hint="eastAsia"/>
+        </w:rPr>
+        <w:t>aicheck</w:t>
+      </w:r>
+      <w:r>
+        <w:rPr>
+          <w:rFonts w:hint="eastAsia"/>
+        </w:rPr>
+        <w:t>&amp;token=10001001</w:t>
+      </w:r>
+    </w:p>
+    <w:p>
+      <w:r>
+        <w:rPr>
+          <w:rFonts w:hint="eastAsia"/>
+        </w:rPr>
+        <w:t>解释</w:t>
+      </w:r>
+      <w:r>
+        <w:rPr>
+          <w:rFonts w:hint="eastAsia"/>
+        </w:rPr>
+        <w:t>:</w:t>
+      </w:r>
+      <w:r>
+        <w:rPr>
+          <w:rFonts w:hint="eastAsia"/>
+        </w:rPr>
+        <w:t>启动</w:t>
+      </w:r>
+      <w:r>
+        <w:rPr>
+          <w:rFonts w:hint="eastAsia"/>
+        </w:rPr>
+        <w:t>AI</w:t>
+      </w:r>
+      <w:r>
+        <w:rPr>
+          <w:rFonts w:hint="eastAsia"/>
+        </w:rPr>
+        <w:t>检测</w:t>
+      </w:r>
+      <w:r>
+        <w:rPr>
+          <w:rFonts w:hint="eastAsia"/>
+        </w:rPr>
+        <w:t>功能</w:t>
+      </w:r>
+    </w:p>
+    <w:p>
+      <w:r>
+        <w:rPr>
+          <w:rFonts w:hint="eastAsia"/>
+        </w:rPr>
+        <w:t>负载</w:t>
+      </w:r>
+      <w:r>
+        <w:rPr>
+          <w:rFonts w:hint="eastAsia"/>
+        </w:rPr>
+        <w:t>:</w:t>
+      </w:r>
+    </w:p>
+    <w:p>
+      <w:r>
+        <w:t>{</w:t>
+      </w:r>
+    </w:p>
+    <w:p>
+      <w:r>
+        <w:t xml:space="preserve">    "bEnableAI": true,</w:t>
+      </w:r>
+    </w:p>
+    <w:p>
+      <w:r>
+        <w:t xml:space="preserve">    "st_AIVideo": {</w:t>
+      </w:r>
+    </w:p>
+    <w:p>
+      <w:r>
+        <w:t xml:space="preserve">        "st_CheckFrame": {</w:t>
+      </w:r>
+    </w:p>
+    <w:p>
+      <w:r>
+        <w:t xml:space="preserve">            "bCheckFrame": true,</w:t>
+      </w:r>
+    </w:p>
+    <w:p>
+      <w:r>
+        <w:lastRenderedPageBreak/>
+        <w:t xml:space="preserve">            "dlThreshold": 0.1,</w:t>
+      </w:r>
+    </w:p>
+    <w:p>
+      <w:r>
+        <w:t xml:space="preserve">            "nCheckTime": 3,</w:t>
+      </w:r>
+    </w:p>
+    <w:p>
+      <w:r>
+        <w:t xml:space="preserve">            "nCheckFrame": </w:t>
+      </w:r>
+      <w:r>
+        <w:rPr>
+          <w:rFonts w:hint="eastAsia"/>
+        </w:rPr>
+        <w:t>5</w:t>
+      </w:r>
+    </w:p>
+    <w:p>
+      <w:r>
+        <w:t xml:space="preserve">        },</w:t>
+      </w:r>
+    </w:p>
+    <w:p>
+      <w:r>
+        <w:t xml:space="preserve">        "st_CheckBlack": {</w:t>
+      </w:r>
+    </w:p>
+    <w:p>
+      <w:r>
+        <w:t xml:space="preserve">            "</w:t>
+      </w:r>
+      <w:r>
+        <w:t>bCheckBlack</w:t>
+      </w:r>
+      <w:r>
+        <w:t>": true,</w:t>
+      </w:r>
+    </w:p>
+    <w:p>
+      <w:r>
+        <w:t xml:space="preserve">            "dlThreshold": 0.1,</w:t>
+      </w:r>
+    </w:p>
+    <w:p>
+      <w:r>
+        <w:t xml:space="preserve">            "nCheckTime": 3,</w:t>
+      </w:r>
+    </w:p>
+    <w:p>
+      <w:r>
+        <w:t xml:space="preserve">            "nCheckFrame": </w:t>
+      </w:r>
+      <w:r>
+        <w:rPr>
+          <w:rFonts w:hint="eastAsia"/>
+        </w:rPr>
+        <w:t>5</w:t>
+      </w:r>
+    </w:p>
+    <w:p>
+      <w:r>
         <w:t xml:space="preserve">        }</w:t>
       </w:r>
     </w:p>
     <w:p>
       <w:r>
+        <w:t xml:space="preserve">    },</w:t>
+      </w:r>
+    </w:p>
+    <w:p>
+      <w:r>
+        <w:t xml:space="preserve">    "st_AIAudio": {</w:t>
+      </w:r>
+    </w:p>
+    <w:p>
+      <w:r>
+        <w:t xml:space="preserve">        "st_CheckSilence": {</w:t>
+      </w:r>
+    </w:p>
+    <w:p>
+      <w:r>
+        <w:t xml:space="preserve">            "bCheckSilence": true,</w:t>
+      </w:r>
+    </w:p>
+    <w:p>
+      <w:r>
+        <w:t xml:space="preserve">            "nCheckTime": 3</w:t>
+      </w:r>
+    </w:p>
+    <w:p>
+      <w:r>
+        <w:t xml:space="preserve">        }</w:t>
+      </w:r>
+    </w:p>
+    <w:p>
+      <w:r>
         <w:t xml:space="preserve">    }</w:t>
       </w:r>
     </w:p>
@@ -16465,22 +17474,19 @@
     </w:p>
     <w:p>
       <w:r>
-        <w:rPr>
-          <w:rFonts w:hint="eastAsia"/>
-        </w:rPr>
-        <w:t>此</w:t>
-      </w:r>
-      <w:r>
-        <w:rPr>
-          <w:rFonts w:hint="eastAsia"/>
-        </w:rPr>
-        <w:t>JSON</w:t>
-      </w:r>
-      <w:r>
-        <w:rPr>
-          <w:rFonts w:hint="eastAsia"/>
-        </w:rPr>
-        <w:t>表示启用</w:t>
+        <w:t>st_CheckFrame</w:t>
+      </w:r>
+      <w:r>
+        <w:rPr>
+          <w:rFonts w:hint="eastAsia"/>
+        </w:rPr>
+        <w:t>:</w:t>
+      </w:r>
+      <w:r>
+        <w:rPr>
+          <w:rFonts w:hint="eastAsia"/>
+        </w:rPr>
+        <w:t>静帧检测</w:t>
       </w:r>
       <w:r>
         <w:rPr>
@@ -16492,800 +17498,6 @@
         <w:rPr>
           <w:rFonts w:hint="eastAsia"/>
         </w:rPr>
-        <w:t>使用</w:t>
-      </w:r>
-      <w:r>
-        <w:t>tszBGImageFile</w:t>
-      </w:r>
-      <w:r>
-        <w:rPr>
-          <w:rFonts w:hint="eastAsia"/>
-        </w:rPr>
-        <w:t xml:space="preserve"> </w:t>
-      </w:r>
-      <w:r>
-        <w:rPr>
-          <w:rFonts w:hint="eastAsia"/>
-        </w:rPr>
-        <w:t>的图片地址作为背景</w:t>
-      </w:r>
-      <w:r>
-        <w:rPr>
-          <w:rFonts w:hint="eastAsia"/>
-        </w:rPr>
-        <w:t>,</w:t>
-      </w:r>
-      <w:r>
-        <w:rPr>
-          <w:rFonts w:hint="eastAsia"/>
-        </w:rPr>
-        <w:t>视频的目标宽高是</w:t>
-      </w:r>
-      <w:r>
-        <w:rPr>
-          <w:rFonts w:hint="eastAsia"/>
-        </w:rPr>
-        <w:t>1920x1080.</w:t>
-      </w:r>
-      <w:r>
-        <w:rPr>
-          <w:rFonts w:hint="eastAsia"/>
-        </w:rPr>
-        <w:t>分辨率设置必须和编解码设置的宽高一致</w:t>
-      </w:r>
-    </w:p>
-    <w:p>
-      <w:r>
-        <w:rPr>
-          <w:rFonts w:hint="eastAsia"/>
-        </w:rPr>
-        <w:t>经过竖转横的图像在坐标系上需要特别注意</w:t>
-      </w:r>
-      <w:r>
-        <w:rPr>
-          <w:rFonts w:hint="eastAsia"/>
-        </w:rPr>
-        <w:t>,</w:t>
-      </w:r>
-      <w:r>
-        <w:rPr>
-          <w:rFonts w:hint="eastAsia"/>
-        </w:rPr>
-        <w:t>坐标系只代表原始视频的坐标系</w:t>
-      </w:r>
-      <w:r>
-        <w:rPr>
-          <w:rFonts w:hint="eastAsia"/>
-        </w:rPr>
-        <w:t>,</w:t>
-      </w:r>
-      <w:r>
-        <w:rPr>
-          <w:rFonts w:hint="eastAsia"/>
-        </w:rPr>
-        <w:t>不代表扩展的背景分辨率坐标系</w:t>
-      </w:r>
-    </w:p>
-    <w:p>
-      <w:pPr>
-        <w:pStyle w:val="4"/>
-      </w:pPr>
-      <w:r>
-        <w:rPr>
-          <w:rFonts w:hint="eastAsia"/>
-        </w:rPr>
-        <w:t xml:space="preserve">1.8.5.2 </w:t>
-      </w:r>
-      <w:r>
-        <w:rPr>
-          <w:rFonts w:hint="eastAsia"/>
-        </w:rPr>
-        <w:t>回复</w:t>
-      </w:r>
-    </w:p>
-    <w:p>
-      <w:r>
-        <w:t>{</w:t>
-      </w:r>
-    </w:p>
-    <w:p>
-      <w:r>
-        <w:t xml:space="preserve">    "code": 0,</w:t>
-      </w:r>
-    </w:p>
-    <w:p>
-      <w:r>
-        <w:t xml:space="preserve">    "msg": "success"</w:t>
-      </w:r>
-    </w:p>
-    <w:p>
-      <w:r>
-        <w:t>}</w:t>
-      </w:r>
-    </w:p>
-    <w:p>
-      <w:pPr>
-        <w:pStyle w:val="2"/>
-      </w:pPr>
-      <w:bookmarkStart w:id="35" w:name="_Toc235523041"/>
-      <w:r>
-        <w:rPr>
-          <w:rFonts w:hint="eastAsia"/>
-        </w:rPr>
-        <w:t>1.9 AI</w:t>
-      </w:r>
-      <w:r>
-        <w:rPr>
-          <w:rFonts w:hint="eastAsia"/>
-        </w:rPr>
-        <w:t>处理</w:t>
-      </w:r>
-      <w:bookmarkEnd w:id="35"/>
-    </w:p>
-    <w:p>
-      <w:pPr>
-        <w:pStyle w:val="3"/>
-      </w:pPr>
-      <w:bookmarkStart w:id="36" w:name="_Toc235523042"/>
-      <w:r>
-        <w:rPr>
-          <w:rFonts w:hint="eastAsia"/>
-        </w:rPr>
-        <w:t>1.9.1 AI</w:t>
-      </w:r>
-      <w:r>
-        <w:rPr>
-          <w:rFonts w:hint="eastAsia"/>
-        </w:rPr>
-        <w:t>限制</w:t>
-      </w:r>
-      <w:bookmarkEnd w:id="36"/>
-    </w:p>
-    <w:p>
-      <w:r>
-        <w:rPr>
-          <w:rFonts w:hint="eastAsia"/>
-        </w:rPr>
-        <w:t xml:space="preserve">    </w:t>
-      </w:r>
-      <w:r>
-        <w:rPr>
-          <w:rFonts w:hint="eastAsia"/>
-        </w:rPr>
-        <w:t>限制转码封包</w:t>
-      </w:r>
-      <w:r>
-        <w:rPr>
-          <w:rFonts w:hint="eastAsia"/>
-        </w:rPr>
-        <w:t>,</w:t>
-      </w:r>
-      <w:r>
-        <w:rPr>
-          <w:rFonts w:hint="eastAsia"/>
-        </w:rPr>
-        <w:t>用于处理真实的音视频时间</w:t>
-      </w:r>
-    </w:p>
-    <w:p>
-      <w:pPr>
-        <w:pStyle w:val="4"/>
-      </w:pPr>
-      <w:r>
-        <w:rPr>
-          <w:rFonts w:hint="eastAsia"/>
-        </w:rPr>
-        <w:t>1.9.1</w:t>
-      </w:r>
-      <w:r>
-        <w:rPr>
-          <w:rFonts w:hint="eastAsia"/>
-        </w:rPr>
-        <w:t>.1</w:t>
-      </w:r>
-      <w:r>
-        <w:rPr>
-          <w:rFonts w:hint="eastAsia"/>
-        </w:rPr>
-        <w:t xml:space="preserve"> </w:t>
-      </w:r>
-      <w:r>
-        <w:rPr>
-          <w:rFonts w:hint="eastAsia"/>
-        </w:rPr>
-        <w:t>请求</w:t>
-      </w:r>
-    </w:p>
-    <w:p>
-      <w:r>
-        <w:rPr>
-          <w:rFonts w:hint="eastAsia"/>
-        </w:rPr>
-        <w:t>接口</w:t>
-      </w:r>
-      <w:r>
-        <w:rPr>
-          <w:rFonts w:hint="eastAsia"/>
-        </w:rPr>
-        <w:t>:HTTP</w:t>
-      </w:r>
-    </w:p>
-    <w:p>
-      <w:r>
-        <w:rPr>
-          <w:rFonts w:hint="eastAsia"/>
-        </w:rPr>
-        <w:t>方法</w:t>
-      </w:r>
-      <w:r>
-        <w:rPr>
-          <w:rFonts w:hint="eastAsia"/>
-        </w:rPr>
-        <w:t>:POST</w:t>
-      </w:r>
-    </w:p>
-    <w:p>
-      <w:r>
-        <w:rPr>
-          <w:rFonts w:hint="eastAsia"/>
-        </w:rPr>
-        <w:t>地址</w:t>
-      </w:r>
-      <w:r>
-        <w:rPr>
-          <w:rFonts w:hint="eastAsia"/>
-        </w:rPr>
-        <w:t>:http://127.0.0.1:5001/api?function=</w:t>
-      </w:r>
-      <w:r>
-        <w:t>aifilter</w:t>
-      </w:r>
-      <w:r>
-        <w:rPr>
-          <w:rFonts w:hint="eastAsia"/>
-        </w:rPr>
-        <w:t>&amp;</w:t>
-      </w:r>
-      <w:r>
-        <w:rPr>
-          <w:rFonts w:hint="eastAsia"/>
-        </w:rPr>
-        <w:t>token</w:t>
-      </w:r>
-      <w:r>
-        <w:rPr>
-          <w:rFonts w:hint="eastAsia"/>
-        </w:rPr>
-        <w:t>=10001001</w:t>
-      </w:r>
-    </w:p>
-    <w:p>
-      <w:r>
-        <w:rPr>
-          <w:rFonts w:hint="eastAsia"/>
-        </w:rPr>
-        <w:t>解释</w:t>
-      </w:r>
-      <w:r>
-        <w:rPr>
-          <w:rFonts w:hint="eastAsia"/>
-        </w:rPr>
-        <w:t>:</w:t>
-      </w:r>
-      <w:r>
-        <w:rPr>
-          <w:rFonts w:hint="eastAsia"/>
-        </w:rPr>
-        <w:t>启动</w:t>
-      </w:r>
-      <w:r>
-        <w:rPr>
-          <w:rFonts w:hint="eastAsia"/>
-        </w:rPr>
-        <w:t>AI</w:t>
-      </w:r>
-      <w:r>
-        <w:rPr>
-          <w:rFonts w:hint="eastAsia"/>
-        </w:rPr>
-        <w:t>功能</w:t>
-      </w:r>
-    </w:p>
-    <w:p>
-      <w:r>
-        <w:rPr>
-          <w:rFonts w:hint="eastAsia"/>
-        </w:rPr>
-        <w:t>负载</w:t>
-      </w:r>
-      <w:r>
-        <w:rPr>
-          <w:rFonts w:hint="eastAsia"/>
-        </w:rPr>
-        <w:t>:</w:t>
-      </w:r>
-    </w:p>
-    <w:p>
-      <w:r>
-        <w:t>{</w:t>
-      </w:r>
-    </w:p>
-    <w:p>
-      <w:r>
-        <w:t xml:space="preserve">    "bEnableAI": true,</w:t>
-      </w:r>
-    </w:p>
-    <w:p>
-      <w:r>
-        <w:t xml:space="preserve">    "st_AIVideo": {</w:t>
-      </w:r>
-    </w:p>
-    <w:p>
-      <w:r>
-        <w:t xml:space="preserve">        "bEnableTimeLimit": true</w:t>
-      </w:r>
-    </w:p>
-    <w:p>
-      <w:r>
-        <w:t xml:space="preserve">    },</w:t>
-      </w:r>
-    </w:p>
-    <w:p>
-      <w:r>
-        <w:t xml:space="preserve">    "st_AIAudio": {</w:t>
-      </w:r>
-    </w:p>
-    <w:p>
-      <w:r>
-        <w:t xml:space="preserve">        "bEnableTimeLimit": true</w:t>
-      </w:r>
-    </w:p>
-    <w:p>
-      <w:r>
-        <w:t xml:space="preserve">    }</w:t>
-      </w:r>
-    </w:p>
-    <w:p>
-      <w:r>
-        <w:t>}</w:t>
-      </w:r>
-    </w:p>
-    <w:p>
-      <w:r>
-        <w:t>bEnableTimeLimit</w:t>
-      </w:r>
-      <w:r>
-        <w:rPr>
-          <w:rFonts w:hint="eastAsia"/>
-        </w:rPr>
-        <w:t xml:space="preserve"> </w:t>
-      </w:r>
-      <w:r>
-        <w:rPr>
-          <w:rFonts w:hint="eastAsia"/>
-        </w:rPr>
-        <w:t>表示启用音视频原始封包</w:t>
-      </w:r>
-      <w:r>
-        <w:rPr>
-          <w:rFonts w:hint="eastAsia"/>
-        </w:rPr>
-        <w:t>时间</w:t>
-      </w:r>
-      <w:r>
-        <w:rPr>
-          <w:rFonts w:hint="eastAsia"/>
-        </w:rPr>
-        <w:t>限制</w:t>
-      </w:r>
-      <w:r>
-        <w:rPr>
-          <w:rFonts w:hint="eastAsia"/>
-        </w:rPr>
-        <w:t>,</w:t>
-      </w:r>
-      <w:r>
-        <w:rPr>
-          <w:rFonts w:hint="eastAsia"/>
-        </w:rPr>
-        <w:t>可以解决封包导致的问题</w:t>
-      </w:r>
-    </w:p>
-    <w:p>
-      <w:pPr>
-        <w:pStyle w:val="4"/>
-      </w:pPr>
-      <w:r>
-        <w:rPr>
-          <w:rFonts w:hint="eastAsia"/>
-        </w:rPr>
-        <w:lastRenderedPageBreak/>
-        <w:t>1.9.</w:t>
-      </w:r>
-      <w:r>
-        <w:rPr>
-          <w:rFonts w:hint="eastAsia"/>
-        </w:rPr>
-        <w:t>1.</w:t>
-      </w:r>
-      <w:r>
-        <w:rPr>
-          <w:rFonts w:hint="eastAsia"/>
-        </w:rPr>
-        <w:t xml:space="preserve">2 </w:t>
-      </w:r>
-      <w:r>
-        <w:rPr>
-          <w:rFonts w:hint="eastAsia"/>
-        </w:rPr>
-        <w:t>回复</w:t>
-      </w:r>
-    </w:p>
-    <w:p>
-      <w:r>
-        <w:t>{</w:t>
-      </w:r>
-    </w:p>
-    <w:p>
-      <w:r>
-        <w:t xml:space="preserve">    "code": 0,</w:t>
-      </w:r>
-    </w:p>
-    <w:p>
-      <w:r>
-        <w:t xml:space="preserve">    "msg": "success"</w:t>
-      </w:r>
-    </w:p>
-    <w:p>
-      <w:r>
-        <w:t>}</w:t>
-      </w:r>
-    </w:p>
-    <w:p>
-      <w:pPr>
-        <w:pStyle w:val="3"/>
-      </w:pPr>
-      <w:bookmarkStart w:id="37" w:name="_Toc235523043"/>
-      <w:r>
-        <w:rPr>
-          <w:rFonts w:hint="eastAsia"/>
-        </w:rPr>
-        <w:t>1.9.2 AI</w:t>
-      </w:r>
-      <w:r>
-        <w:rPr>
-          <w:rFonts w:hint="eastAsia"/>
-        </w:rPr>
-        <w:t>检测</w:t>
-      </w:r>
-      <w:bookmarkEnd w:id="37"/>
-    </w:p>
-    <w:p>
-      <w:r>
-        <w:rPr>
-          <w:rFonts w:hint="eastAsia"/>
-        </w:rPr>
-        <w:t xml:space="preserve">    </w:t>
-      </w:r>
-      <w:r>
-        <w:rPr>
-          <w:rFonts w:hint="eastAsia"/>
-        </w:rPr>
-        <w:t>用于</w:t>
-      </w:r>
-      <w:r>
-        <w:rPr>
-          <w:rFonts w:hint="eastAsia"/>
-        </w:rPr>
-        <w:t>音视频</w:t>
-      </w:r>
-      <w:r>
-        <w:rPr>
-          <w:rFonts w:hint="eastAsia"/>
-        </w:rPr>
-        <w:t>AI</w:t>
-      </w:r>
-      <w:r>
-        <w:rPr>
-          <w:rFonts w:hint="eastAsia"/>
-        </w:rPr>
-        <w:t>检测</w:t>
-      </w:r>
-      <w:r>
-        <w:rPr>
-          <w:rFonts w:hint="eastAsia"/>
-        </w:rPr>
-        <w:t>,</w:t>
-      </w:r>
-      <w:r>
-        <w:rPr>
-          <w:rFonts w:hint="eastAsia"/>
-        </w:rPr>
-        <w:t>需要启用滤镜与特效功能</w:t>
-      </w:r>
-    </w:p>
-    <w:p>
-      <w:pPr>
-        <w:pStyle w:val="4"/>
-      </w:pPr>
-      <w:r>
-        <w:rPr>
-          <w:rFonts w:hint="eastAsia"/>
-        </w:rPr>
-        <w:t xml:space="preserve">1.9.2.1 </w:t>
-      </w:r>
-      <w:r>
-        <w:rPr>
-          <w:rFonts w:hint="eastAsia"/>
-        </w:rPr>
-        <w:t>请求</w:t>
-      </w:r>
-    </w:p>
-    <w:p>
-      <w:r>
-        <w:rPr>
-          <w:rFonts w:hint="eastAsia"/>
-        </w:rPr>
-        <w:t>接口</w:t>
-      </w:r>
-      <w:r>
-        <w:rPr>
-          <w:rFonts w:hint="eastAsia"/>
-        </w:rPr>
-        <w:t>:HTTP</w:t>
-      </w:r>
-    </w:p>
-    <w:p>
-      <w:r>
-        <w:rPr>
-          <w:rFonts w:hint="eastAsia"/>
-        </w:rPr>
-        <w:t>方法</w:t>
-      </w:r>
-      <w:r>
-        <w:rPr>
-          <w:rFonts w:hint="eastAsia"/>
-        </w:rPr>
-        <w:t>:POST</w:t>
-      </w:r>
-    </w:p>
-    <w:p>
-      <w:r>
-        <w:rPr>
-          <w:rFonts w:hint="eastAsia"/>
-        </w:rPr>
-        <w:t>地址</w:t>
-      </w:r>
-      <w:r>
-        <w:rPr>
-          <w:rFonts w:hint="eastAsia"/>
-        </w:rPr>
-        <w:t>:http://127.0.0.1:5001/api?function=</w:t>
-      </w:r>
-      <w:r>
-        <w:rPr>
-          <w:rFonts w:hint="eastAsia"/>
-        </w:rPr>
-        <w:t>aicheck</w:t>
-      </w:r>
-      <w:r>
-        <w:rPr>
-          <w:rFonts w:hint="eastAsia"/>
-        </w:rPr>
-        <w:t>&amp;token=10001001</w:t>
-      </w:r>
-    </w:p>
-    <w:p>
-      <w:r>
-        <w:rPr>
-          <w:rFonts w:hint="eastAsia"/>
-        </w:rPr>
-        <w:t>解释</w:t>
-      </w:r>
-      <w:r>
-        <w:rPr>
-          <w:rFonts w:hint="eastAsia"/>
-        </w:rPr>
-        <w:t>:</w:t>
-      </w:r>
-      <w:r>
-        <w:rPr>
-          <w:rFonts w:hint="eastAsia"/>
-        </w:rPr>
-        <w:t>启动</w:t>
-      </w:r>
-      <w:r>
-        <w:rPr>
-          <w:rFonts w:hint="eastAsia"/>
-        </w:rPr>
-        <w:t>AI</w:t>
-      </w:r>
-      <w:r>
-        <w:rPr>
-          <w:rFonts w:hint="eastAsia"/>
-        </w:rPr>
-        <w:t>检测</w:t>
-      </w:r>
-      <w:r>
-        <w:rPr>
-          <w:rFonts w:hint="eastAsia"/>
-        </w:rPr>
-        <w:t>功能</w:t>
-      </w:r>
-    </w:p>
-    <w:p>
-      <w:r>
-        <w:rPr>
-          <w:rFonts w:hint="eastAsia"/>
-        </w:rPr>
-        <w:t>负载</w:t>
-      </w:r>
-      <w:r>
-        <w:rPr>
-          <w:rFonts w:hint="eastAsia"/>
-        </w:rPr>
-        <w:t>:</w:t>
-      </w:r>
-    </w:p>
-    <w:p>
-      <w:r>
-        <w:t>{</w:t>
-      </w:r>
-    </w:p>
-    <w:p>
-      <w:r>
-        <w:t xml:space="preserve">    "bEnableAI": true,</w:t>
-      </w:r>
-    </w:p>
-    <w:p>
-      <w:r>
-        <w:t xml:space="preserve">    "st_AIVideo": {</w:t>
-      </w:r>
-    </w:p>
-    <w:p>
-      <w:r>
-        <w:t xml:space="preserve">        "st_CheckFrame": {</w:t>
-      </w:r>
-    </w:p>
-    <w:p>
-      <w:r>
-        <w:t xml:space="preserve">            "bCheckFrame": true,</w:t>
-      </w:r>
-    </w:p>
-    <w:p>
-      <w:r>
-        <w:t xml:space="preserve">            "dlThreshold": 0.1,</w:t>
-      </w:r>
-    </w:p>
-    <w:p>
-      <w:r>
-        <w:t xml:space="preserve">            "nCheckTime": 3,</w:t>
-      </w:r>
-    </w:p>
-    <w:p>
-      <w:r>
-        <w:t xml:space="preserve">            "nCheckFrame": </w:t>
-      </w:r>
-      <w:r>
-        <w:rPr>
-          <w:rFonts w:hint="eastAsia"/>
-        </w:rPr>
-        <w:t>5</w:t>
-      </w:r>
-    </w:p>
-    <w:p>
-      <w:r>
-        <w:t xml:space="preserve">        },</w:t>
-      </w:r>
-    </w:p>
-    <w:p>
-      <w:r>
-        <w:t xml:space="preserve">        "st_CheckBlack": {</w:t>
-      </w:r>
-    </w:p>
-    <w:p>
-      <w:r>
-        <w:t xml:space="preserve">            "</w:t>
-      </w:r>
-      <w:r>
-        <w:t>bCheckBlack</w:t>
-      </w:r>
-      <w:r>
-        <w:t>": true,</w:t>
-      </w:r>
-    </w:p>
-    <w:p>
-      <w:r>
-        <w:t xml:space="preserve">            "dlThreshold": 0.1,</w:t>
-      </w:r>
-    </w:p>
-    <w:p>
-      <w:r>
-        <w:t xml:space="preserve">            "nCheckTime": 3,</w:t>
-      </w:r>
-    </w:p>
-    <w:p>
-      <w:r>
-        <w:t xml:space="preserve">            "nCheckFrame": </w:t>
-      </w:r>
-      <w:r>
-        <w:rPr>
-          <w:rFonts w:hint="eastAsia"/>
-        </w:rPr>
-        <w:t>5</w:t>
-      </w:r>
-    </w:p>
-    <w:p>
-      <w:r>
-        <w:t xml:space="preserve">        }</w:t>
-      </w:r>
-    </w:p>
-    <w:p>
-      <w:r>
-        <w:t xml:space="preserve">    },</w:t>
-      </w:r>
-    </w:p>
-    <w:p>
-      <w:r>
-        <w:t xml:space="preserve">    "st_AIAudio": {</w:t>
-      </w:r>
-    </w:p>
-    <w:p>
-      <w:r>
-        <w:t xml:space="preserve">        "st_CheckSilence": {</w:t>
-      </w:r>
-    </w:p>
-    <w:p>
-      <w:r>
-        <w:t xml:space="preserve">            "bCheckSilence": true,</w:t>
-      </w:r>
-    </w:p>
-    <w:p>
-      <w:r>
-        <w:t xml:space="preserve">            "nCheckTime": 3</w:t>
-      </w:r>
-    </w:p>
-    <w:p>
-      <w:r>
-        <w:t xml:space="preserve">        }</w:t>
-      </w:r>
-    </w:p>
-    <w:p>
-      <w:r>
-        <w:t xml:space="preserve">    }</w:t>
-      </w:r>
-    </w:p>
-    <w:p>
-      <w:r>
-        <w:t>}</w:t>
-      </w:r>
-    </w:p>
-    <w:p>
-      <w:r>
-        <w:t>st_CheckFrame</w:t>
-      </w:r>
-      <w:r>
-        <w:rPr>
-          <w:rFonts w:hint="eastAsia"/>
-        </w:rPr>
-        <w:t>:</w:t>
-      </w:r>
-      <w:r>
-        <w:rPr>
-          <w:rFonts w:hint="eastAsia"/>
-        </w:rPr>
-        <w:t>静帧检测</w:t>
-      </w:r>
-      <w:r>
-        <w:rPr>
-          <w:rFonts w:hint="eastAsia"/>
-        </w:rPr>
-        <w:t>,</w:t>
-      </w:r>
-      <w:r>
-        <w:rPr>
-          <w:rFonts w:hint="eastAsia"/>
-        </w:rPr>
         <w:t>用于检测输入的画面是否静帧卡顿</w:t>
       </w:r>
     </w:p>
@@ -17294,7 +17506,6 @@
         <w:pStyle w:val="a"/>
       </w:pPr>
       <w:r>
-        <w:lastRenderedPageBreak/>
         <w:t>bCheckFrame</w:t>
       </w:r>
       <w:r>
@@ -17691,6 +17902,7 @@
         <w:rPr>
           <w:rFonts w:hint="eastAsia"/>
         </w:rPr>
+        <w:lastRenderedPageBreak/>
         <w:t>负载</w:t>
       </w:r>
       <w:r>
@@ -17883,7 +18095,6 @@
         <w:rPr>
           <w:rFonts w:hint="eastAsia"/>
         </w:rPr>
-        <w:lastRenderedPageBreak/>
         <w:t xml:space="preserve">1.10.2 </w:t>
       </w:r>
       <w:r>
@@ -18167,11 +18378,6 @@
       </w:r>
     </w:p>
     <w:p>
-      <w:pPr>
-        <w:rPr>
-          <w:rFonts w:hint="eastAsia"/>
-        </w:rPr>
-      </w:pPr>
       <w:r>
         <w:rPr>
           <w:rFonts w:hint="eastAsia"/>
@@ -18236,6 +18442,7 @@
         <w:pStyle w:val="a"/>
       </w:pPr>
       <w:r>
+        <w:lastRenderedPageBreak/>
         <w:t>tszEventID</w:t>
       </w:r>
       <w:r>
@@ -18382,27 +18589,771 @@
         <w:rPr>
           <w:rFonts w:hint="eastAsia"/>
         </w:rPr>
+        <w:t xml:space="preserve">1.11.2 </w:t>
+      </w:r>
+      <w:r>
+        <w:rPr>
+          <w:rFonts w:hint="eastAsia"/>
+        </w:rPr>
+        <w:t>回复</w:t>
+      </w:r>
+      <w:bookmarkEnd w:id="43"/>
+    </w:p>
+    <w:p>
+      <w:r>
+        <w:t>{</w:t>
+      </w:r>
+    </w:p>
+    <w:p>
+      <w:r>
+        <w:t xml:space="preserve">    "code": 0,</w:t>
+      </w:r>
+    </w:p>
+    <w:p>
+      <w:r>
+        <w:t xml:space="preserve">    "msg": "success"</w:t>
+      </w:r>
+    </w:p>
+    <w:p>
+      <w:r>
+        <w:t>}</w:t>
+      </w:r>
+    </w:p>
+    <w:p>
+      <w:pPr>
+        <w:pStyle w:val="1"/>
+      </w:pPr>
+      <w:bookmarkStart w:id="44" w:name="_Toc235523050"/>
+      <w:r>
+        <w:rPr>
+          <w:rFonts w:hint="eastAsia"/>
+        </w:rPr>
+        <w:t>二</w:t>
+      </w:r>
+      <w:r>
+        <w:rPr>
+          <w:rFonts w:hint="eastAsia"/>
+        </w:rPr>
+        <w:t xml:space="preserve"> </w:t>
+      </w:r>
+      <w:r>
+        <w:rPr>
+          <w:rFonts w:hint="eastAsia"/>
+        </w:rPr>
+        <w:t>启动模式</w:t>
+      </w:r>
+      <w:bookmarkEnd w:id="44"/>
+    </w:p>
+    <w:p>
+      <w:pPr>
+        <w:ind w:firstLine="420"/>
+      </w:pPr>
+      <w:r>
+        <w:rPr>
+          <w:rFonts w:hint="eastAsia"/>
+        </w:rPr>
+        <w:t>服务端支持单进程单服务启动</w:t>
+      </w:r>
+      <w:r>
+        <w:rPr>
+          <w:rFonts w:hint="eastAsia"/>
+        </w:rPr>
+        <w:t>,</w:t>
+      </w:r>
+      <w:r>
+        <w:rPr>
+          <w:rFonts w:hint="eastAsia"/>
+        </w:rPr>
+        <w:t>也支持多进程启动</w:t>
+      </w:r>
+      <w:r>
+        <w:rPr>
+          <w:rFonts w:hint="eastAsia"/>
+        </w:rPr>
+        <w:t>.</w:t>
+      </w:r>
+      <w:r>
+        <w:t xml:space="preserve"> </w:t>
+      </w:r>
+    </w:p>
+    <w:p>
+      <w:pPr>
+        <w:pStyle w:val="2"/>
+      </w:pPr>
+      <w:bookmarkStart w:id="45" w:name="_Toc235523051"/>
+      <w:r>
+        <w:rPr>
+          <w:rFonts w:hint="eastAsia"/>
+        </w:rPr>
+        <w:t xml:space="preserve">2.1 </w:t>
+      </w:r>
+      <w:r>
+        <w:rPr>
+          <w:rFonts w:hint="eastAsia"/>
+        </w:rPr>
+        <w:t>服务启动</w:t>
+      </w:r>
+      <w:bookmarkEnd w:id="45"/>
+    </w:p>
+    <w:p>
+      <w:pPr>
+        <w:ind w:firstLine="420"/>
+      </w:pPr>
+      <w:r>
+        <w:rPr>
+          <w:rFonts w:hint="eastAsia"/>
+        </w:rPr>
+        <w:t>如果不指定任何参数</w:t>
+      </w:r>
+      <w:r>
+        <w:rPr>
+          <w:rFonts w:hint="eastAsia"/>
+        </w:rPr>
+        <w:t>,</w:t>
+      </w:r>
+      <w:r>
+        <w:rPr>
+          <w:rFonts w:hint="eastAsia"/>
+        </w:rPr>
+        <w:t>那么默认使用单进程单服务启动</w:t>
+      </w:r>
+      <w:r>
+        <w:rPr>
+          <w:rFonts w:hint="eastAsia"/>
+        </w:rPr>
+        <w:t>.</w:t>
+      </w:r>
+    </w:p>
+    <w:p>
+      <w:pPr>
+        <w:ind w:firstLine="420"/>
+      </w:pPr>
+      <w:r>
+        <w:t xml:space="preserve">./AVCodec_XServiceApp </w:t>
+      </w:r>
+      <w:r>
+        <w:rPr>
+          <w:rFonts w:hint="eastAsia"/>
+        </w:rPr>
+        <w:t>这样可以指定单进程启动</w:t>
+      </w:r>
+      <w:r>
+        <w:rPr>
+          <w:rFonts w:hint="eastAsia"/>
+        </w:rPr>
+        <w:t>,</w:t>
+      </w:r>
+      <w:r>
+        <w:rPr>
+          <w:rFonts w:hint="eastAsia"/>
+        </w:rPr>
+        <w:t>默认端口号将使用配置文件中的</w:t>
+      </w:r>
+    </w:p>
+    <w:p>
+      <w:pPr>
+        <w:ind w:firstLine="420"/>
+      </w:pPr>
+      <w:r>
+        <w:rPr>
+          <w:rFonts w:hint="eastAsia"/>
+        </w:rPr>
+        <w:t>也可以自动守护进程后台运行</w:t>
+      </w:r>
+      <w:r>
+        <w:rPr>
+          <w:rFonts w:hint="eastAsia"/>
+        </w:rPr>
+        <w:t>,</w:t>
+      </w:r>
+      <w:r>
+        <w:rPr>
+          <w:rFonts w:hint="eastAsia"/>
+        </w:rPr>
+        <w:t>添加参数</w:t>
+      </w:r>
+      <w:r>
+        <w:rPr>
+          <w:rFonts w:hint="eastAsia"/>
+        </w:rPr>
+        <w:t xml:space="preserve"> -d 1 </w:t>
+      </w:r>
+      <w:r>
+        <w:rPr>
+          <w:rFonts w:hint="eastAsia"/>
+        </w:rPr>
+        <w:t>即可</w:t>
+      </w:r>
+    </w:p>
+    <w:p>
+      <w:pPr>
+        <w:pStyle w:val="2"/>
+      </w:pPr>
+      <w:bookmarkStart w:id="46" w:name="_Toc235523052"/>
+      <w:r>
+        <w:rPr>
+          <w:rFonts w:hint="eastAsia"/>
+        </w:rPr>
+        <w:t xml:space="preserve">2.2 </w:t>
+      </w:r>
+      <w:r>
+        <w:rPr>
+          <w:rFonts w:hint="eastAsia"/>
+        </w:rPr>
+        <w:t>多进程启动</w:t>
+      </w:r>
+      <w:bookmarkEnd w:id="46"/>
+    </w:p>
+    <w:p>
+      <w:pPr>
+        <w:ind w:firstLine="420"/>
+      </w:pPr>
+      <w:r>
+        <w:rPr>
+          <w:rFonts w:hint="eastAsia"/>
+        </w:rPr>
+        <w:t>如果想用多进程启动</w:t>
+      </w:r>
+      <w:r>
+        <w:rPr>
+          <w:rFonts w:hint="eastAsia"/>
+        </w:rPr>
+        <w:t>,</w:t>
+      </w:r>
+      <w:r>
+        <w:rPr>
+          <w:rFonts w:hint="eastAsia"/>
+        </w:rPr>
+        <w:t>必须使用</w:t>
+      </w:r>
+      <w:r>
+        <w:rPr>
+          <w:rFonts w:hint="eastAsia"/>
+        </w:rPr>
+        <w:t xml:space="preserve">-m -p </w:t>
+      </w:r>
+      <w:r>
+        <w:rPr>
+          <w:rFonts w:hint="eastAsia"/>
+        </w:rPr>
+        <w:t>端口号</w:t>
+      </w:r>
+      <w:r>
+        <w:rPr>
+          <w:rFonts w:hint="eastAsia"/>
+        </w:rPr>
+        <w:t xml:space="preserve"> </w:t>
+      </w:r>
+      <w:r>
+        <w:rPr>
+          <w:rFonts w:hint="eastAsia"/>
+        </w:rPr>
+        <w:t>的参数组合</w:t>
+      </w:r>
+      <w:r>
+        <w:rPr>
+          <w:rFonts w:hint="eastAsia"/>
+        </w:rPr>
+        <w:t xml:space="preserve">.-m </w:t>
+      </w:r>
+      <w:r>
+        <w:rPr>
+          <w:rFonts w:hint="eastAsia"/>
+        </w:rPr>
+        <w:t>表示多进程</w:t>
+      </w:r>
+      <w:r>
+        <w:rPr>
+          <w:rFonts w:hint="eastAsia"/>
+        </w:rPr>
+        <w:t>,-p</w:t>
+      </w:r>
+      <w:r>
+        <w:rPr>
+          <w:rFonts w:hint="eastAsia"/>
+        </w:rPr>
+        <w:t>表示要监听的端口</w:t>
+      </w:r>
+      <w:r>
+        <w:rPr>
+          <w:rFonts w:hint="eastAsia"/>
+        </w:rPr>
+        <w:t>,</w:t>
+      </w:r>
+      <w:r>
+        <w:rPr>
+          <w:rFonts w:hint="eastAsia"/>
+        </w:rPr>
+        <w:t>比如</w:t>
+      </w:r>
+      <w:r>
+        <w:t>./AVCodec_XServiceApp -m -</w:t>
+      </w:r>
+      <w:r>
+        <w:rPr>
+          <w:rFonts w:hint="eastAsia"/>
+        </w:rPr>
+        <w:t>p</w:t>
+      </w:r>
+      <w:r>
+        <w:t xml:space="preserve"> 5001</w:t>
+      </w:r>
+      <w:r>
+        <w:rPr>
+          <w:rFonts w:hint="eastAsia"/>
+        </w:rPr>
+        <w:t xml:space="preserve"> </w:t>
+      </w:r>
+      <w:r>
+        <w:rPr>
+          <w:rFonts w:hint="eastAsia"/>
+        </w:rPr>
+        <w:t>表示使用多进程模式</w:t>
+      </w:r>
+      <w:r>
+        <w:rPr>
+          <w:rFonts w:hint="eastAsia"/>
+        </w:rPr>
+        <w:t>,</w:t>
+      </w:r>
+      <w:r>
+        <w:rPr>
+          <w:rFonts w:hint="eastAsia"/>
+        </w:rPr>
+        <w:t>并且监听端口</w:t>
+      </w:r>
+      <w:r>
+        <w:rPr>
+          <w:rFonts w:hint="eastAsia"/>
+        </w:rPr>
+        <w:t>5001.</w:t>
+      </w:r>
+      <w:r>
+        <w:rPr>
+          <w:rFonts w:hint="eastAsia"/>
+        </w:rPr>
+        <w:t>如果要启动第二个</w:t>
+      </w:r>
+      <w:r>
+        <w:rPr>
+          <w:rFonts w:hint="eastAsia"/>
+        </w:rPr>
+        <w:t>,</w:t>
+      </w:r>
+      <w:r>
+        <w:rPr>
+          <w:rFonts w:hint="eastAsia"/>
+        </w:rPr>
+        <w:t>那么可以</w:t>
+      </w:r>
+      <w:r>
+        <w:t>./AVCodec_XServiceApp -m -</w:t>
+      </w:r>
+      <w:r>
+        <w:rPr>
+          <w:rFonts w:hint="eastAsia"/>
+        </w:rPr>
+        <w:t>p</w:t>
+      </w:r>
+      <w:r>
+        <w:t xml:space="preserve"> 500</w:t>
+      </w:r>
+      <w:r>
+        <w:rPr>
+          <w:rFonts w:hint="eastAsia"/>
+        </w:rPr>
+        <w:t>2,</w:t>
+      </w:r>
+      <w:r>
+        <w:rPr>
+          <w:rFonts w:hint="eastAsia"/>
+        </w:rPr>
+        <w:t>这样</w:t>
+      </w:r>
+      <w:r>
+        <w:rPr>
+          <w:rFonts w:hint="eastAsia"/>
+        </w:rPr>
+        <w:t>,</w:t>
+      </w:r>
+      <w:r>
+        <w:rPr>
+          <w:rFonts w:hint="eastAsia"/>
+        </w:rPr>
+        <w:t>端口号不能重复并且没有被使用</w:t>
+      </w:r>
+      <w:r>
+        <w:rPr>
+          <w:rFonts w:hint="eastAsia"/>
+        </w:rPr>
+        <w:t>,</w:t>
+      </w:r>
+      <w:r>
+        <w:rPr>
+          <w:rFonts w:hint="eastAsia"/>
+        </w:rPr>
+        <w:t>如果失败</w:t>
+      </w:r>
+      <w:r>
+        <w:rPr>
+          <w:rFonts w:hint="eastAsia"/>
+        </w:rPr>
+        <w:t>,</w:t>
+      </w:r>
+      <w:r>
+        <w:rPr>
+          <w:rFonts w:hint="eastAsia"/>
+        </w:rPr>
+        <w:t>将立即返回非</w:t>
+      </w:r>
+      <w:r>
+        <w:rPr>
+          <w:rFonts w:hint="eastAsia"/>
+        </w:rPr>
+        <w:t>0</w:t>
+      </w:r>
+      <w:r>
+        <w:rPr>
+          <w:rFonts w:hint="eastAsia"/>
+        </w:rPr>
+        <w:t>值</w:t>
+      </w:r>
+      <w:r>
+        <w:rPr>
+          <w:rFonts w:hint="eastAsia"/>
+        </w:rPr>
+        <w:t>.</w:t>
+      </w:r>
+    </w:p>
+    <w:p>
+      <w:pPr>
+        <w:pStyle w:val="1"/>
+      </w:pPr>
+      <w:bookmarkStart w:id="47" w:name="_Toc235523053"/>
+      <w:r>
+        <w:rPr>
+          <w:rFonts w:hint="eastAsia"/>
+        </w:rPr>
         <w:lastRenderedPageBreak/>
-        <w:t xml:space="preserve">1.11.2 </w:t>
-      </w:r>
-      <w:r>
-        <w:rPr>
-          <w:rFonts w:hint="eastAsia"/>
-        </w:rPr>
-        <w:t>回复</w:t>
-      </w:r>
-      <w:bookmarkEnd w:id="43"/>
+        <w:t>三</w:t>
+      </w:r>
+      <w:r>
+        <w:rPr>
+          <w:rFonts w:hint="eastAsia"/>
+        </w:rPr>
+        <w:t xml:space="preserve"> </w:t>
+      </w:r>
+      <w:r>
+        <w:rPr>
+          <w:rFonts w:hint="eastAsia"/>
+        </w:rPr>
+        <w:t>配置文件</w:t>
+      </w:r>
+      <w:bookmarkEnd w:id="47"/>
+    </w:p>
+    <w:p>
+      <w:r>
+        <w:rPr>
+          <w:rFonts w:hint="eastAsia"/>
+        </w:rPr>
+        <w:t xml:space="preserve">   </w:t>
+      </w:r>
+      <w:r>
+        <w:rPr>
+          <w:rFonts w:hint="eastAsia"/>
+        </w:rPr>
+        <w:t xml:space="preserve"> </w:t>
+      </w:r>
+      <w:r>
+        <w:rPr>
+          <w:rFonts w:hint="eastAsia"/>
+        </w:rPr>
+        <w:t>配置文件一般不用修改</w:t>
+      </w:r>
+    </w:p>
+    <w:p>
+      <w:pPr>
+        <w:ind w:firstLine="420"/>
+      </w:pPr>
+      <w:r>
+        <w:rPr>
+          <w:rFonts w:hint="eastAsia"/>
+        </w:rPr>
+        <w:t>配置文件在</w:t>
+      </w:r>
+      <w:r>
+        <w:t>XEngine_Config</w:t>
+      </w:r>
+      <w:r>
+        <w:rPr>
+          <w:rFonts w:hint="eastAsia"/>
+        </w:rPr>
+        <w:t>/</w:t>
+      </w:r>
+      <w:r>
+        <w:t>XEngine_HttpConfig.json</w:t>
+      </w:r>
+    </w:p>
+    <w:p>
+      <w:pPr>
+        <w:ind w:firstLine="420"/>
+      </w:pPr>
+      <w:r>
+        <w:rPr>
+          <w:rFonts w:hint="eastAsia"/>
+        </w:rPr>
+        <w:t>关键配置如下</w:t>
+      </w:r>
+      <w:r>
+        <w:rPr>
+          <w:rFonts w:hint="eastAsia"/>
+        </w:rPr>
+        <w:t>:</w:t>
+      </w:r>
+    </w:p>
+    <w:p>
+      <w:pPr>
+        <w:ind w:firstLine="420"/>
+      </w:pPr>
+      <w:r>
+        <w:t>nPort</w:t>
+      </w:r>
+      <w:r>
+        <w:rPr>
+          <w:rFonts w:hint="eastAsia"/>
+        </w:rPr>
+        <w:t>:</w:t>
+      </w:r>
+      <w:r>
+        <w:rPr>
+          <w:rFonts w:hint="eastAsia"/>
+        </w:rPr>
+        <w:t>绑定通信端口</w:t>
+      </w:r>
+      <w:r>
+        <w:rPr>
+          <w:rFonts w:hint="eastAsia"/>
+        </w:rPr>
+        <w:t>,</w:t>
+      </w:r>
+      <w:r>
+        <w:rPr>
+          <w:rFonts w:hint="eastAsia"/>
+        </w:rPr>
+        <w:t>参数</w:t>
+      </w:r>
+      <w:r>
+        <w:rPr>
+          <w:rFonts w:hint="eastAsia"/>
+        </w:rPr>
+        <w:t xml:space="preserve">-p </w:t>
+      </w:r>
+      <w:r>
+        <w:rPr>
+          <w:rFonts w:hint="eastAsia"/>
+        </w:rPr>
+        <w:t>对应</w:t>
+      </w:r>
+    </w:p>
+    <w:p>
+      <w:pPr>
+        <w:pStyle w:val="2"/>
+      </w:pPr>
+      <w:bookmarkStart w:id="48" w:name="_Toc235523054"/>
+      <w:r>
+        <w:rPr>
+          <w:rFonts w:hint="eastAsia"/>
+        </w:rPr>
+        <w:t>3.1 XMax</w:t>
+      </w:r>
+      <w:bookmarkEnd w:id="48"/>
+    </w:p>
+    <w:p>
+      <w:r>
+        <w:rPr>
+          <w:rFonts w:hint="eastAsia"/>
+        </w:rPr>
+        <w:t xml:space="preserve">   </w:t>
+      </w:r>
+      <w:r>
+        <w:rPr>
+          <w:rFonts w:hint="eastAsia"/>
+        </w:rPr>
+        <w:t xml:space="preserve"> </w:t>
+      </w:r>
+      <w:r>
+        <w:rPr>
+          <w:rFonts w:hint="eastAsia"/>
+        </w:rPr>
+        <w:t>服务器性能配置</w:t>
+      </w:r>
+    </w:p>
+    <w:p>
+      <w:pPr>
+        <w:pStyle w:val="2"/>
+      </w:pPr>
+      <w:bookmarkStart w:id="49" w:name="_Toc235523055"/>
+      <w:r>
+        <w:rPr>
+          <w:rFonts w:hint="eastAsia"/>
+        </w:rPr>
+        <w:t>3.2 XTime</w:t>
+      </w:r>
+      <w:bookmarkEnd w:id="49"/>
+    </w:p>
+    <w:p>
+      <w:pPr>
+        <w:ind w:firstLine="420"/>
+      </w:pPr>
+      <w:r>
+        <w:rPr>
+          <w:rFonts w:hint="eastAsia"/>
+        </w:rPr>
+        <w:t>服务器超时配置</w:t>
+      </w:r>
+    </w:p>
+    <w:p>
+      <w:pPr>
+        <w:pStyle w:val="2"/>
+      </w:pPr>
+      <w:bookmarkStart w:id="50" w:name="_Toc235523056"/>
+      <w:r>
+        <w:rPr>
+          <w:rFonts w:hint="eastAsia"/>
+        </w:rPr>
+        <w:t>3.3 XLog</w:t>
+      </w:r>
+      <w:bookmarkEnd w:id="50"/>
+    </w:p>
+    <w:p>
+      <w:pPr>
+        <w:ind w:firstLine="420"/>
+      </w:pPr>
+      <w:r>
+        <w:rPr>
+          <w:rFonts w:hint="eastAsia"/>
+        </w:rPr>
+        <w:t>日志配置</w:t>
+      </w:r>
+    </w:p>
+    <w:p>
+      <w:pPr>
+        <w:pStyle w:val="2"/>
+      </w:pPr>
+      <w:bookmarkStart w:id="51" w:name="_Toc235523057"/>
+      <w:r>
+        <w:rPr>
+          <w:rFonts w:hint="eastAsia"/>
+        </w:rPr>
+        <w:t>3.</w:t>
+      </w:r>
+      <w:r>
+        <w:rPr>
+          <w:rFonts w:hint="eastAsia"/>
+        </w:rPr>
+        <w:t>4</w:t>
+      </w:r>
+      <w:r>
+        <w:rPr>
+          <w:rFonts w:hint="eastAsia"/>
+        </w:rPr>
+        <w:t xml:space="preserve"> </w:t>
+      </w:r>
+      <w:r>
+        <w:t>XStream</w:t>
+      </w:r>
+      <w:bookmarkEnd w:id="51"/>
+    </w:p>
+    <w:p>
+      <w:pPr>
+        <w:ind w:firstLine="420"/>
+      </w:pPr>
+      <w:r>
+        <w:t>nMuxRate</w:t>
+      </w:r>
+      <w:r>
+        <w:rPr>
+          <w:rFonts w:hint="eastAsia"/>
+        </w:rPr>
+        <w:t>:</w:t>
+      </w:r>
+      <w:r>
+        <w:rPr>
+          <w:rFonts w:hint="eastAsia"/>
+        </w:rPr>
+        <w:t>表示复用码率大小</w:t>
+      </w:r>
+      <w:r>
+        <w:rPr>
+          <w:rFonts w:hint="eastAsia"/>
+        </w:rPr>
+        <w:t>,</w:t>
+      </w:r>
+      <w:r>
+        <w:rPr>
+          <w:rFonts w:hint="eastAsia"/>
+        </w:rPr>
+        <w:t>转成固定码率</w:t>
+      </w:r>
+      <w:r>
+        <w:rPr>
+          <w:rFonts w:hint="eastAsia"/>
+        </w:rPr>
+        <w:t>,</w:t>
+      </w:r>
+      <w:r>
+        <w:rPr>
+          <w:rFonts w:hint="eastAsia"/>
+        </w:rPr>
+        <w:t>比如</w:t>
+      </w:r>
+      <w:r>
+        <w:rPr>
+          <w:rFonts w:hint="eastAsia"/>
+        </w:rPr>
+        <w:t xml:space="preserve">1 </w:t>
+      </w:r>
+      <w:r>
+        <w:rPr>
+          <w:rFonts w:hint="eastAsia"/>
+        </w:rPr>
+        <w:t>表示在原始视频上</w:t>
+      </w:r>
+      <w:r>
+        <w:rPr>
+          <w:rFonts w:hint="eastAsia"/>
+        </w:rPr>
+        <w:t xml:space="preserve">+1M </w:t>
+      </w:r>
+      <w:r>
+        <w:rPr>
+          <w:rFonts w:hint="eastAsia"/>
+        </w:rPr>
+        <w:t>码率</w:t>
+      </w:r>
+      <w:r>
+        <w:rPr>
+          <w:rFonts w:hint="eastAsia"/>
+        </w:rPr>
+        <w:t>,</w:t>
+      </w:r>
+      <w:r>
+        <w:rPr>
+          <w:rFonts w:hint="eastAsia"/>
+        </w:rPr>
+        <w:t>直播流不支持</w:t>
+      </w:r>
     </w:p>
     <w:p>
       <w:pPr>
         <w:pStyle w:val="1"/>
       </w:pPr>
-      <w:bookmarkStart w:id="44" w:name="_Toc235523050"/>
-      <w:r>
-        <w:rPr>
-          <w:rFonts w:hint="eastAsia"/>
-        </w:rPr>
-        <w:t>二</w:t>
+      <w:bookmarkStart w:id="52" w:name="_Toc235523058"/>
+      <w:r>
+        <w:rPr>
+          <w:rFonts w:hint="eastAsia"/>
+        </w:rPr>
+        <w:t>四</w:t>
       </w:r>
       <w:r>
         <w:rPr>
@@ -18414,9 +19365,9 @@
         <w:rPr>
           <w:rFonts w:hint="eastAsia"/>
         </w:rPr>
-        <w:t>启动模式</w:t>
-      </w:r>
-      <w:bookmarkEnd w:id="44"/>
+        <w:t>启动命令</w:t>
+      </w:r>
+      <w:bookmarkEnd w:id="52"/>
     </w:p>
     <w:p>
       <w:pPr>
@@ -18426,7 +19377,7 @@
         <w:rPr>
           <w:rFonts w:hint="eastAsia"/>
         </w:rPr>
-        <w:t>服务端支持单进程单服务启动</w:t>
+        <w:t>支持更多启动命令</w:t>
       </w:r>
       <w:r>
         <w:rPr>
@@ -18438,7 +19389,55 @@
         <w:rPr>
           <w:rFonts w:hint="eastAsia"/>
         </w:rPr>
-        <w:t>也支持多进程启动</w:t>
+        <w:t>如果需要更多详细的日志</w:t>
+      </w:r>
+      <w:r>
+        <w:rPr>
+          <w:rFonts w:hint="eastAsia"/>
+        </w:rPr>
+        <w:t>,</w:t>
+      </w:r>
+      <w:r>
+        <w:rPr>
+          <w:rFonts w:hint="eastAsia"/>
+        </w:rPr>
+        <w:t>可以使用</w:t>
+      </w:r>
+      <w:r>
+        <w:rPr>
+          <w:rFonts w:hint="eastAsia"/>
+        </w:rPr>
+        <w:t xml:space="preserve"> -l debug </w:t>
+      </w:r>
+      <w:r>
+        <w:rPr>
+          <w:rFonts w:hint="eastAsia"/>
+        </w:rPr>
+        <w:t>参数</w:t>
+      </w:r>
+      <w:r>
+        <w:rPr>
+          <w:rFonts w:hint="eastAsia"/>
+        </w:rPr>
+        <w:t>,</w:t>
+      </w:r>
+      <w:r>
+        <w:rPr>
+          <w:rFonts w:hint="eastAsia"/>
+        </w:rPr>
+        <w:t>配置日志为</w:t>
+      </w:r>
+      <w:r>
+        <w:rPr>
+          <w:rFonts w:hint="eastAsia"/>
+        </w:rPr>
+        <w:t>debug</w:t>
+      </w:r>
+      <w:r>
+        <w:rPr>
+          <w:rFonts w:hint="eastAsia"/>
+        </w:rPr>
+        <w:t>级别</w:t>
       </w:r>
       <w:r>
         <w:rPr>
@@ -18447,27 +19446,114 @@
         <w:t>.</w:t>
       </w:r>
       <w:r>
-        <w:t xml:space="preserve"> </w:t>
-      </w:r>
-    </w:p>
-    <w:p>
-      <w:pPr>
-        <w:pStyle w:val="2"/>
-      </w:pPr>
-      <w:bookmarkStart w:id="45" w:name="_Toc235523051"/>
-      <w:r>
-        <w:rPr>
-          <w:rFonts w:hint="eastAsia"/>
-        </w:rPr>
-        <w:t xml:space="preserve">2.1 </w:t>
-      </w:r>
-      <w:r>
-        <w:rPr>
-          <w:rFonts w:hint="eastAsia"/>
-        </w:rPr>
-        <w:t>服务启动</w:t>
-      </w:r>
-      <w:bookmarkEnd w:id="45"/>
+        <w:rPr>
+          <w:rFonts w:hint="eastAsia"/>
+        </w:rPr>
+        <w:t>默认为</w:t>
+      </w:r>
+      <w:r>
+        <w:rPr>
+          <w:rFonts w:hint="eastAsia"/>
+        </w:rPr>
+        <w:t>-l info</w:t>
+      </w:r>
+      <w:r>
+        <w:rPr>
+          <w:rFonts w:hint="eastAsia"/>
+        </w:rPr>
+        <w:t>级别</w:t>
+      </w:r>
+      <w:r>
+        <w:rPr>
+          <w:rFonts w:hint="eastAsia"/>
+        </w:rPr>
+        <w:t>.</w:t>
+      </w:r>
+      <w:r>
+        <w:rPr>
+          <w:rFonts w:hint="eastAsia"/>
+        </w:rPr>
+        <w:t>如果是测试验证问题</w:t>
+      </w:r>
+      <w:r>
+        <w:rPr>
+          <w:rFonts w:hint="eastAsia"/>
+        </w:rPr>
+        <w:t>,</w:t>
+      </w:r>
+      <w:r>
+        <w:rPr>
+          <w:rFonts w:hint="eastAsia"/>
+        </w:rPr>
+        <w:t>使用</w:t>
+      </w:r>
+      <w:r>
+        <w:rPr>
+          <w:rFonts w:hint="eastAsia"/>
+        </w:rPr>
+        <w:t>-</w:t>
+      </w:r>
+      <w:r>
+        <w:rPr>
+          <w:rFonts w:hint="eastAsia"/>
+        </w:rPr>
+        <w:t xml:space="preserve">l detail </w:t>
+      </w:r>
+      <w:r>
+        <w:rPr>
+          <w:rFonts w:hint="eastAsia"/>
+        </w:rPr>
+        <w:t>详细日志</w:t>
+      </w:r>
+      <w:r>
+        <w:rPr>
+          <w:rFonts w:hint="eastAsia"/>
+        </w:rPr>
+        <w:t xml:space="preserve">,-l debug </w:t>
+      </w:r>
+      <w:r>
+        <w:rPr>
+          <w:rFonts w:hint="eastAsia"/>
+        </w:rPr>
+        <w:t>最大日志</w:t>
+      </w:r>
+      <w:r>
+        <w:rPr>
+          <w:rFonts w:hint="eastAsia"/>
+        </w:rPr>
+        <w:t>.</w:t>
+      </w:r>
+      <w:r>
+        <w:rPr>
+          <w:rFonts w:hint="eastAsia"/>
+        </w:rPr>
+        <w:t>参数启动</w:t>
+      </w:r>
+    </w:p>
+    <w:p>
+      <w:pPr>
+        <w:pStyle w:val="1"/>
+      </w:pPr>
+      <w:bookmarkStart w:id="53" w:name="_Toc235523059"/>
+      <w:r>
+        <w:rPr>
+          <w:rFonts w:hint="eastAsia"/>
+        </w:rPr>
+        <w:t>五</w:t>
+      </w:r>
+      <w:r>
+        <w:rPr>
+          <w:rFonts w:hint="eastAsia"/>
+        </w:rPr>
+        <w:t xml:space="preserve"> HTTP</w:t>
+      </w:r>
+      <w:r>
+        <w:rPr>
+          <w:rFonts w:hint="eastAsia"/>
+        </w:rPr>
+        <w:t>验证</w:t>
+      </w:r>
+      <w:bookmarkEnd w:id="53"/>
     </w:p>
     <w:p>
       <w:pPr>
@@ -18477,7 +19563,31 @@
         <w:rPr>
           <w:rFonts w:hint="eastAsia"/>
         </w:rPr>
-        <w:t>如果不指定任何参数</w:t>
+        <w:t>现在启用</w:t>
+      </w:r>
+      <w:r>
+        <w:rPr>
+          <w:rFonts w:hint="eastAsia"/>
+        </w:rPr>
+        <w:t>HTTP</w:t>
+      </w:r>
+      <w:r>
+        <w:rPr>
+          <w:rFonts w:hint="eastAsia"/>
+        </w:rPr>
+        <w:t>接口验证</w:t>
+      </w:r>
+      <w:r>
+        <w:rPr>
+          <w:rFonts w:hint="eastAsia"/>
+        </w:rPr>
+        <w:t>,HTTP</w:t>
+      </w:r>
+      <w:r>
+        <w:rPr>
+          <w:rFonts w:hint="eastAsia"/>
+        </w:rPr>
+        <w:t>接口处理的时候需要添加验证功能</w:t>
       </w:r>
       <w:r>
         <w:rPr>
@@ -18489,7 +19599,31 @@
         <w:rPr>
           <w:rFonts w:hint="eastAsia"/>
         </w:rPr>
-        <w:t>那么默认使用单进程单服务启动</w:t>
+        <w:t>请求的客户端应该默认支持</w:t>
+      </w:r>
+      <w:r>
+        <w:rPr>
+          <w:rFonts w:hint="eastAsia"/>
+        </w:rPr>
+        <w:t>Basic</w:t>
+      </w:r>
+      <w:r>
+        <w:rPr>
+          <w:rFonts w:hint="eastAsia"/>
+        </w:rPr>
+        <w:t>和</w:t>
+      </w:r>
+      <w:r>
+        <w:rPr>
+          <w:rFonts w:hint="eastAsia"/>
+        </w:rPr>
+        <w:t>Digest</w:t>
+      </w:r>
+      <w:r>
+        <w:rPr>
+          <w:rFonts w:hint="eastAsia"/>
+        </w:rPr>
+        <w:t>两种方式验证</w:t>
       </w:r>
       <w:r>
         <w:rPr>
@@ -18497,19 +19631,70 @@
         </w:rPr>
         <w:t>.</w:t>
       </w:r>
+      <w:r>
+        <w:rPr>
+          <w:rFonts w:hint="eastAsia"/>
+        </w:rPr>
+        <w:t>默认接口用户密码为</w:t>
+      </w:r>
+      <w:r>
+        <w:rPr>
+          <w:rFonts w:hint="eastAsia"/>
+        </w:rPr>
+        <w:t>,</w:t>
+      </w:r>
+      <w:r>
+        <w:rPr>
+          <w:rFonts w:hint="eastAsia"/>
+        </w:rPr>
+        <w:t>用户名</w:t>
+      </w:r>
+      <w:r>
+        <w:rPr>
+          <w:rFonts w:hint="eastAsia"/>
+        </w:rPr>
+        <w:t>:</w:t>
+      </w:r>
+      <w:r>
+        <w:rPr>
+          <w:rFonts w:hint="eastAsia"/>
+        </w:rPr>
+        <w:t>123123aa</w:t>
+      </w:r>
+      <w:r>
+        <w:rPr>
+          <w:rFonts w:hint="eastAsia"/>
+        </w:rPr>
+        <w:t>,</w:t>
+      </w:r>
+      <w:r>
+        <w:rPr>
+          <w:rFonts w:hint="eastAsia"/>
+        </w:rPr>
+        <w:t>密码</w:t>
+      </w:r>
+      <w:r>
+        <w:rPr>
+          <w:rFonts w:hint="eastAsia"/>
+        </w:rPr>
+        <w:t>:</w:t>
+      </w:r>
+      <w:r>
+        <w:rPr>
+          <w:rFonts w:hint="eastAsia"/>
+        </w:rPr>
+        <w:t>123123</w:t>
+      </w:r>
     </w:p>
     <w:p>
       <w:pPr>
         <w:ind w:firstLine="420"/>
       </w:pPr>
       <w:r>
-        <w:t xml:space="preserve">./AVCodec_XServiceApp </w:t>
-      </w:r>
-      <w:r>
-        <w:rPr>
-          <w:rFonts w:hint="eastAsia"/>
-        </w:rPr>
-        <w:t>这样可以指定单进程启动</w:t>
+        <w:rPr>
+          <w:rFonts w:hint="eastAsia"/>
+        </w:rPr>
+        <w:t>如果需要关闭</w:t>
       </w:r>
       <w:r>
         <w:rPr>
@@ -18521,1004 +19706,46 @@
         <w:rPr>
           <w:rFonts w:hint="eastAsia"/>
         </w:rPr>
-        <w:t>默认端口号将使用配置文件中的</w:t>
-      </w:r>
-    </w:p>
-    <w:p>
-      <w:pPr>
-        <w:ind w:firstLine="420"/>
-      </w:pPr>
-      <w:r>
-        <w:rPr>
-          <w:rFonts w:hint="eastAsia"/>
-        </w:rPr>
-        <w:t>也可以自动守护进程后台运行</w:t>
-      </w:r>
-      <w:r>
-        <w:rPr>
-          <w:rFonts w:hint="eastAsia"/>
-        </w:rPr>
-        <w:t>,</w:t>
-      </w:r>
-      <w:r>
-        <w:rPr>
-          <w:rFonts w:hint="eastAsia"/>
-        </w:rPr>
-        <w:t>添加参数</w:t>
-      </w:r>
-      <w:r>
-        <w:rPr>
-          <w:rFonts w:hint="eastAsia"/>
-        </w:rPr>
-        <w:t xml:space="preserve"> -d 1 </w:t>
-      </w:r>
-      <w:r>
-        <w:rPr>
-          <w:rFonts w:hint="eastAsia"/>
-        </w:rPr>
-        <w:t>即可</w:t>
-      </w:r>
-    </w:p>
-    <w:p>
-      <w:pPr>
-        <w:pStyle w:val="2"/>
-      </w:pPr>
-      <w:bookmarkStart w:id="46" w:name="_Toc235523052"/>
-      <w:r>
-        <w:rPr>
-          <w:rFonts w:hint="eastAsia"/>
-        </w:rPr>
-        <w:t xml:space="preserve">2.2 </w:t>
-      </w:r>
-      <w:r>
-        <w:rPr>
-          <w:rFonts w:hint="eastAsia"/>
-        </w:rPr>
-        <w:t>多进程启动</w:t>
-      </w:r>
-      <w:bookmarkEnd w:id="46"/>
-    </w:p>
-    <w:p>
-      <w:pPr>
-        <w:ind w:firstLine="420"/>
-      </w:pPr>
-      <w:r>
-        <w:rPr>
-          <w:rFonts w:hint="eastAsia"/>
-        </w:rPr>
-        <w:t>如果想用多进程启动</w:t>
-      </w:r>
-      <w:r>
-        <w:rPr>
-          <w:rFonts w:hint="eastAsia"/>
-        </w:rPr>
-        <w:t>,</w:t>
-      </w:r>
-      <w:r>
-        <w:rPr>
-          <w:rFonts w:hint="eastAsia"/>
-        </w:rPr>
-        <w:t>必须使用</w:t>
-      </w:r>
-      <w:r>
-        <w:rPr>
-          <w:rFonts w:hint="eastAsia"/>
-        </w:rPr>
-        <w:t xml:space="preserve">-m -p </w:t>
-      </w:r>
-      <w:r>
-        <w:rPr>
-          <w:rFonts w:hint="eastAsia"/>
-        </w:rPr>
-        <w:t>端口号</w:t>
-      </w:r>
-      <w:r>
-        <w:rPr>
-          <w:rFonts w:hint="eastAsia"/>
-        </w:rPr>
-        <w:t xml:space="preserve"> </w:t>
-      </w:r>
-      <w:r>
-        <w:rPr>
-          <w:rFonts w:hint="eastAsia"/>
-        </w:rPr>
-        <w:t>的参数组合</w:t>
-      </w:r>
-      <w:r>
-        <w:rPr>
-          <w:rFonts w:hint="eastAsia"/>
-        </w:rPr>
-        <w:t xml:space="preserve">.-m </w:t>
-      </w:r>
-      <w:r>
-        <w:rPr>
-          <w:rFonts w:hint="eastAsia"/>
-        </w:rPr>
-        <w:t>表示多进程</w:t>
-      </w:r>
-      <w:r>
-        <w:rPr>
-          <w:rFonts w:hint="eastAsia"/>
-        </w:rPr>
-        <w:t>,-p</w:t>
-      </w:r>
-      <w:r>
-        <w:rPr>
-          <w:rFonts w:hint="eastAsia"/>
-        </w:rPr>
-        <w:t>表示要监听的端口</w:t>
-      </w:r>
-      <w:r>
-        <w:rPr>
-          <w:rFonts w:hint="eastAsia"/>
-        </w:rPr>
-        <w:t>,</w:t>
-      </w:r>
-      <w:r>
-        <w:rPr>
-          <w:rFonts w:hint="eastAsia"/>
-        </w:rPr>
-        <w:t>比如</w:t>
-      </w:r>
-      <w:r>
-        <w:t>./AVCodec_XServiceApp -m -</w:t>
-      </w:r>
-      <w:r>
-        <w:rPr>
-          <w:rFonts w:hint="eastAsia"/>
-        </w:rPr>
-        <w:t>p</w:t>
-      </w:r>
-      <w:r>
-        <w:t xml:space="preserve"> 5001</w:t>
-      </w:r>
-      <w:r>
-        <w:rPr>
-          <w:rFonts w:hint="eastAsia"/>
-        </w:rPr>
-        <w:t xml:space="preserve"> </w:t>
-      </w:r>
-      <w:r>
-        <w:rPr>
-          <w:rFonts w:hint="eastAsia"/>
-        </w:rPr>
-        <w:t>表示使用多进程模式</w:t>
-      </w:r>
-      <w:r>
-        <w:rPr>
-          <w:rFonts w:hint="eastAsia"/>
-        </w:rPr>
-        <w:t>,</w:t>
-      </w:r>
-      <w:r>
-        <w:rPr>
-          <w:rFonts w:hint="eastAsia"/>
-        </w:rPr>
-        <w:t>并且监听端口</w:t>
-      </w:r>
-      <w:r>
-        <w:rPr>
-          <w:rFonts w:hint="eastAsia"/>
-        </w:rPr>
-        <w:t>5001.</w:t>
-      </w:r>
-      <w:r>
-        <w:rPr>
-          <w:rFonts w:hint="eastAsia"/>
-        </w:rPr>
-        <w:t>如果要启动第二个</w:t>
-      </w:r>
-      <w:r>
-        <w:rPr>
-          <w:rFonts w:hint="eastAsia"/>
-        </w:rPr>
-        <w:t>,</w:t>
-      </w:r>
-      <w:r>
-        <w:rPr>
-          <w:rFonts w:hint="eastAsia"/>
-        </w:rPr>
-        <w:t>那么可以</w:t>
-      </w:r>
-      <w:r>
-        <w:t>./AVCodec_XServiceApp -m -</w:t>
-      </w:r>
-      <w:r>
-        <w:rPr>
-          <w:rFonts w:hint="eastAsia"/>
-        </w:rPr>
-        <w:t>p</w:t>
-      </w:r>
-      <w:r>
-        <w:t xml:space="preserve"> 500</w:t>
-      </w:r>
-      <w:r>
-        <w:rPr>
-          <w:rFonts w:hint="eastAsia"/>
-        </w:rPr>
-        <w:t>2,</w:t>
-      </w:r>
-      <w:r>
-        <w:rPr>
-          <w:rFonts w:hint="eastAsia"/>
-        </w:rPr>
-        <w:t>这样</w:t>
-      </w:r>
-      <w:r>
-        <w:rPr>
-          <w:rFonts w:hint="eastAsia"/>
-        </w:rPr>
-        <w:t>,</w:t>
-      </w:r>
-      <w:r>
-        <w:rPr>
-          <w:rFonts w:hint="eastAsia"/>
-        </w:rPr>
-        <w:t>端口号不能重复并且没有被使用</w:t>
-      </w:r>
-      <w:r>
-        <w:rPr>
-          <w:rFonts w:hint="eastAsia"/>
-        </w:rPr>
-        <w:t>,</w:t>
-      </w:r>
-      <w:r>
-        <w:rPr>
-          <w:rFonts w:hint="eastAsia"/>
-        </w:rPr>
-        <w:t>如果失败</w:t>
-      </w:r>
-      <w:r>
-        <w:rPr>
-          <w:rFonts w:hint="eastAsia"/>
-        </w:rPr>
-        <w:t>,</w:t>
-      </w:r>
-      <w:r>
-        <w:rPr>
-          <w:rFonts w:hint="eastAsia"/>
-        </w:rPr>
-        <w:t>将立即返回非</w:t>
-      </w:r>
-      <w:r>
-        <w:rPr>
-          <w:rFonts w:hint="eastAsia"/>
-        </w:rPr>
-        <w:t>0</w:t>
-      </w:r>
-      <w:r>
-        <w:rPr>
-          <w:rFonts w:hint="eastAsia"/>
-        </w:rPr>
-        <w:t>值</w:t>
-      </w:r>
-      <w:r>
-        <w:rPr>
-          <w:rFonts w:hint="eastAsia"/>
-        </w:rPr>
-        <w:t>.</w:t>
+        <w:t>请把</w:t>
+      </w:r>
+      <w:r>
+        <w:t>XHttpVer</w:t>
+      </w:r>
+      <w:r>
+        <w:rPr>
+          <w:rFonts w:hint="eastAsia"/>
+        </w:rPr>
+        <w:t>的</w:t>
+      </w:r>
+      <w:r>
+        <w:rPr>
+          <w:rFonts w:hint="eastAsia"/>
+        </w:rPr>
+        <w:t>bEnable</w:t>
+      </w:r>
+      <w:r>
+        <w:rPr>
+          <w:rFonts w:hint="eastAsia"/>
+        </w:rPr>
+        <w:t>设置为</w:t>
+      </w:r>
+      <w:r>
+        <w:rPr>
+          <w:rFonts w:hint="eastAsia"/>
+        </w:rPr>
+        <w:t>false</w:t>
       </w:r>
     </w:p>
     <w:p>
       <w:pPr>
         <w:pStyle w:val="1"/>
       </w:pPr>
-      <w:bookmarkStart w:id="47" w:name="_Toc235523053"/>
-      <w:r>
-        <w:rPr>
-          <w:rFonts w:hint="eastAsia"/>
-        </w:rPr>
-        <w:t>三</w:t>
-      </w:r>
-      <w:r>
-        <w:rPr>
-          <w:rFonts w:hint="eastAsia"/>
-        </w:rPr>
-        <w:t xml:space="preserve"> </w:t>
-      </w:r>
-      <w:r>
-        <w:rPr>
-          <w:rFonts w:hint="eastAsia"/>
-        </w:rPr>
-        <w:t>配置文件</w:t>
-      </w:r>
-      <w:bookmarkEnd w:id="47"/>
-    </w:p>
-    <w:p>
-      <w:r>
-        <w:rPr>
-          <w:rFonts w:hint="eastAsia"/>
-        </w:rPr>
-        <w:t xml:space="preserve">   </w:t>
-      </w:r>
-      <w:r>
-        <w:rPr>
-          <w:rFonts w:hint="eastAsia"/>
-        </w:rPr>
-        <w:t xml:space="preserve"> </w:t>
-      </w:r>
-      <w:r>
-        <w:rPr>
-          <w:rFonts w:hint="eastAsia"/>
-        </w:rPr>
-        <w:t>配置文件一般不用修改</w:t>
-      </w:r>
-    </w:p>
-    <w:p>
-      <w:pPr>
-        <w:ind w:firstLine="420"/>
-      </w:pPr>
-      <w:r>
-        <w:rPr>
-          <w:rFonts w:hint="eastAsia"/>
-        </w:rPr>
-        <w:t>配置文件在</w:t>
-      </w:r>
-      <w:r>
-        <w:t>XEngine_Config</w:t>
-      </w:r>
-      <w:r>
-        <w:rPr>
-          <w:rFonts w:hint="eastAsia"/>
-        </w:rPr>
-        <w:t>/</w:t>
-      </w:r>
-      <w:r>
-        <w:t>XEngine_HttpConfig.json</w:t>
-      </w:r>
-    </w:p>
-    <w:p>
-      <w:pPr>
-        <w:ind w:firstLine="420"/>
-      </w:pPr>
-      <w:r>
-        <w:rPr>
-          <w:rFonts w:hint="eastAsia"/>
-        </w:rPr>
-        <w:t>关键配置如下</w:t>
-      </w:r>
-      <w:r>
-        <w:rPr>
-          <w:rFonts w:hint="eastAsia"/>
-        </w:rPr>
-        <w:t>:</w:t>
-      </w:r>
-    </w:p>
-    <w:p>
-      <w:pPr>
-        <w:ind w:firstLine="420"/>
-      </w:pPr>
-      <w:r>
-        <w:t>nPort</w:t>
-      </w:r>
-      <w:r>
-        <w:rPr>
-          <w:rFonts w:hint="eastAsia"/>
-        </w:rPr>
-        <w:t>:</w:t>
-      </w:r>
-      <w:r>
-        <w:rPr>
-          <w:rFonts w:hint="eastAsia"/>
-        </w:rPr>
-        <w:t>绑定通信端口</w:t>
-      </w:r>
-      <w:r>
-        <w:rPr>
-          <w:rFonts w:hint="eastAsia"/>
-        </w:rPr>
-        <w:t>,</w:t>
-      </w:r>
-      <w:r>
-        <w:rPr>
-          <w:rFonts w:hint="eastAsia"/>
-        </w:rPr>
-        <w:t>参数</w:t>
-      </w:r>
-      <w:r>
-        <w:rPr>
-          <w:rFonts w:hint="eastAsia"/>
-        </w:rPr>
-        <w:t xml:space="preserve">-p </w:t>
-      </w:r>
-      <w:r>
-        <w:rPr>
-          <w:rFonts w:hint="eastAsia"/>
-        </w:rPr>
-        <w:t>对应</w:t>
-      </w:r>
-    </w:p>
-    <w:p>
-      <w:pPr>
-        <w:pStyle w:val="2"/>
-      </w:pPr>
-      <w:bookmarkStart w:id="48" w:name="_Toc235523054"/>
-      <w:r>
-        <w:rPr>
-          <w:rFonts w:hint="eastAsia"/>
-        </w:rPr>
-        <w:t>3.1 XMax</w:t>
-      </w:r>
-      <w:bookmarkEnd w:id="48"/>
-    </w:p>
-    <w:p>
-      <w:r>
-        <w:rPr>
-          <w:rFonts w:hint="eastAsia"/>
-        </w:rPr>
-        <w:t xml:space="preserve">   </w:t>
-      </w:r>
-      <w:r>
-        <w:rPr>
-          <w:rFonts w:hint="eastAsia"/>
-        </w:rPr>
-        <w:t xml:space="preserve"> </w:t>
-      </w:r>
-      <w:r>
-        <w:rPr>
-          <w:rFonts w:hint="eastAsia"/>
-        </w:rPr>
-        <w:t>服务器性能配置</w:t>
-      </w:r>
-    </w:p>
-    <w:p>
-      <w:pPr>
-        <w:pStyle w:val="2"/>
-      </w:pPr>
-      <w:bookmarkStart w:id="49" w:name="_Toc235523055"/>
-      <w:r>
-        <w:rPr>
-          <w:rFonts w:hint="eastAsia"/>
-        </w:rPr>
-        <w:t>3.2 XTime</w:t>
-      </w:r>
-      <w:bookmarkEnd w:id="49"/>
-    </w:p>
-    <w:p>
-      <w:pPr>
-        <w:ind w:firstLine="420"/>
-      </w:pPr>
-      <w:r>
-        <w:rPr>
-          <w:rFonts w:hint="eastAsia"/>
-        </w:rPr>
-        <w:t>服务器超时配置</w:t>
-      </w:r>
-    </w:p>
-    <w:p>
-      <w:pPr>
-        <w:pStyle w:val="2"/>
-      </w:pPr>
-      <w:bookmarkStart w:id="50" w:name="_Toc235523056"/>
-      <w:r>
-        <w:rPr>
-          <w:rFonts w:hint="eastAsia"/>
-        </w:rPr>
-        <w:t>3.3 XLog</w:t>
-      </w:r>
-      <w:bookmarkEnd w:id="50"/>
-    </w:p>
-    <w:p>
-      <w:pPr>
-        <w:ind w:firstLine="420"/>
-      </w:pPr>
-      <w:r>
-        <w:rPr>
-          <w:rFonts w:hint="eastAsia"/>
-        </w:rPr>
-        <w:t>日志配置</w:t>
-      </w:r>
-    </w:p>
-    <w:p>
-      <w:pPr>
-        <w:pStyle w:val="2"/>
-      </w:pPr>
-      <w:bookmarkStart w:id="51" w:name="_Toc235523057"/>
+      <w:bookmarkStart w:id="54" w:name="_Toc235523060"/>
       <w:r>
         <w:rPr>
           <w:rFonts w:hint="eastAsia"/>
         </w:rPr>
         <w:lastRenderedPageBreak/>
-        <w:t>3.</w:t>
-      </w:r>
-      <w:r>
-        <w:rPr>
-          <w:rFonts w:hint="eastAsia"/>
-        </w:rPr>
-        <w:t>4</w:t>
-      </w:r>
-      <w:r>
-        <w:rPr>
-          <w:rFonts w:hint="eastAsia"/>
-        </w:rPr>
-        <w:t xml:space="preserve"> </w:t>
-      </w:r>
-      <w:r>
-        <w:t>XStream</w:t>
-      </w:r>
-      <w:bookmarkEnd w:id="51"/>
-    </w:p>
-    <w:p>
-      <w:pPr>
-        <w:ind w:firstLine="420"/>
-      </w:pPr>
-      <w:r>
-        <w:t>nMuxRate</w:t>
-      </w:r>
-      <w:r>
-        <w:rPr>
-          <w:rFonts w:hint="eastAsia"/>
-        </w:rPr>
-        <w:t>:</w:t>
-      </w:r>
-      <w:r>
-        <w:rPr>
-          <w:rFonts w:hint="eastAsia"/>
-        </w:rPr>
-        <w:t>表示复用码率大小</w:t>
-      </w:r>
-      <w:r>
-        <w:rPr>
-          <w:rFonts w:hint="eastAsia"/>
-        </w:rPr>
-        <w:t>,</w:t>
-      </w:r>
-      <w:r>
-        <w:rPr>
-          <w:rFonts w:hint="eastAsia"/>
-        </w:rPr>
-        <w:t>转成固定码率</w:t>
-      </w:r>
-      <w:r>
-        <w:rPr>
-          <w:rFonts w:hint="eastAsia"/>
-        </w:rPr>
-        <w:t>,</w:t>
-      </w:r>
-      <w:r>
-        <w:rPr>
-          <w:rFonts w:hint="eastAsia"/>
-        </w:rPr>
-        <w:t>比如</w:t>
-      </w:r>
-      <w:r>
-        <w:rPr>
-          <w:rFonts w:hint="eastAsia"/>
-        </w:rPr>
-        <w:t xml:space="preserve">1 </w:t>
-      </w:r>
-      <w:r>
-        <w:rPr>
-          <w:rFonts w:hint="eastAsia"/>
-        </w:rPr>
-        <w:t>表示在原始视频上</w:t>
-      </w:r>
-      <w:r>
-        <w:rPr>
-          <w:rFonts w:hint="eastAsia"/>
-        </w:rPr>
-        <w:t xml:space="preserve">+1M </w:t>
-      </w:r>
-      <w:r>
-        <w:rPr>
-          <w:rFonts w:hint="eastAsia"/>
-        </w:rPr>
-        <w:t>码率</w:t>
-      </w:r>
-      <w:r>
-        <w:rPr>
-          <w:rFonts w:hint="eastAsia"/>
-        </w:rPr>
-        <w:t>,</w:t>
-      </w:r>
-      <w:r>
-        <w:rPr>
-          <w:rFonts w:hint="eastAsia"/>
-        </w:rPr>
-        <w:t>直播流不支持</w:t>
-      </w:r>
-    </w:p>
-    <w:p>
-      <w:pPr>
-        <w:pStyle w:val="1"/>
-      </w:pPr>
-      <w:bookmarkStart w:id="52" w:name="_Toc235523058"/>
-      <w:r>
-        <w:rPr>
-          <w:rFonts w:hint="eastAsia"/>
-        </w:rPr>
-        <w:t>四</w:t>
-      </w:r>
-      <w:r>
-        <w:rPr>
-          <w:rFonts w:hint="eastAsia"/>
-        </w:rPr>
-        <w:t xml:space="preserve"> </w:t>
-      </w:r>
-      <w:r>
-        <w:rPr>
-          <w:rFonts w:hint="eastAsia"/>
-        </w:rPr>
-        <w:t>启动命令</w:t>
-      </w:r>
-      <w:bookmarkEnd w:id="52"/>
-    </w:p>
-    <w:p>
-      <w:pPr>
-        <w:ind w:firstLine="420"/>
-      </w:pPr>
-      <w:r>
-        <w:rPr>
-          <w:rFonts w:hint="eastAsia"/>
-        </w:rPr>
-        <w:t>支持更多启动命令</w:t>
-      </w:r>
-      <w:r>
-        <w:rPr>
-          <w:rFonts w:hint="eastAsia"/>
-        </w:rPr>
-        <w:t>,</w:t>
-      </w:r>
-      <w:r>
-        <w:rPr>
-          <w:rFonts w:hint="eastAsia"/>
-        </w:rPr>
-        <w:t>如果需要更多详细的日志</w:t>
-      </w:r>
-      <w:r>
-        <w:rPr>
-          <w:rFonts w:hint="eastAsia"/>
-        </w:rPr>
-        <w:t>,</w:t>
-      </w:r>
-      <w:r>
-        <w:rPr>
-          <w:rFonts w:hint="eastAsia"/>
-        </w:rPr>
-        <w:t>可以使用</w:t>
-      </w:r>
-      <w:r>
-        <w:rPr>
-          <w:rFonts w:hint="eastAsia"/>
-        </w:rPr>
-        <w:t xml:space="preserve"> -l debug </w:t>
-      </w:r>
-      <w:r>
-        <w:rPr>
-          <w:rFonts w:hint="eastAsia"/>
-        </w:rPr>
-        <w:t>参数</w:t>
-      </w:r>
-      <w:r>
-        <w:rPr>
-          <w:rFonts w:hint="eastAsia"/>
-        </w:rPr>
-        <w:t>,</w:t>
-      </w:r>
-      <w:r>
-        <w:rPr>
-          <w:rFonts w:hint="eastAsia"/>
-        </w:rPr>
-        <w:t>配置日志为</w:t>
-      </w:r>
-      <w:r>
-        <w:rPr>
-          <w:rFonts w:hint="eastAsia"/>
-        </w:rPr>
-        <w:t>debug</w:t>
-      </w:r>
-      <w:r>
-        <w:rPr>
-          <w:rFonts w:hint="eastAsia"/>
-        </w:rPr>
-        <w:t>级别</w:t>
-      </w:r>
-      <w:r>
-        <w:rPr>
-          <w:rFonts w:hint="eastAsia"/>
-        </w:rPr>
-        <w:t>.</w:t>
-      </w:r>
-      <w:r>
-        <w:rPr>
-          <w:rFonts w:hint="eastAsia"/>
-        </w:rPr>
-        <w:t>默认为</w:t>
-      </w:r>
-      <w:r>
-        <w:rPr>
-          <w:rFonts w:hint="eastAsia"/>
-        </w:rPr>
-        <w:t>-l info</w:t>
-      </w:r>
-      <w:r>
-        <w:rPr>
-          <w:rFonts w:hint="eastAsia"/>
-        </w:rPr>
-        <w:t>级别</w:t>
-      </w:r>
-      <w:r>
-        <w:rPr>
-          <w:rFonts w:hint="eastAsia"/>
-        </w:rPr>
-        <w:t>.</w:t>
-      </w:r>
-      <w:r>
-        <w:rPr>
-          <w:rFonts w:hint="eastAsia"/>
-        </w:rPr>
-        <w:t>如果是测试验证问题</w:t>
-      </w:r>
-      <w:r>
-        <w:rPr>
-          <w:rFonts w:hint="eastAsia"/>
-        </w:rPr>
-        <w:t>,</w:t>
-      </w:r>
-      <w:r>
-        <w:rPr>
-          <w:rFonts w:hint="eastAsia"/>
-        </w:rPr>
-        <w:t>使用</w:t>
-      </w:r>
-      <w:r>
-        <w:rPr>
-          <w:rFonts w:hint="eastAsia"/>
-        </w:rPr>
-        <w:t>-</w:t>
-      </w:r>
-      <w:r>
-        <w:rPr>
-          <w:rFonts w:hint="eastAsia"/>
-        </w:rPr>
-        <w:t xml:space="preserve">l detail </w:t>
-      </w:r>
-      <w:r>
-        <w:rPr>
-          <w:rFonts w:hint="eastAsia"/>
-        </w:rPr>
-        <w:t>详细日志</w:t>
-      </w:r>
-      <w:r>
-        <w:rPr>
-          <w:rFonts w:hint="eastAsia"/>
-        </w:rPr>
-        <w:t xml:space="preserve">,-l debug </w:t>
-      </w:r>
-      <w:r>
-        <w:rPr>
-          <w:rFonts w:hint="eastAsia"/>
-        </w:rPr>
-        <w:t>最大日志</w:t>
-      </w:r>
-      <w:r>
-        <w:rPr>
-          <w:rFonts w:hint="eastAsia"/>
-        </w:rPr>
-        <w:t>.</w:t>
-      </w:r>
-      <w:r>
-        <w:rPr>
-          <w:rFonts w:hint="eastAsia"/>
-        </w:rPr>
-        <w:t>参数启动</w:t>
-      </w:r>
-    </w:p>
-    <w:p>
-      <w:pPr>
-        <w:pStyle w:val="1"/>
-      </w:pPr>
-      <w:bookmarkStart w:id="53" w:name="_Toc235523059"/>
-      <w:r>
-        <w:rPr>
-          <w:rFonts w:hint="eastAsia"/>
-        </w:rPr>
-        <w:t>五</w:t>
-      </w:r>
-      <w:r>
-        <w:rPr>
-          <w:rFonts w:hint="eastAsia"/>
-        </w:rPr>
-        <w:t xml:space="preserve"> HTTP</w:t>
-      </w:r>
-      <w:r>
-        <w:rPr>
-          <w:rFonts w:hint="eastAsia"/>
-        </w:rPr>
-        <w:t>验证</w:t>
-      </w:r>
-      <w:bookmarkEnd w:id="53"/>
-    </w:p>
-    <w:p>
-      <w:pPr>
-        <w:ind w:firstLine="420"/>
-      </w:pPr>
-      <w:r>
-        <w:rPr>
-          <w:rFonts w:hint="eastAsia"/>
-        </w:rPr>
-        <w:t>现在启用</w:t>
-      </w:r>
-      <w:r>
-        <w:rPr>
-          <w:rFonts w:hint="eastAsia"/>
-        </w:rPr>
-        <w:t>HTTP</w:t>
-      </w:r>
-      <w:r>
-        <w:rPr>
-          <w:rFonts w:hint="eastAsia"/>
-        </w:rPr>
-        <w:t>接口验证</w:t>
-      </w:r>
-      <w:r>
-        <w:rPr>
-          <w:rFonts w:hint="eastAsia"/>
-        </w:rPr>
-        <w:t>,HTTP</w:t>
-      </w:r>
-      <w:r>
-        <w:rPr>
-          <w:rFonts w:hint="eastAsia"/>
-        </w:rPr>
-        <w:t>接口处理的时候需要添加验证功能</w:t>
-      </w:r>
-      <w:r>
-        <w:rPr>
-          <w:rFonts w:hint="eastAsia"/>
-        </w:rPr>
-        <w:t>,</w:t>
-      </w:r>
-      <w:r>
-        <w:rPr>
-          <w:rFonts w:hint="eastAsia"/>
-        </w:rPr>
-        <w:t>请求的客户端应该默认支持</w:t>
-      </w:r>
-      <w:r>
-        <w:rPr>
-          <w:rFonts w:hint="eastAsia"/>
-        </w:rPr>
-        <w:t>Basic</w:t>
-      </w:r>
-      <w:r>
-        <w:rPr>
-          <w:rFonts w:hint="eastAsia"/>
-        </w:rPr>
-        <w:t>和</w:t>
-      </w:r>
-      <w:r>
-        <w:rPr>
-          <w:rFonts w:hint="eastAsia"/>
-        </w:rPr>
-        <w:t>Digest</w:t>
-      </w:r>
-      <w:r>
-        <w:rPr>
-          <w:rFonts w:hint="eastAsia"/>
-        </w:rPr>
-        <w:t>两种方式验证</w:t>
-      </w:r>
-      <w:r>
-        <w:rPr>
-          <w:rFonts w:hint="eastAsia"/>
-        </w:rPr>
-        <w:t>.</w:t>
-      </w:r>
-      <w:r>
-        <w:rPr>
-          <w:rFonts w:hint="eastAsia"/>
-        </w:rPr>
-        <w:t>默认接口用户密码为</w:t>
-      </w:r>
-      <w:r>
-        <w:rPr>
-          <w:rFonts w:hint="eastAsia"/>
-        </w:rPr>
-        <w:t>,</w:t>
-      </w:r>
-      <w:r>
-        <w:rPr>
-          <w:rFonts w:hint="eastAsia"/>
-        </w:rPr>
-        <w:t>用户名</w:t>
-      </w:r>
-      <w:r>
-        <w:rPr>
-          <w:rFonts w:hint="eastAsia"/>
-        </w:rPr>
-        <w:t>:</w:t>
-      </w:r>
-      <w:r>
-        <w:rPr>
-          <w:rFonts w:hint="eastAsia"/>
-        </w:rPr>
-        <w:t>123123aa</w:t>
-      </w:r>
-      <w:r>
-        <w:rPr>
-          <w:rFonts w:hint="eastAsia"/>
-        </w:rPr>
-        <w:t>,</w:t>
-      </w:r>
-      <w:r>
-        <w:rPr>
-          <w:rFonts w:hint="eastAsia"/>
-        </w:rPr>
-        <w:t>密码</w:t>
-      </w:r>
-      <w:r>
-        <w:rPr>
-          <w:rFonts w:hint="eastAsia"/>
-        </w:rPr>
-        <w:t>:</w:t>
-      </w:r>
-      <w:r>
-        <w:rPr>
-          <w:rFonts w:hint="eastAsia"/>
-        </w:rPr>
-        <w:t>123123</w:t>
-      </w:r>
-    </w:p>
-    <w:p>
-      <w:pPr>
-        <w:ind w:firstLine="420"/>
-      </w:pPr>
-      <w:r>
-        <w:rPr>
-          <w:rFonts w:hint="eastAsia"/>
-        </w:rPr>
-        <w:t>如果需要关闭</w:t>
-      </w:r>
-      <w:r>
-        <w:rPr>
-          <w:rFonts w:hint="eastAsia"/>
-        </w:rPr>
-        <w:t>,</w:t>
-      </w:r>
-      <w:r>
-        <w:rPr>
-          <w:rFonts w:hint="eastAsia"/>
-        </w:rPr>
-        <w:t>请把</w:t>
-      </w:r>
-      <w:r>
-        <w:t>XHttpVer</w:t>
-      </w:r>
-      <w:r>
-        <w:rPr>
-          <w:rFonts w:hint="eastAsia"/>
-        </w:rPr>
-        <w:t>的</w:t>
-      </w:r>
-      <w:r>
-        <w:rPr>
-          <w:rFonts w:hint="eastAsia"/>
-        </w:rPr>
-        <w:t>bEnable</w:t>
-      </w:r>
-      <w:r>
-        <w:rPr>
-          <w:rFonts w:hint="eastAsia"/>
-        </w:rPr>
-        <w:t>设置为</w:t>
-      </w:r>
-      <w:r>
-        <w:rPr>
-          <w:rFonts w:hint="eastAsia"/>
-        </w:rPr>
-        <w:t>false</w:t>
-      </w:r>
-    </w:p>
-    <w:p>
-      <w:pPr>
-        <w:pStyle w:val="1"/>
-      </w:pPr>
-      <w:bookmarkStart w:id="54" w:name="_Toc235523060"/>
-      <w:r>
-        <w:rPr>
-          <w:rFonts w:hint="eastAsia"/>
-        </w:rPr>
         <w:t>附录</w:t>
       </w:r>
       <w:bookmarkEnd w:id="54"/>
@@ -19618,8 +19845,12 @@
     </w:tbl>
     <w:p/>
     <w:sectPr>
-      <w:headerReference w:type="default" r:id="rId14"/>
-      <w:footerReference w:type="default" r:id="rId15"/>
+      <w:headerReference w:type="even" r:id="rId14"/>
+      <w:headerReference w:type="default" r:id="rId15"/>
+      <w:footerReference w:type="even" r:id="rId16"/>
+      <w:footerReference w:type="default" r:id="rId17"/>
+      <w:headerReference w:type="first" r:id="rId18"/>
+      <w:footerReference w:type="first" r:id="rId19"/>
       <w:pgSz w:w="11906" w:h="16838"/>
       <w:pgMar w:top="1440" w:right="1800" w:bottom="1440" w:left="1800" w:header="851" w:footer="992" w:gutter="0"/>
       <w:cols w:space="425"/>
@@ -19649,6 +19880,16 @@
 </file>
 
 <file path=word/footer1.xml><?xml version="1.0" encoding="utf-8"?>
+<w:ftr xmlns:wpc="http://schemas.microsoft.com/office/word/2010/wordprocessingCanvas" xmlns:cx="http://schemas.microsoft.com/office/drawing/2014/chartex" xmlns:cx1="http://schemas.microsoft.com/office/drawing/2015/9/8/chartex" xmlns:cx2="http://schemas.microsoft.com/office/drawing/2015/10/21/chartex" xmlns:cx3="http://schemas.microsoft.com/office/drawing/2016/5/9/chartex" xmlns:cx4="http://schemas.microsoft.com/office/drawing/2016/5/10/chartex" xmlns:cx5="http://schemas.microsoft.com/office/drawing/2016/5/11/chartex" xmlns:cx6="http://schemas.microsoft.com/office/drawing/2016/5/12/chartex" xmlns:cx7="http://schemas.microsoft.com/office/drawing/2016/5/13/chartex" xmlns:cx8="http://schemas.microsoft.com/office/drawing/2016/5/14/chartex" xmlns:mc="http://schemas.openxmlformats.org/markup-compatibility/2006" xmlns:aink="http://schemas.microsoft.com/office/drawing/2016/ink" xmlns:am3d="http://schemas.microsoft.com/office/drawing/2017/model3d" xmlns:o="urn:schemas-microsoft-com:office:office" xmlns:oel="http://schemas.microsoft.com/office/2019/extlst" xmlns:r="http://schemas.openxmlformats.org/officeDocument/2006/relationships" xmlns:m="http://schemas.openxmlformats.org/officeDocument/2006/math" xmlns:v="urn:schemas-microsoft-com:vml" xmlns:wp14="http://schemas.microsoft.com/office/word/2010/wordprocessingDrawing" xmlns:wp="http://schemas.openxmlformats.org/drawingml/2006/wordprocessingDrawing" xmlns:w10="urn:schemas-microsoft-com:office:word" xmlns:w="http://schemas.openxmlformats.org/wordprocessingml/2006/main" xmlns:w14="http://schemas.microsoft.com/office/word/2010/wordml" xmlns:w15="http://schemas.microsoft.com/office/word/2012/wordml" xmlns:w16cex="http://schemas.microsoft.com/office/word/2018/wordml/cex" xmlns:w16cid="http://schemas.microsoft.com/office/word/2016/wordml/cid" xmlns:w16="http://schemas.microsoft.com/office/word/2018/wordml" xmlns:w16du="http://schemas.microsoft.com/office/word/2023/wordml/word16du" xmlns:w16sdtdh="http://schemas.microsoft.com/office/word/2020/wordml/sdtdatahash" xmlns:w16sdtfl="http://schemas.microsoft.com/office/word/2024/wordml/sdtformatlock" xmlns:w16se="http://schemas.microsoft.com/office/word/2015/wordml/symex" xmlns:wpg="http://schemas.microsoft.com/office/word/2010/wordprocessingGroup" xmlns:wpi="http://schemas.microsoft.com/office/word/2010/wordprocessingInk" xmlns:wne="http://schemas.microsoft.com/office/word/2006/wordml" xmlns:wps="http://schemas.microsoft.com/office/word/2010/wordprocessingShape" mc:Ignorable="w14 w15 w16se w16cid w16 w16cex w16sdtdh w16sdtfl w16du wp14">
+  <w:p>
+    <w:pPr>
+      <w:pStyle w:val="a4"/>
+    </w:pPr>
+  </w:p>
+</w:ftr>
+</file>
+
+<file path=word/footer2.xml><?xml version="1.0" encoding="utf-8"?>
 <w:ftr xmlns:wpc="http://schemas.microsoft.com/office/word/2010/wordprocessingCanvas" xmlns:cx="http://schemas.microsoft.com/office/drawing/2014/chartex" xmlns:cx1="http://schemas.microsoft.com/office/drawing/2015/9/8/chartex" xmlns:cx2="http://schemas.microsoft.com/office/drawing/2015/10/21/chartex" xmlns:cx3="http://schemas.microsoft.com/office/drawing/2016/5/9/chartex" xmlns:cx4="http://schemas.microsoft.com/office/drawing/2016/5/10/chartex" xmlns:cx5="http://schemas.microsoft.com/office/drawing/2016/5/11/chartex" xmlns:cx6="http://schemas.microsoft.com/office/drawing/2016/5/12/chartex" xmlns:cx7="http://schemas.microsoft.com/office/drawing/2016/5/13/chartex" xmlns:cx8="http://schemas.microsoft.com/office/drawing/2016/5/14/chartex" xmlns:mc="http://schemas.openxmlformats.org/markup-compatibility/2006" xmlns:aink="http://schemas.microsoft.com/office/drawing/2016/ink" xmlns:am3d="http://schemas.microsoft.com/office/drawing/2017/model3d" xmlns:o="urn:schemas-microsoft-com:office:office" xmlns:oel="http://schemas.microsoft.com/office/2019/extlst" xmlns:r="http://schemas.openxmlformats.org/officeDocument/2006/relationships" xmlns:m="http://schemas.openxmlformats.org/officeDocument/2006/math" xmlns:v="urn:schemas-microsoft-com:vml" xmlns:wp14="http://schemas.microsoft.com/office/word/2010/wordprocessingDrawing" xmlns:wp="http://schemas.openxmlformats.org/drawingml/2006/wordprocessingDrawing" xmlns:w10="urn:schemas-microsoft-com:office:word" xmlns:w="http://schemas.openxmlformats.org/wordprocessingml/2006/main" xmlns:w14="http://schemas.microsoft.com/office/word/2010/wordml" xmlns:w15="http://schemas.microsoft.com/office/word/2012/wordml" xmlns:w16cex="http://schemas.microsoft.com/office/word/2018/wordml/cex" xmlns:w16cid="http://schemas.microsoft.com/office/word/2016/wordml/cid" xmlns:w16="http://schemas.microsoft.com/office/word/2018/wordml" xmlns:w16du="http://schemas.microsoft.com/office/word/2023/wordml/word16du" xmlns:w16sdtdh="http://schemas.microsoft.com/office/word/2020/wordml/sdtdatahash" xmlns:w16sdtfl="http://schemas.microsoft.com/office/word/2024/wordml/sdtformatlock" xmlns:w16se="http://schemas.microsoft.com/office/word/2015/wordml/symex" xmlns:wpg="http://schemas.microsoft.com/office/word/2010/wordprocessingGroup" xmlns:wpi="http://schemas.microsoft.com/office/word/2010/wordprocessingInk" xmlns:wne="http://schemas.microsoft.com/office/word/2006/wordml" xmlns:wps="http://schemas.microsoft.com/office/word/2010/wordprocessingShape" mc:Ignorable="w14 w15 w16se w16cid w16 w16cex w16sdtdh w16sdtfl w16du wp14">
   <w:p>
     <w:pPr>
@@ -19814,6 +20055,16 @@
 </w:ftr>
 </file>
 
+<file path=word/footer3.xml><?xml version="1.0" encoding="utf-8"?>
+<w:ftr xmlns:wpc="http://schemas.microsoft.com/office/word/2010/wordprocessingCanvas" xmlns:cx="http://schemas.microsoft.com/office/drawing/2014/chartex" xmlns:cx1="http://schemas.microsoft.com/office/drawing/2015/9/8/chartex" xmlns:cx2="http://schemas.microsoft.com/office/drawing/2015/10/21/chartex" xmlns:cx3="http://schemas.microsoft.com/office/drawing/2016/5/9/chartex" xmlns:cx4="http://schemas.microsoft.com/office/drawing/2016/5/10/chartex" xmlns:cx5="http://schemas.microsoft.com/office/drawing/2016/5/11/chartex" xmlns:cx6="http://schemas.microsoft.com/office/drawing/2016/5/12/chartex" xmlns:cx7="http://schemas.microsoft.com/office/drawing/2016/5/13/chartex" xmlns:cx8="http://schemas.microsoft.com/office/drawing/2016/5/14/chartex" xmlns:mc="http://schemas.openxmlformats.org/markup-compatibility/2006" xmlns:aink="http://schemas.microsoft.com/office/drawing/2016/ink" xmlns:am3d="http://schemas.microsoft.com/office/drawing/2017/model3d" xmlns:o="urn:schemas-microsoft-com:office:office" xmlns:oel="http://schemas.microsoft.com/office/2019/extlst" xmlns:r="http://schemas.openxmlformats.org/officeDocument/2006/relationships" xmlns:m="http://schemas.openxmlformats.org/officeDocument/2006/math" xmlns:v="urn:schemas-microsoft-com:vml" xmlns:wp14="http://schemas.microsoft.com/office/word/2010/wordprocessingDrawing" xmlns:wp="http://schemas.openxmlformats.org/drawingml/2006/wordprocessingDrawing" xmlns:w10="urn:schemas-microsoft-com:office:word" xmlns:w="http://schemas.openxmlformats.org/wordprocessingml/2006/main" xmlns:w14="http://schemas.microsoft.com/office/word/2010/wordml" xmlns:w15="http://schemas.microsoft.com/office/word/2012/wordml" xmlns:w16cex="http://schemas.microsoft.com/office/word/2018/wordml/cex" xmlns:w16cid="http://schemas.microsoft.com/office/word/2016/wordml/cid" xmlns:w16="http://schemas.microsoft.com/office/word/2018/wordml" xmlns:w16du="http://schemas.microsoft.com/office/word/2023/wordml/word16du" xmlns:w16sdtdh="http://schemas.microsoft.com/office/word/2020/wordml/sdtdatahash" xmlns:w16sdtfl="http://schemas.microsoft.com/office/word/2024/wordml/sdtformatlock" xmlns:w16se="http://schemas.microsoft.com/office/word/2015/wordml/symex" xmlns:wpg="http://schemas.microsoft.com/office/word/2010/wordprocessingGroup" xmlns:wpi="http://schemas.microsoft.com/office/word/2010/wordprocessingInk" xmlns:wne="http://schemas.microsoft.com/office/word/2006/wordml" xmlns:wps="http://schemas.microsoft.com/office/word/2010/wordprocessingShape" mc:Ignorable="w14 w15 w16se w16cid w16 w16cex w16sdtdh w16sdtfl w16du wp14">
+  <w:p>
+    <w:pPr>
+      <w:pStyle w:val="a4"/>
+    </w:pPr>
+  </w:p>
+</w:ftr>
+</file>
+
 <file path=word/footnotes.xml><?xml version="1.0" encoding="utf-8"?>
 <w:footnotes xmlns:wpc="http://schemas.microsoft.com/office/word/2010/wordprocessingCanvas" xmlns:cx="http://schemas.microsoft.com/office/drawing/2014/chartex" xmlns:cx1="http://schemas.microsoft.com/office/drawing/2015/9/8/chartex" xmlns:cx2="http://schemas.microsoft.com/office/drawing/2015/10/21/chartex" xmlns:cx3="http://schemas.microsoft.com/office/drawing/2016/5/9/chartex" xmlns:cx4="http://schemas.microsoft.com/office/drawing/2016/5/10/chartex" xmlns:cx5="http://schemas.microsoft.com/office/drawing/2016/5/11/chartex" xmlns:cx6="http://schemas.microsoft.com/office/drawing/2016/5/12/chartex" xmlns:cx7="http://schemas.microsoft.com/office/drawing/2016/5/13/chartex" xmlns:cx8="http://schemas.microsoft.com/office/drawing/2016/5/14/chartex" xmlns:mc="http://schemas.openxmlformats.org/markup-compatibility/2006" xmlns:aink="http://schemas.microsoft.com/office/drawing/2016/ink" xmlns:am3d="http://schemas.microsoft.com/office/drawing/2017/model3d" xmlns:o="urn:schemas-microsoft-com:office:office" xmlns:oel="http://schemas.microsoft.com/office/2019/extlst" xmlns:r="http://schemas.openxmlformats.org/officeDocument/2006/relationships" xmlns:m="http://schemas.openxmlformats.org/officeDocument/2006/math" xmlns:v="urn:schemas-microsoft-com:vml" xmlns:wp14="http://schemas.microsoft.com/office/word/2010/wordprocessingDrawing" xmlns:wp="http://schemas.openxmlformats.org/drawingml/2006/wordprocessingDrawing" xmlns:w10="urn:schemas-microsoft-com:office:word" xmlns:w="http://schemas.openxmlformats.org/wordprocessingml/2006/main" xmlns:w14="http://schemas.microsoft.com/office/word/2010/wordml" xmlns:w15="http://schemas.microsoft.com/office/word/2012/wordml" xmlns:w16cex="http://schemas.microsoft.com/office/word/2018/wordml/cex" xmlns:w16cid="http://schemas.microsoft.com/office/word/2016/wordml/cid" xmlns:w16="http://schemas.microsoft.com/office/word/2018/wordml" xmlns:w16du="http://schemas.microsoft.com/office/word/2023/wordml/word16du" xmlns:w16sdtdh="http://schemas.microsoft.com/office/word/2020/wordml/sdtdatahash" xmlns:w16sdtfl="http://schemas.microsoft.com/office/word/2024/wordml/sdtformatlock" xmlns:w16se="http://schemas.microsoft.com/office/word/2015/wordml/symex" xmlns:wpg="http://schemas.microsoft.com/office/word/2010/wordprocessingGroup" xmlns:wpi="http://schemas.microsoft.com/office/word/2010/wordprocessingInk" xmlns:wne="http://schemas.microsoft.com/office/word/2006/wordml" xmlns:wps="http://schemas.microsoft.com/office/word/2010/wordprocessingShape" mc:Ignorable="w14 w15 w16se w16cid w16 w16cex w16sdtdh w16sdtfl w16du wp14">
   <w:footnote w:type="separator" w:id="-1">
@@ -19834,6 +20085,16 @@
 </file>
 
 <file path=word/header1.xml><?xml version="1.0" encoding="utf-8"?>
+<w:hdr xmlns:wpc="http://schemas.microsoft.com/office/word/2010/wordprocessingCanvas" xmlns:cx="http://schemas.microsoft.com/office/drawing/2014/chartex" xmlns:cx1="http://schemas.microsoft.com/office/drawing/2015/9/8/chartex" xmlns:cx2="http://schemas.microsoft.com/office/drawing/2015/10/21/chartex" xmlns:cx3="http://schemas.microsoft.com/office/drawing/2016/5/9/chartex" xmlns:cx4="http://schemas.microsoft.com/office/drawing/2016/5/10/chartex" xmlns:cx5="http://schemas.microsoft.com/office/drawing/2016/5/11/chartex" xmlns:cx6="http://schemas.microsoft.com/office/drawing/2016/5/12/chartex" xmlns:cx7="http://schemas.microsoft.com/office/drawing/2016/5/13/chartex" xmlns:cx8="http://schemas.microsoft.com/office/drawing/2016/5/14/chartex" xmlns:mc="http://schemas.openxmlformats.org/markup-compatibility/2006" xmlns:aink="http://schemas.microsoft.com/office/drawing/2016/ink" xmlns:am3d="http://schemas.microsoft.com/office/drawing/2017/model3d" xmlns:o="urn:schemas-microsoft-com:office:office" xmlns:oel="http://schemas.microsoft.com/office/2019/extlst" xmlns:r="http://schemas.openxmlformats.org/officeDocument/2006/relationships" xmlns:m="http://schemas.openxmlformats.org/officeDocument/2006/math" xmlns:v="urn:schemas-microsoft-com:vml" xmlns:wp14="http://schemas.microsoft.com/office/word/2010/wordprocessingDrawing" xmlns:wp="http://schemas.openxmlformats.org/drawingml/2006/wordprocessingDrawing" xmlns:w10="urn:schemas-microsoft-com:office:word" xmlns:w="http://schemas.openxmlformats.org/wordprocessingml/2006/main" xmlns:w14="http://schemas.microsoft.com/office/word/2010/wordml" xmlns:w15="http://schemas.microsoft.com/office/word/2012/wordml" xmlns:w16cex="http://schemas.microsoft.com/office/word/2018/wordml/cex" xmlns:w16cid="http://schemas.microsoft.com/office/word/2016/wordml/cid" xmlns:w16="http://schemas.microsoft.com/office/word/2018/wordml" xmlns:w16du="http://schemas.microsoft.com/office/word/2023/wordml/word16du" xmlns:w16sdtdh="http://schemas.microsoft.com/office/word/2020/wordml/sdtdatahash" xmlns:w16sdtfl="http://schemas.microsoft.com/office/word/2024/wordml/sdtformatlock" xmlns:w16se="http://schemas.microsoft.com/office/word/2015/wordml/symex" xmlns:wpg="http://schemas.microsoft.com/office/word/2010/wordprocessingGroup" xmlns:wpi="http://schemas.microsoft.com/office/word/2010/wordprocessingInk" xmlns:wne="http://schemas.microsoft.com/office/word/2006/wordml" xmlns:wps="http://schemas.microsoft.com/office/word/2010/wordprocessingShape" mc:Ignorable="w14 w15 w16se w16cid w16 w16cex w16sdtdh w16sdtfl w16du wp14">
+  <w:p>
+    <w:pPr>
+      <w:pStyle w:val="a6"/>
+    </w:pPr>
+  </w:p>
+</w:hdr>
+</file>
+
+<file path=word/header2.xml><?xml version="1.0" encoding="utf-8"?>
 <w:hdr xmlns:wpc="http://schemas.microsoft.com/office/word/2010/wordprocessingCanvas" xmlns:cx="http://schemas.microsoft.com/office/drawing/2014/chartex" xmlns:cx1="http://schemas.microsoft.com/office/drawing/2015/9/8/chartex" xmlns:cx2="http://schemas.microsoft.com/office/drawing/2015/10/21/chartex" xmlns:cx3="http://schemas.microsoft.com/office/drawing/2016/5/9/chartex" xmlns:cx4="http://schemas.microsoft.com/office/drawing/2016/5/10/chartex" xmlns:cx5="http://schemas.microsoft.com/office/drawing/2016/5/11/chartex" xmlns:cx6="http://schemas.microsoft.com/office/drawing/2016/5/12/chartex" xmlns:cx7="http://schemas.microsoft.com/office/drawing/2016/5/13/chartex" xmlns:cx8="http://schemas.microsoft.com/office/drawing/2016/5/14/chartex" xmlns:mc="http://schemas.openxmlformats.org/markup-compatibility/2006" xmlns:aink="http://schemas.microsoft.com/office/drawing/2016/ink" xmlns:am3d="http://schemas.microsoft.com/office/drawing/2017/model3d" xmlns:o="urn:schemas-microsoft-com:office:office" xmlns:oel="http://schemas.microsoft.com/office/2019/extlst" xmlns:r="http://schemas.openxmlformats.org/officeDocument/2006/relationships" xmlns:m="http://schemas.openxmlformats.org/officeDocument/2006/math" xmlns:v="urn:schemas-microsoft-com:vml" xmlns:wp14="http://schemas.microsoft.com/office/word/2010/wordprocessingDrawing" xmlns:wp="http://schemas.openxmlformats.org/drawingml/2006/wordprocessingDrawing" xmlns:w10="urn:schemas-microsoft-com:office:word" xmlns:w="http://schemas.openxmlformats.org/wordprocessingml/2006/main" xmlns:w14="http://schemas.microsoft.com/office/word/2010/wordml" xmlns:w15="http://schemas.microsoft.com/office/word/2012/wordml" xmlns:w16cex="http://schemas.microsoft.com/office/word/2018/wordml/cex" xmlns:w16cid="http://schemas.microsoft.com/office/word/2016/wordml/cid" xmlns:w16="http://schemas.microsoft.com/office/word/2018/wordml" xmlns:w16du="http://schemas.microsoft.com/office/word/2023/wordml/word16du" xmlns:w16sdtdh="http://schemas.microsoft.com/office/word/2020/wordml/sdtdatahash" xmlns:w16sdtfl="http://schemas.microsoft.com/office/word/2024/wordml/sdtformatlock" xmlns:w16se="http://schemas.microsoft.com/office/word/2015/wordml/symex" xmlns:wpg="http://schemas.microsoft.com/office/word/2010/wordprocessingGroup" xmlns:wpi="http://schemas.microsoft.com/office/word/2010/wordprocessingInk" xmlns:wne="http://schemas.microsoft.com/office/word/2006/wordml" xmlns:wps="http://schemas.microsoft.com/office/word/2010/wordprocessingShape" mc:Ignorable="w14 w15 w16se w16cid w16 w16cex w16sdtdh w16sdtfl w16du wp14">
   <w:p>
     <w:pPr>
@@ -19858,6 +20119,16 @@
       </w:rPr>
       <w:t xml:space="preserve">                                  by:QYT</w:t>
     </w:r>
+  </w:p>
+</w:hdr>
+</file>
+
+<file path=word/header3.xml><?xml version="1.0" encoding="utf-8"?>
+<w:hdr xmlns:wpc="http://schemas.microsoft.com/office/word/2010/wordprocessingCanvas" xmlns:cx="http://schemas.microsoft.com/office/drawing/2014/chartex" xmlns:cx1="http://schemas.microsoft.com/office/drawing/2015/9/8/chartex" xmlns:cx2="http://schemas.microsoft.com/office/drawing/2015/10/21/chartex" xmlns:cx3="http://schemas.microsoft.com/office/drawing/2016/5/9/chartex" xmlns:cx4="http://schemas.microsoft.com/office/drawing/2016/5/10/chartex" xmlns:cx5="http://schemas.microsoft.com/office/drawing/2016/5/11/chartex" xmlns:cx6="http://schemas.microsoft.com/office/drawing/2016/5/12/chartex" xmlns:cx7="http://schemas.microsoft.com/office/drawing/2016/5/13/chartex" xmlns:cx8="http://schemas.microsoft.com/office/drawing/2016/5/14/chartex" xmlns:mc="http://schemas.openxmlformats.org/markup-compatibility/2006" xmlns:aink="http://schemas.microsoft.com/office/drawing/2016/ink" xmlns:am3d="http://schemas.microsoft.com/office/drawing/2017/model3d" xmlns:o="urn:schemas-microsoft-com:office:office" xmlns:oel="http://schemas.microsoft.com/office/2019/extlst" xmlns:r="http://schemas.openxmlformats.org/officeDocument/2006/relationships" xmlns:m="http://schemas.openxmlformats.org/officeDocument/2006/math" xmlns:v="urn:schemas-microsoft-com:vml" xmlns:wp14="http://schemas.microsoft.com/office/word/2010/wordprocessingDrawing" xmlns:wp="http://schemas.openxmlformats.org/drawingml/2006/wordprocessingDrawing" xmlns:w10="urn:schemas-microsoft-com:office:word" xmlns:w="http://schemas.openxmlformats.org/wordprocessingml/2006/main" xmlns:w14="http://schemas.microsoft.com/office/word/2010/wordml" xmlns:w15="http://schemas.microsoft.com/office/word/2012/wordml" xmlns:w16cex="http://schemas.microsoft.com/office/word/2018/wordml/cex" xmlns:w16cid="http://schemas.microsoft.com/office/word/2016/wordml/cid" xmlns:w16="http://schemas.microsoft.com/office/word/2018/wordml" xmlns:w16du="http://schemas.microsoft.com/office/word/2023/wordml/word16du" xmlns:w16sdtdh="http://schemas.microsoft.com/office/word/2020/wordml/sdtdatahash" xmlns:w16sdtfl="http://schemas.microsoft.com/office/word/2024/wordml/sdtformatlock" xmlns:w16se="http://schemas.microsoft.com/office/word/2015/wordml/symex" xmlns:wpg="http://schemas.microsoft.com/office/word/2010/wordprocessingGroup" xmlns:wpi="http://schemas.microsoft.com/office/word/2010/wordprocessingInk" xmlns:wne="http://schemas.microsoft.com/office/word/2006/wordml" xmlns:wps="http://schemas.microsoft.com/office/word/2010/wordprocessingShape" mc:Ignorable="w14 w15 w16se w16cid w16 w16cex w16sdtdh w16sdtfl w16du wp14">
+  <w:p>
+    <w:pPr>
+      <w:pStyle w:val="a6"/>
+    </w:pPr>
   </w:p>
 </w:hdr>
 </file>
